--- a/RMfF_Final 1.docx
+++ b/RMfF_Final 1.docx
@@ -473,7 +473,7 @@
           <w:szCs w:val="22"/>
           <w:lang w:val="en-US"/>
         </w:rPr>
-        <w:t xml:space="preserve"> We reproduce the paper’s main estimates including a market and Fama-French five factor robustness checks. We observe that the paper is no</w:t>
+        <w:t xml:space="preserve"> We reproduce the paper’s main estimates including a market and Fama-French five factor robustness checks.</w:t>
       </w:r>
     </w:p>
     <w:p>
@@ -543,7 +543,7 @@
           <w:szCs w:val="22"/>
           <w:lang w:val="en-US"/>
         </w:rPr>
-        <w:t>Eisfeldt et all find significant</w:t>
+        <w:t>Eisfeldt et al. find significant</w:t>
       </w:r>
       <w:r>
         <w:rPr>
@@ -759,7 +759,7 @@
           <w:szCs w:val="22"/>
           <w:lang w:val="en-US"/>
         </w:rPr>
-        <w:t>which are also</w:t>
+        <w:t>and are</w:t>
       </w:r>
       <w:r>
         <w:rPr>
@@ -777,7 +777,7 @@
           <w:szCs w:val="22"/>
           <w:lang w:val="en-US"/>
         </w:rPr>
-        <w:t xml:space="preserve">unreversed. </w:t>
+        <w:t xml:space="preserve">not reversed afterwards. </w:t>
       </w:r>
       <w:r>
         <w:rPr>
@@ -813,7 +813,7 @@
           <w:szCs w:val="22"/>
           <w:lang w:val="en-US"/>
         </w:rPr>
-        <w:t xml:space="preserve"> the task composure of different types of </w:t>
+        <w:t xml:space="preserve"> the task composition of different types of </w:t>
       </w:r>
       <w:r>
         <w:rPr>
@@ -920,7 +920,7 @@
           <w:szCs w:val="22"/>
           <w:lang w:val="en-US"/>
         </w:rPr>
-        <w:t xml:space="preserve">A summary of Eisfeldt et al including a reconstruction of the paper’s hypothesis from the premises and assumptions made, an insight into the construction of the firm exposure measure, a presentation of the paper’s main results; </w:t>
+        <w:t xml:space="preserve">A summary of Eisfeldt et al., including a reconstruction of the paper’s hypotheses from the premises and assumptions made, an insight into the construction of the firm exposure measure, a presentation of the paper’s main results; </w:t>
       </w:r>
       <w:r>
         <w:rPr>
@@ -1010,7 +1010,7 @@
           <w:szCs w:val="22"/>
           <w:lang w:val="en-US"/>
         </w:rPr>
-        <w:t xml:space="preserve"> the regressor tests we later conduct</w:t>
+        <w:t xml:space="preserve"> the regression tests we later conduct</w:t>
       </w:r>
       <w:r>
         <w:rPr>

--- a/RMfF_Final 1.docx
+++ b/RMfF_Final 1.docx
@@ -1303,7 +1303,7 @@
           <w:szCs w:val="22"/>
           <w:lang w:val="en-US"/>
         </w:rPr>
-        <w:t xml:space="preserve">2022, is a major technological breakthrough for </w:t>
+        <w:t xml:space="preserve">2022, is a major technological breakthrough for the </w:t>
       </w:r>
       <w:r>
         <w:rPr>
@@ -1375,7 +1375,7 @@
           <w:szCs w:val="22"/>
           <w:lang w:val="en-US"/>
         </w:rPr>
-        <w:t xml:space="preserve"> substitution channel allows to save costs (</w:t>
+        <w:t xml:space="preserve"> substitution channel allows firms to save costs (</w:t>
       </w:r>
       <w:r>
         <w:rPr>
@@ -1393,7 +1393,7 @@
           <w:szCs w:val="22"/>
           <w:lang w:val="en-US"/>
         </w:rPr>
-        <w:t>). These benefits remain even after including the cost of implementation and external externalities (</w:t>
+        <w:t>). These benefits remain even after including the cost of implementation and externalities (</w:t>
       </w:r>
       <w:r>
         <w:rPr>
@@ -1411,7 +1411,7 @@
           <w:szCs w:val="22"/>
           <w:lang w:val="en-US"/>
         </w:rPr>
-        <w:t>). Economic information about potential firm productivity from the common use of Generative AI is incorporated into stock prices (P3). Firms with a greater exposure to Generative AI are expected to benefit from its use, translated by an increase in their future expected cash flows (P</w:t>
+        <w:t>). Economic information about potential firm productivity from the common use of Generative AI is incorporated into stock prices (P3). Firms with a greater exposure to Generative AI are expected to benefit from its use, reflected in an increase in their future expected cash flows (P</w:t>
       </w:r>
       <w:r>
         <w:rPr>
@@ -1475,7 +1475,7 @@
           <w:szCs w:val="22"/>
           <w:lang w:val="en-US"/>
         </w:rPr>
-        <w:t>2022, firms with greater workforce exposure experience higher abnormal stock returns than those who are less exposed.</w:t>
+        <w:t>2022, firms with greater workforce exposure experience higher abnormal stock returns than those that are less exposed.</w:t>
       </w:r>
     </w:p>
     <w:p>
@@ -1496,7 +1496,7 @@
           <w:szCs w:val="22"/>
           <w:lang w:val="en-US"/>
         </w:rPr>
-        <w:t>P1: Generative Artificial intelligence is a major technological breakthrough publicly accessible, affecting the workforce market.</w:t>
+        <w:t>P1: Generative artificial intelligence is a major technological breakthrough publicly accessible, affecting the workforce market.</w:t>
       </w:r>
     </w:p>
     <w:p>
@@ -1673,7 +1673,7 @@
           <w:szCs w:val="22"/>
           <w:lang w:val="en-US"/>
         </w:rPr>
-        <w:t>A1: Investors incorporated new information into stock prices based on their belief in the firm's expected cash flows by seeing the potential of the firm’s productivity. </w:t>
+        <w:t>A1: Investors incorporate new information into stock prices based on their belief in the firm's expected cash flows by seeing the potential of the firm’s productivity. </w:t>
       </w:r>
     </w:p>
     <w:p>
@@ -1738,6 +1738,7 @@
     </w:p>
     <w:p>
       <w:pPr>
+        <w:keepNext/>
         <w:spacing w:before="320" w:after="160" w:line="360" w:lineRule="auto"/>
         <w:outlineLvl w:val="1"/>
         <w:rPr>
@@ -1788,7 +1789,7 @@
           <w:lang w:val="en-US"/>
         </w:rPr>
         <w:lastRenderedPageBreak/>
-        <w:t>describes 19,265 task statements across U.S. occupations. Using OpenAI’s GPT-3.5 Turbo model as a research assistant, the authors evaluate each task against a fixed rubric of Learning Language Model (LLM) capabilities. A task receives a score of 1.0 (direct exposure) if ChatGPT alone is able to cut the completion time by at least half while task quality remains equivalent. It gets 0.5 (indirect exposure) if ChatGPT alone was not enough, but with additional software built on top of LLMs could achieve that time saving and equivalent quality. In all other cases, it receives a score of 0 (no exposure). This step rests on four assumptions.</w:t>
+        <w:t>describes 19,265 task statements across U.S. occupations. Using OpenAI’s GPT-3.5 Turbo model as a research assistant, the authors evaluate each task against a fixed rubric of Large Language Model (LLM) capabilities. A task receives a score of 1.0 (direct exposure) if ChatGPT alone is able to cut the completion time by at least half while task quality remains equivalent. It receives a score of 0.5 (indirect exposure) if ChatGPT alone is not enough, but with additional software built on top of LLMs it can achieve that time saving and equivalent quality. In all other cases, it receives a score of 0 (no exposure). This step rests on four assumptions.</w:t>
       </w:r>
     </w:p>
     <w:p>
@@ -1810,7 +1811,7 @@
           <w:szCs w:val="22"/>
           <w:lang w:val="en-US"/>
         </w:rPr>
-        <w:t xml:space="preserve">First, a time reduction of at least 50% with the same quality is a meaningful threshold for exposure. Second, quality is equivalent when an outside reviewer cannot tell whether a human worked alone or with help of LLMs. Third, ChatGPT-3.5 Turbo is able to reliably assign tasks to a predefined rubric rather than having to predict its own future capabilities. Fourth, the 0.5 weight for indirect exposure fairly reflects the additional development effort and slower adoption involved with additional software usage. Next, the task scores are aggregated into occupations. For each 8-digit O*Net occupation, exposure is computed as the simple average score of all tasks in that occupation. These are then averaged across sub-codes to match 6-digit Standard Occupational Classification (SOC) codes. Here, the authors assume that an occupation can be treated as a portfolio of separable tasks, and that every task contributes equally toward its baseline occupational exposure score. In mechanism tests, they also separate tasks into core (central duties) and supplemental tasks (secondary duties). This split assumes that exposure in core tasks drives substitution, meaning cost savings and possible job displacement, while exposure in supplemental tasks drives complementarity, as it frees time for workers’ main duties. </w:t>
+        <w:t xml:space="preserve">First, a time reduction of at least 50% with the same quality is a meaningful threshold for exposure. Second, quality is equivalent when an outside reviewer cannot tell whether a human worked alone or with the help of LLMs. Third, GPT-3.5 Turbo is able to reliably assign tasks to a predefined rubric rather than having to predict its own future capabilities. Fourth, the 0.5 weight for indirect exposure fairly reflects the additional development effort and slower adoption involved with additional software usage. Next, the task scores are aggregated into occupations. For each 8-digit O*Net occupation, exposure is computed as the simple average score of all tasks in that occupation. These are then averaged across sub-codes to match 6-digit Standard Occupational Classification (SOC) codes. Here, the authors assume that an occupation can be treated as a portfolio of separable tasks, and that every task contributes equally toward its baseline occupational exposure score. In mechanism tests, they also separate tasks into core (central duties) and supplemental tasks (secondary duties). This split assumes that exposure in core tasks drives substitution, meaning cost savings and possible job displacement, while exposure in supplemental tasks drives complementarity, as it frees time for workers’ main duties. </w:t>
       </w:r>
       <w:r>
         <w:rPr>
@@ -1828,7 +1829,7 @@
           <w:szCs w:val="22"/>
           <w:lang w:val="en-US"/>
         </w:rPr>
-        <w:t>Finally, the occupation scores are linked to publicly traded firms. Using online resume and profile data from Revelio Labs, the authors calculate what share of each firm’s headcount belongs to each 6-digit SOC occupation. A firm’s overall workforce exposure is calculated as the weighted average of its occupations’ exposure scores, weighted by each occupation’s employment share within the firm. This step involves three assumptions. The first is that the public resume and online profile data accurately represent the real occupational employment mix of public companies. The second is that workers in the same occupation perform the same mix of tasks regardless of the firm they are employed in. The third is that exposure is linear in headcount shares, so that the number of employees in an occupation reflects how important it is to the firm’s operations. </w:t>
+        <w:t>Finally, the occupation scores are linked to publicly traded firms. Using online resume and profile data from Revelio Labs, the authors calculate what share of each firm’s headcount belongs to each 6-digit SOC occupation. A firm’s overall workforce exposure is calculated as the weighted average of its occupations’ exposure scores, weighted by each occupation’s employment share within the firm. This step involves three assumptions. The first is that the publicly available resume and online profile data accurately represent the real occupational employment mix of public companies. The second is that workers in the same occupation perform the same mix of tasks regardless of the firm they are employed in. The third is that exposure is linear in headcount shares, so that the number of employees in an occupation reflects how important it is to the firm’s operations. </w:t>
       </w:r>
     </w:p>
     <w:p>
@@ -1905,7 +1906,7 @@
           <w:szCs w:val="22"/>
           <w:lang w:val="en-US"/>
         </w:rPr>
-        <w:t xml:space="preserve">Beyond documenting the effect on firm value, the authors investigate the reasons why it changed. Specifically, they tested whether the revaluation came from expected cash flow growth through </w:t>
+        <w:t xml:space="preserve">Beyond documenting the effect on firm value, the authors investigate the reasons why it changed. Specifically, they test whether the revaluation came from expected cash flow growth through </w:t>
       </w:r>
       <w:r>
         <w:rPr>
@@ -1999,7 +2000,7 @@
           <w:szCs w:val="22"/>
           <w:lang w:val="en-US"/>
         </w:rPr>
-        <w:t xml:space="preserve"> demand and wages 1.4% lower, while those exposed through supplemental tasks, such as architects or financial managers, experienced positive effects. Since the value increase was concentrated in core-task exposure, the authors conclude that labor substitution was the main driver.</w:t>
+        <w:t xml:space="preserve"> demand and 1.4% lower wages, while those exposed through supplemental tasks, such as architects or financial managers, experienced positive effects. Since the value increase was concentrated in core-task exposure, the authors conclude that labor substitution was the main driver.</w:t>
       </w:r>
     </w:p>
     <w:p>

--- a/RMfF_Final 1.docx
+++ b/RMfF_Final 1.docx
@@ -651,7 +651,79 @@
           <w:szCs w:val="18"/>
           <w:lang w:val="en-US"/>
         </w:rPr>
-        <w:t>(Gen. AI)</w:t>
+        <w:t/>
+      </w:r>
+      <w:r>
+        <w:rPr>
+          <w:rFonts w:ascii="Century" w:hAnsi="Century" w:cs="Big Caslon Medium"/>
+          <w:sz w:val="22"/>
+          <w:szCs w:val="22"/>
+          <w:lang w:val="en-US"/>
+        </w:rPr>
+        <w:t/>
+      </w:r>
+      <w:r>
+        <w:rPr>
+          <w:rFonts w:ascii="Century" w:hAnsi="Century" w:cs="Big Caslon Medium"/>
+          <w:sz w:val="22"/>
+          <w:szCs w:val="22"/>
+          <w:lang w:val="en-US"/>
+        </w:rPr>
+        <w:t>and shorts</w:t>
+      </w:r>
+      <w:r>
+        <w:rPr>
+          <w:rFonts w:ascii="Century" w:hAnsi="Century" w:cs="Big Caslon Medium"/>
+          <w:sz w:val="22"/>
+          <w:szCs w:val="22"/>
+          <w:lang w:val="en-US"/>
+        </w:rPr>
+        <w:t xml:space="preserve"> the least exposed quintile of firms in </w:t>
+      </w:r>
+      <w:r>
+        <w:rPr>
+          <w:rFonts w:ascii="Century" w:hAnsi="Century" w:cs="Big Caslon Medium"/>
+          <w:sz w:val="22"/>
+          <w:szCs w:val="22"/>
+          <w:lang w:val="en-US"/>
+        </w:rPr>
+        <w:t>the</w:t>
+      </w:r>
+      <w:r>
+        <w:rPr>
+          <w:rFonts w:ascii="Century" w:hAnsi="Century" w:cs="Big Caslon Medium"/>
+          <w:sz w:val="22"/>
+          <w:szCs w:val="22"/>
+          <w:lang w:val="en-US"/>
+        </w:rPr>
+        <w:t xml:space="preserve"> two-week </w:t>
+      </w:r>
+      <w:r>
+        <w:rPr>
+          <w:rFonts w:ascii="Century" w:hAnsi="Century" w:cs="Big Caslon Medium"/>
+          <w:sz w:val="22"/>
+          <w:szCs w:val="22"/>
+          <w:lang w:val="en-US"/>
+        </w:rPr>
+        <w:t>period</w:t>
+      </w:r>
+      <w:r>
+        <w:rPr>
+          <w:rFonts w:ascii="Century" w:hAnsi="Century" w:cs="Big Caslon Medium"/>
+          <w:sz w:val="22"/>
+          <w:szCs w:val="22"/>
+          <w:lang w:val="en-US"/>
+        </w:rPr>
+        <w:t xml:space="preserve"> following the release of ChatGPT</w:t>
+      </w:r>
+      <w:r>
+        <w:rPr>
+          <w:rFonts w:ascii="Century" w:hAnsi="Century" w:cs="Big Caslon Medium"/>
+          <w:sz w:val="22"/>
+          <w:szCs w:val="22"/>
+          <w:lang w:val="en-US"/>
+        </w:rPr>
+        <w:t>. This</w:t>
       </w:r>
       <w:r>
         <w:rPr>
@@ -669,61 +741,25 @@
           <w:szCs w:val="22"/>
           <w:lang w:val="en-US"/>
         </w:rPr>
-        <w:t>and shorts</w:t>
-      </w:r>
-      <w:r>
-        <w:rPr>
-          <w:rFonts w:ascii="Century" w:hAnsi="Century" w:cs="Big Caslon Medium"/>
-          <w:sz w:val="22"/>
-          <w:szCs w:val="22"/>
-          <w:lang w:val="en-US"/>
-        </w:rPr>
-        <w:t xml:space="preserve"> the least exposed quintile of firms in </w:t>
-      </w:r>
-      <w:r>
-        <w:rPr>
-          <w:rFonts w:ascii="Century" w:hAnsi="Century" w:cs="Big Caslon Medium"/>
-          <w:sz w:val="22"/>
-          <w:szCs w:val="22"/>
-          <w:lang w:val="en-US"/>
-        </w:rPr>
-        <w:t>the</w:t>
-      </w:r>
-      <w:r>
-        <w:rPr>
-          <w:rFonts w:ascii="Century" w:hAnsi="Century" w:cs="Big Caslon Medium"/>
-          <w:sz w:val="22"/>
-          <w:szCs w:val="22"/>
-          <w:lang w:val="en-US"/>
-        </w:rPr>
-        <w:t xml:space="preserve"> two-week </w:t>
-      </w:r>
-      <w:r>
-        <w:rPr>
-          <w:rFonts w:ascii="Century" w:hAnsi="Century" w:cs="Big Caslon Medium"/>
-          <w:sz w:val="22"/>
-          <w:szCs w:val="22"/>
-          <w:lang w:val="en-US"/>
-        </w:rPr>
-        <w:t>period</w:t>
-      </w:r>
-      <w:r>
-        <w:rPr>
-          <w:rFonts w:ascii="Century" w:hAnsi="Century" w:cs="Big Caslon Medium"/>
-          <w:sz w:val="22"/>
-          <w:szCs w:val="22"/>
-          <w:lang w:val="en-US"/>
-        </w:rPr>
-        <w:t xml:space="preserve"> following the release of ChatGPT</w:t>
-      </w:r>
-      <w:r>
-        <w:rPr>
-          <w:rFonts w:ascii="Century" w:hAnsi="Century" w:cs="Big Caslon Medium"/>
-          <w:sz w:val="22"/>
-          <w:szCs w:val="22"/>
-          <w:lang w:val="en-US"/>
-        </w:rPr>
-        <w:t>. This</w:t>
+        <w:t>suggests</w:t>
+      </w:r>
+      <w:r>
+        <w:rPr>
+          <w:rFonts w:ascii="Century" w:hAnsi="Century" w:cs="Big Caslon Medium"/>
+          <w:sz w:val="22"/>
+          <w:szCs w:val="22"/>
+          <w:lang w:val="en-US"/>
+        </w:rPr>
+        <w:t xml:space="preserve"> that expectations of the impact of generative AI on firms’ future cash flows are incorporated into prices, </w:t>
+      </w:r>
+      <w:r>
+        <w:rPr>
+          <w:rFonts w:ascii="Century" w:hAnsi="Century" w:cs="Big Caslon Medium"/>
+          <w:sz w:val="22"/>
+          <w:szCs w:val="22"/>
+          <w:lang w:val="en-US"/>
+        </w:rPr>
+        <w:t>and are</w:t>
       </w:r>
       <w:r>
         <w:rPr>
@@ -741,25 +777,70 @@
           <w:szCs w:val="22"/>
           <w:lang w:val="en-US"/>
         </w:rPr>
-        <w:t>suggests</w:t>
-      </w:r>
-      <w:r>
-        <w:rPr>
-          <w:rFonts w:ascii="Century" w:hAnsi="Century" w:cs="Big Caslon Medium"/>
-          <w:sz w:val="22"/>
-          <w:szCs w:val="22"/>
-          <w:lang w:val="en-US"/>
-        </w:rPr>
-        <w:t xml:space="preserve"> that expectations of the impact of Gen. AI on firms’ future cash flows are incorporated into prices, </w:t>
-      </w:r>
-      <w:r>
-        <w:rPr>
-          <w:rFonts w:ascii="Century" w:hAnsi="Century" w:cs="Big Caslon Medium"/>
-          <w:sz w:val="22"/>
-          <w:szCs w:val="22"/>
-          <w:lang w:val="en-US"/>
-        </w:rPr>
-        <w:t>and are</w:t>
+        <w:t xml:space="preserve">not reversed afterwards. </w:t>
+      </w:r>
+      <w:r>
+        <w:rPr>
+          <w:rFonts w:ascii="Century" w:hAnsi="Century" w:cs="Big Caslon Medium"/>
+          <w:sz w:val="22"/>
+          <w:szCs w:val="22"/>
+          <w:lang w:val="en-US"/>
+        </w:rPr>
+        <w:t>The authors</w:t>
+      </w:r>
+      <w:r>
+        <w:rPr>
+          <w:rFonts w:ascii="Century" w:hAnsi="Century" w:cs="Big Caslon Medium"/>
+          <w:sz w:val="22"/>
+          <w:szCs w:val="22"/>
+          <w:lang w:val="en-US"/>
+        </w:rPr>
+        <w:t xml:space="preserve"> identify two distinct channels that explain the cumulative abnormal return difference – the effect on labor, both substitution and complementarity, motivating </w:t>
+      </w:r>
+      <w:r>
+        <w:rPr>
+          <w:rFonts w:ascii="Century" w:hAnsi="Century" w:cs="Big Caslon Medium"/>
+          <w:sz w:val="22"/>
+          <w:szCs w:val="22"/>
+          <w:lang w:val="en-US"/>
+        </w:rPr>
+        <w:t>a look into</w:t>
+      </w:r>
+      <w:r>
+        <w:rPr>
+          <w:rFonts w:ascii="Century" w:hAnsi="Century" w:cs="Big Caslon Medium"/>
+          <w:sz w:val="22"/>
+          <w:szCs w:val="22"/>
+          <w:lang w:val="en-US"/>
+        </w:rPr>
+        <w:t xml:space="preserve"> the task composition of different types of </w:t>
+      </w:r>
+      <w:r>
+        <w:rPr>
+          <w:rFonts w:ascii="Century" w:hAnsi="Century" w:cs="Big Caslon Medium"/>
+          <w:sz w:val="22"/>
+          <w:szCs w:val="22"/>
+          <w:lang w:val="en-US"/>
+        </w:rPr>
+        <w:t>labor</w:t>
+      </w:r>
+      <w:r>
+        <w:rPr>
+          <w:rFonts w:ascii="Century" w:hAnsi="Century" w:cs="Big Caslon Medium"/>
+          <w:sz w:val="22"/>
+          <w:szCs w:val="22"/>
+          <w:lang w:val="en-US"/>
+        </w:rPr>
+        <w:t xml:space="preserve"> and </w:t>
+      </w:r>
+      <w:r>
+        <w:rPr>
+          <w:rFonts w:ascii="Century" w:hAnsi="Century" w:cs="Big Caslon Medium"/>
+          <w:sz w:val="22"/>
+          <w:szCs w:val="22"/>
+          <w:lang w:val="en-US"/>
+        </w:rPr>
+        <w:t>each task’s</w:t>
       </w:r>
       <w:r>
         <w:rPr>
@@ -777,88 +858,7 @@
           <w:szCs w:val="22"/>
           <w:lang w:val="en-US"/>
         </w:rPr>
-        <w:t xml:space="preserve">not reversed afterwards. </w:t>
-      </w:r>
-      <w:r>
-        <w:rPr>
-          <w:rFonts w:ascii="Century" w:hAnsi="Century" w:cs="Big Caslon Medium"/>
-          <w:sz w:val="22"/>
-          <w:szCs w:val="22"/>
-          <w:lang w:val="en-US"/>
-        </w:rPr>
-        <w:t>The authors</w:t>
-      </w:r>
-      <w:r>
-        <w:rPr>
-          <w:rFonts w:ascii="Century" w:hAnsi="Century" w:cs="Big Caslon Medium"/>
-          <w:sz w:val="22"/>
-          <w:szCs w:val="22"/>
-          <w:lang w:val="en-US"/>
-        </w:rPr>
-        <w:t xml:space="preserve"> identify two distinct channels that explain the cumulative abnormal return difference – the effect on labor, both substitution and complementarity, motivating </w:t>
-      </w:r>
-      <w:r>
-        <w:rPr>
-          <w:rFonts w:ascii="Century" w:hAnsi="Century" w:cs="Big Caslon Medium"/>
-          <w:sz w:val="22"/>
-          <w:szCs w:val="22"/>
-          <w:lang w:val="en-US"/>
-        </w:rPr>
-        <w:t>a look into</w:t>
-      </w:r>
-      <w:r>
-        <w:rPr>
-          <w:rFonts w:ascii="Century" w:hAnsi="Century" w:cs="Big Caslon Medium"/>
-          <w:sz w:val="22"/>
-          <w:szCs w:val="22"/>
-          <w:lang w:val="en-US"/>
-        </w:rPr>
-        <w:t xml:space="preserve"> the task composition of different types of </w:t>
-      </w:r>
-      <w:r>
-        <w:rPr>
-          <w:rFonts w:ascii="Century" w:hAnsi="Century" w:cs="Big Caslon Medium"/>
-          <w:sz w:val="22"/>
-          <w:szCs w:val="22"/>
-          <w:lang w:val="en-US"/>
-        </w:rPr>
-        <w:t>labor</w:t>
-      </w:r>
-      <w:r>
-        <w:rPr>
-          <w:rFonts w:ascii="Century" w:hAnsi="Century" w:cs="Big Caslon Medium"/>
-          <w:sz w:val="22"/>
-          <w:szCs w:val="22"/>
-          <w:lang w:val="en-US"/>
-        </w:rPr>
-        <w:t xml:space="preserve"> and </w:t>
-      </w:r>
-      <w:r>
-        <w:rPr>
-          <w:rFonts w:ascii="Century" w:hAnsi="Century" w:cs="Big Caslon Medium"/>
-          <w:sz w:val="22"/>
-          <w:szCs w:val="22"/>
-          <w:lang w:val="en-US"/>
-        </w:rPr>
-        <w:t>each task’s</w:t>
-      </w:r>
-      <w:r>
-        <w:rPr>
-          <w:rFonts w:ascii="Century" w:hAnsi="Century" w:cs="Big Caslon Medium"/>
-          <w:sz w:val="22"/>
-          <w:szCs w:val="22"/>
-          <w:lang w:val="en-US"/>
-        </w:rPr>
-        <w:t xml:space="preserve"> </w:t>
-      </w:r>
-      <w:r>
-        <w:rPr>
-          <w:rFonts w:ascii="Century" w:hAnsi="Century" w:cs="Big Caslon Medium"/>
-          <w:sz w:val="22"/>
-          <w:szCs w:val="22"/>
-          <w:lang w:val="en-US"/>
-        </w:rPr>
-        <w:t>exposure to AI; the effect on products, namely the displacement of value from the introduction of Gen. AI.</w:t>
+        <w:t>exposure to AI; the effect on products, namely the displacement of value from the introduction of generative AI.</w:t>
       </w:r>
     </w:p>
     <w:p>
@@ -2086,7 +2086,7 @@
           <w:szCs w:val="22"/>
           <w:lang w:val="en-US"/>
         </w:rPr>
-        <w:t>Eisfeldt et. all report a 5% estimate of the difference in cumulative abnormal returns post-ChatGPT between firms in the highest and the lowest quintiles of employee task exposure to Generative AI. Some of the paper length is owed to the complex construction of core and supplemental task exposure rates. The principal channel is labor exposure: workforce productivity gains under complementarity or cost-saving labor substitution affect the expected free cash in company fundamentals. The secondary channel is product value displacement by AI, or that products become at least in part obsolete with the development of AI, which is later observed to not be statistically significant from within-industry variation. Controls for market co-movements seem robust, with CAPM and Fama-French Five Factors Model returning significant alpha after the event period. In this section, we propose that these controls are correct, the channels well-identified, and that the unreversed valuation difference is correctly attributed to the GenAI technological shock.</w:t>
+        <w:t>Eisfeldt et. all report a 5% estimate of the difference in cumulative abnormal returns post-ChatGPT between firms in the highest and the lowest quintiles of employee task exposure to Generative AI. Some of the paper length is owed to the complex construction of core and supplemental task exposure rates. The principal channel is labor exposure: workforce productivity gains under complementarity or cost-saving labor substitution affect the expected free cash in company fundamentals. The secondary channel is product value displacement by AI, or that products become at least in part obsolete with the development of AI, which is later observed to not be statistically significant from within-industry variation. Controls for market co-movements seem robust, with CAPM and Fama-French Five Factors Model returning significant alpha after the event period. In this section, we propose that these controls are correct, the channels well-identified, and that the unreversed valuation difference is correctly attributed to the generative AI technological shock.</w:t>
       </w:r>
     </w:p>
     <w:p>
@@ -6138,7 +6138,7 @@
                 <w:szCs w:val="18"/>
                 <w:lang w:val="en-US"/>
               </w:rPr>
-              <w:t>“GenAI Exposure”</w:t>
+              <w:t>“Generative AI Exposure”</w:t>
             </w:r>
           </w:p>
         </w:tc>
@@ -8161,7 +8161,7 @@
           <w:szCs w:val="22"/>
           <w:lang w:val="en-US"/>
         </w:rPr>
-        <w:t xml:space="preserve">In order to replicate the paper’s central estimate, we followed the original portfolio sorting methodology applied to data collected in Section 3 : raw excess returns, CAPM and FF5 adjusted abnormal returns. As on the paper, firms are sorted into value weighted quintiles based on their GenAI score, </w:t>
+        <w:t xml:space="preserve">In order to replicate the paper’s central estimate, we followed the original portfolio sorting methodology applied to data collected in Section 3 : raw excess returns, CAPM and FF5 adjusted abnormal returns. As on the paper, firms are sorted into value weighted quintiles based on their generative AI score, </w:t>
       </w:r>
       <w:r>
         <w:rPr>

--- a/RMfF_Final 1.docx
+++ b/RMfF_Final 1.docx
@@ -651,16 +651,16 @@
           <w:szCs w:val="18"/>
           <w:lang w:val="en-US"/>
         </w:rPr>
-        <w:t/>
-      </w:r>
-      <w:r>
-        <w:rPr>
-          <w:rFonts w:ascii="Century" w:hAnsi="Century" w:cs="Big Caslon Medium"/>
-          <w:sz w:val="22"/>
-          <w:szCs w:val="22"/>
-          <w:lang w:val="en-US"/>
-        </w:rPr>
-        <w:t/>
+        <w:t>(Gen. AI)</w:t>
+      </w:r>
+      <w:r>
+        <w:rPr>
+          <w:rFonts w:ascii="Century" w:hAnsi="Century" w:cs="Big Caslon Medium"/>
+          <w:sz w:val="22"/>
+          <w:szCs w:val="22"/>
+          <w:lang w:val="en-US"/>
+        </w:rPr>
+        <w:t xml:space="preserve"> </w:t>
       </w:r>
       <w:r>
         <w:rPr>
@@ -750,7 +750,7 @@
           <w:szCs w:val="22"/>
           <w:lang w:val="en-US"/>
         </w:rPr>
-        <w:t xml:space="preserve"> that expectations of the impact of generative AI on firms’ future cash flows are incorporated into prices, </w:t>
+        <w:t xml:space="preserve"> that expectations of the impact of Generative AI on firms’ future cash flows are incorporated into prices, </w:t>
       </w:r>
       <w:r>
         <w:rPr>
@@ -858,7 +858,7 @@
           <w:szCs w:val="22"/>
           <w:lang w:val="en-US"/>
         </w:rPr>
-        <w:t>exposure to AI; the effect on products, namely the displacement of value from the introduction of generative AI.</w:t>
+        <w:t>exposure to AI; the effect on products, namely the displacement of value from the introduction of Generative AI.</w:t>
       </w:r>
     </w:p>
     <w:p>
@@ -2086,7 +2086,7 @@
           <w:szCs w:val="22"/>
           <w:lang w:val="en-US"/>
         </w:rPr>
-        <w:t>Eisfeldt et. all report a 5% estimate of the difference in cumulative abnormal returns post-ChatGPT between firms in the highest and the lowest quintiles of employee task exposure to Generative AI. Some of the paper length is owed to the complex construction of core and supplemental task exposure rates. The principal channel is labor exposure: workforce productivity gains under complementarity or cost-saving labor substitution affect the expected free cash in company fundamentals. The secondary channel is product value displacement by AI, or that products become at least in part obsolete with the development of AI, which is later observed to not be statistically significant from within-industry variation. Controls for market co-movements seem robust, with CAPM and Fama-French Five Factors Model returning significant alpha after the event period. In this section, we propose that these controls are correct, the channels well-identified, and that the unreversed valuation difference is correctly attributed to the generative AI technological shock.</w:t>
+        <w:t>Eisfeldt et. all report a 5% estimate of the difference in cumulative abnormal returns post-ChatGPT between firms in the highest and the lowest quintiles of employee task exposure to Generative AI. Some of the paper length is owed to the complex construction of core and supplemental task exposure rates. The principal channel is labor exposure: workforce productivity gains under complementarity or cost-saving labor substitution affect the expected free cash in company fundamentals. The secondary channel is product value displacement by AI, or that products become at least in part obsolete with the development of AI, which is later observed to not be statistically significant from within-industry variation. Controls for market co-movements seem robust, with CAPM and Fama-French Five Factors Model returning significant alpha after the event period. In this section, we propose that these controls are correct, the channels well-identified, and that the unreversed valuation difference is correctly attributed to the Generative AI technological shock.</w:t>
       </w:r>
     </w:p>
     <w:p>
@@ -8161,7 +8161,7 @@
           <w:szCs w:val="22"/>
           <w:lang w:val="en-US"/>
         </w:rPr>
-        <w:t xml:space="preserve">In order to replicate the paper’s central estimate, we followed the original portfolio sorting methodology applied to data collected in Section 3 : raw excess returns, CAPM and FF5 adjusted abnormal returns. As on the paper, firms are sorted into value weighted quintiles based on their generative AI score, </w:t>
+        <w:t xml:space="preserve">In order to replicate the paper’s central estimate, we followed the original portfolio sorting methodology applied to data collected in Section 3 : raw excess returns, CAPM and FF5 adjusted abnormal returns. As on the paper, firms are sorted into value weighted quintiles based on their Generative AI score, </w:t>
       </w:r>
       <w:r>
         <w:rPr>

--- a/RMfF_Final 1.docx
+++ b/RMfF_Final 1.docx
@@ -473,7 +473,7 @@
           <w:szCs w:val="22"/>
           <w:lang w:val="en-US"/>
         </w:rPr>
-        <w:t xml:space="preserve"> We reproduce the paper’s main estimates including a market and Fama-French five factor robustness checks.</w:t>
+        <w:t xml:space="preserve"> We reproduce the paper’s main estimates including a market and Fama-French five-factor robustness checks.</w:t>
       </w:r>
     </w:p>
     <w:p>
@@ -2086,7 +2086,7 @@
           <w:szCs w:val="22"/>
           <w:lang w:val="en-US"/>
         </w:rPr>
-        <w:t>Eisfeldt et. all report a 5% estimate of the difference in cumulative abnormal returns post-ChatGPT between firms in the highest and the lowest quintiles of employee task exposure to Generative AI. Some of the paper length is owed to the complex construction of core and supplemental task exposure rates. The principal channel is labor exposure: workforce productivity gains under complementarity or cost-saving labor substitution affect the expected free cash in company fundamentals. The secondary channel is product value displacement by AI, or that products become at least in part obsolete with the development of AI, which is later observed to not be statistically significant from within-industry variation. Controls for market co-movements seem robust, with CAPM and Fama-French Five Factors Model returning significant alpha after the event period. In this section, we propose that these controls are correct, the channels well-identified, and that the unreversed valuation difference is correctly attributed to the Generative AI technological shock.</w:t>
+        <w:t xml:space="preserve">Eisfeldt et al. report a 5% estimate of the difference in cumulative abnormal returns post-ChatGPT between firms in the highest and the lowest quintiles of employee task exposure to Generative AI. Part of the paper’s length is owed to the complex construction of core and supplemental task exposure rates. The principal channel is labor exposure: workforce productivity gains under complementarity or cost-saving labor substitution affect the expected free cash flows in company fundamentals. The secondary channel is product value displacement by AI, or that products become at least in part obsolete with the development of AI, which is later found not to be statistically significant based on within-industry variation. Controls for market co-movements seem robust, with CAPM and Fama-French Five Factors Model returning significant alpha after the event period. In this section, we propose that these controls are correct, the channels well-identified, and that the unreversed valuation difference is correctly attributed to the Generative AI technological shock.</w:t>
       </w:r>
     </w:p>
     <w:p>
@@ -2353,7 +2353,7 @@
           <w:szCs w:val="22"/>
           <w:lang w:val="en-US"/>
         </w:rPr>
-        <w:t>. On December 13, a softer-than-expected November CPI print (7.1% YoY vs. 7.3% consensus) drove yields down and the S&amp;P 500 up 0.73%. On December 14, the final day of the window, the FOMC raised rates by 50 basis points as expected, but J. Powell's hawkish remarks reversed the market, and the S&amp;P 500 closed down 0.61%.</w:t>
+        <w:t xml:space="preserve">. On December 13, a softer-than-expected November CPI print (7.1% YoY vs. 7.3% consensus) drove yields down and the S&amp;P 500 up 0.73%. On December 14, the final day of the window, the FOMC raised rates by 50 basis points as expected, but Chair Jerome Powell's hawkish remarks reversed the market, and the S&amp;P 500 closed down 0.61%.</w:t>
       </w:r>
       <w:r>
         <w:rPr>
@@ -2372,7 +2372,7 @@
           <w:szCs w:val="22"/>
           <w:lang w:val="en-US"/>
         </w:rPr>
-        <w:t xml:space="preserve">Because the two shocks moved the aggregate market in opposite directions of similar magnitude, a simple "rates up, market down" story cannot explain the result: AMH is long-short and dollar-neutral, so a uniform market move is absorbed by construction and further stripped out by the CAPM and FF5 adjustments. The sharper concern is differential sensitivity. If high-exposure firms are disproportionately human-capital-intensive, growth-oriented businesses (consistent with the paper's own finding that exposure concentrates in IT and professional services rather than in tangible-asset sectors (Table III, Figure 4)), they plausibly carry higher valuation </w:t>
+        <w:t xml:space="preserve">Because the two shocks moved the aggregate market in opposite directions and by similar amounts, a uniform market-wide reaction to interest-rate news would largely net out over the two days. This does not make AMH immune to it: being dollar-neutral is not the same as being beta-neutral, so if the high-exposure quintile has a higher market beta than the low-exposure quintile, each daily market move feeds into AMH with the sign of that beta gap (positively on December 13, negatively on December 14). The CAPM and FF5 adjustments remove this market-beta component, but only the part that is linear in the market, size, value, profitability and investment factors. The sharper concern is differential sensitivity. If high-exposure firms are disproportionately human-capital-intensive, growth-oriented businesses (consistent with the paper's own finding that exposure concentrates in IT and professional services rather than in tangible-asset sectors (Table III, Figure 4)), they plausibly carry higher valuation </w:t>
       </w:r>
       <w:r>
         <w:rPr>
@@ -2392,7 +2392,7 @@
           <w:szCs w:val="22"/>
           <w:lang w:val="en-US"/>
         </w:rPr>
-        <w:t xml:space="preserve"> would rally more on the dovish CPI day and fall more on the hawkish FOMC day. Whether these offsetting effects cancel out or leave a net bias is not resolved by the paper's controls, since none of the five Fama-French factors targets interest rate risk specifically.</w:t>
+        <w:t xml:space="preserve"> would rally more on the dovish CPI day and fall more on the hawkish FOMC day. Whether these offsetting effects cancel out or leave a net bias is not resolved by the paper's controls, since none of the five Fama-French factors targets interest-rate risk specifically.</w:t>
       </w:r>
     </w:p>
     <w:p>
@@ -2446,7 +2446,7 @@
           <w:szCs w:val="22"/>
           <w:lang w:val="en-US"/>
         </w:rPr>
-        <w:t xml:space="preserve"> re-estimating the paper's central specification with these two days excluded. If the exposure-return relation is stable with and without them, this would indicate the macro news does not materially explain the two-week result, strengthening confidence that the estimate reflects a genuine reaction to Generative AI exposure.</w:t>
+        <w:t xml:space="preserve"> re-estimating the paper's central specification with these two days excluded. If the exposure-return relation is stable with and without them, this would indicate the macro news does not materially explain the two-week result, strengthening confidence that the estimate reflects a genuine reaction to Generative AI exposure. Because a stable coefficient could also arise simply because any two days carry little weight in an eleven-day window, we complement this exclusion test with a placebo test: we re-estimate the specification after excluding other, arbitrary pairs of consecutive trading days from the window. If dropping December 13–14 shrinks the coefficient no more than dropping a random pair does, the two macroeconomic dates cannot be singled out as special.</w:t>
       </w:r>
     </w:p>
     <w:p>
@@ -2553,7 +2553,7 @@
           <w:szCs w:val="22"/>
           <w:lang w:val="en-US"/>
         </w:rPr>
-        <w:t xml:space="preserve"> event window may be partly driven by two macroeconomic announcements falling inside that window (the CPI release and the FOMC's 50 bp hike) which could move firms asymmetrically if they differ in duration/growth sensitivity. The paper's CAPM and Fama-French controls absorb market, size, value, profitability and investment risk, but none of these specifically targets interest-rate risk.</w:t>
+        <w:t xml:space="preserve"> event window may be partly driven by two macroeconomic announcements falling inside that window (the CPI release and the FOMC's 50 bp hike), which could move firms asymmetrically if they differ in duration/growth sensitivity. The paper's CAPM and Fama-French controls absorb market, size, value, profitability and investment risk, but none of these specifically targets interest-rate risk.</w:t>
       </w:r>
     </w:p>
     <w:p>
@@ -2577,144 +2577,6 @@
           <w:lang w:val="en-US"/>
           <w14:ligatures w14:val="standardContextual"/>
         </w:rPr>
-        <mc:AlternateContent>
-          <mc:Choice Requires="wps">
-            <w:drawing>
-              <wp:anchor distT="0" distB="0" distL="114300" distR="114300" simplePos="0" relativeHeight="251663360" behindDoc="0" locked="0" layoutInCell="1" allowOverlap="1" wp14:anchorId="6F9F1C28" wp14:editId="4B9AFE98">
-                <wp:simplePos x="0" y="0"/>
-                <wp:positionH relativeFrom="column">
-                  <wp:posOffset>1605280</wp:posOffset>
-                </wp:positionH>
-                <wp:positionV relativeFrom="paragraph">
-                  <wp:posOffset>3225800</wp:posOffset>
-                </wp:positionV>
-                <wp:extent cx="414867" cy="296333"/>
-                <wp:effectExtent l="0" t="0" r="4445" b="0"/>
-                <wp:wrapNone/>
-                <wp:docPr id="234347638" name="Caixa de texto 3"/>
-                <wp:cNvGraphicFramePr/>
-                <a:graphic xmlns:a="http://schemas.openxmlformats.org/drawingml/2006/main">
-                  <a:graphicData uri="http://schemas.microsoft.com/office/word/2010/wordprocessingShape">
-                    <wps:wsp>
-                      <wps:cNvSpPr txBox="1"/>
-                      <wps:spPr>
-                        <a:xfrm>
-                          <a:off x="0" y="0"/>
-                          <a:ext cx="414867" cy="296333"/>
-                        </a:xfrm>
-                        <a:prstGeom prst="rect">
-                          <a:avLst/>
-                        </a:prstGeom>
-                        <a:solidFill>
-                          <a:schemeClr val="lt1"/>
-                        </a:solidFill>
-                        <a:ln w="6350">
-                          <a:noFill/>
-                        </a:ln>
-                      </wps:spPr>
-                      <wps:txbx>
-                        <w:txbxContent>
-                          <w:p>
-                            <w:pPr>
-                              <w:rPr>
-                                <w:rFonts w:ascii="Century" w:hAnsi="Century"/>
-                                <w:sz w:val="20"/>
-                                <w:szCs w:val="20"/>
-                              </w:rPr>
-                            </w:pPr>
-                            <w:r>
-                              <w:rPr>
-                                <w:rFonts w:ascii="Aptos" w:hAnsi="Aptos"/>
-                                <w:sz w:val="20"/>
-                                <w:szCs w:val="20"/>
-                              </w:rPr>
-                              <w:t>(</w:t>
-                            </w:r>
-                            <w:r>
-                              <w:rPr>
-                                <w:rFonts w:ascii="Century" w:hAnsi="Century"/>
-                                <w:sz w:val="20"/>
-                                <w:szCs w:val="20"/>
-                              </w:rPr>
-                              <w:t>1</w:t>
-                            </w:r>
-                            <w:r>
-                              <w:rPr>
-                                <w:rFonts w:ascii="Aptos" w:hAnsi="Aptos"/>
-                                <w:sz w:val="20"/>
-                                <w:szCs w:val="20"/>
-                              </w:rPr>
-                              <w:t>)</w:t>
-                            </w:r>
-                          </w:p>
-                        </w:txbxContent>
-                      </wps:txbx>
-                      <wps:bodyPr rot="0" spcFirstLastPara="0" vertOverflow="overflow" horzOverflow="overflow" vert="horz" wrap="square" lIns="91440" tIns="45720" rIns="91440" bIns="45720" numCol="1" spcCol="0" rtlCol="0" fromWordArt="0" anchor="t" anchorCtr="0" forceAA="0" compatLnSpc="1">
-                        <a:prstTxWarp prst="textNoShape">
-                          <a:avLst/>
-                        </a:prstTxWarp>
-                        <a:noAutofit/>
-                      </wps:bodyPr>
-                    </wps:wsp>
-                  </a:graphicData>
-                </a:graphic>
-                <wp14:sizeRelH relativeFrom="margin">
-                  <wp14:pctWidth>0</wp14:pctWidth>
-                </wp14:sizeRelH>
-                <wp14:sizeRelV relativeFrom="margin">
-                  <wp14:pctHeight>0</wp14:pctHeight>
-                </wp14:sizeRelV>
-              </wp:anchor>
-            </w:drawing>
-          </mc:Choice>
-          <mc:Fallback>
-            <w:pict>
-              <v:shapetype w14:anchorId="6F9F1C28" id="_x0000_t202" coordsize="21600,21600" o:spt="202" path="m,l,21600r21600,l21600,xe">
-                <v:stroke joinstyle="miter"/>
-                <v:path gradientshapeok="t" o:connecttype="rect"/>
-              </v:shapetype>
-              <v:shape id="Caixa de texto 3" o:spid="_x0000_s1026" type="#_x0000_t202" style="position:absolute;left:0;text-align:left;margin-left:126.4pt;margin-top:254pt;width:32.65pt;height:23.35pt;z-index:251663360;visibility:visible;mso-wrap-style:square;mso-width-percent:0;mso-height-percent:0;mso-wrap-distance-left:9pt;mso-wrap-distance-top:0;mso-wrap-distance-right:9pt;mso-wrap-distance-bottom:0;mso-position-horizontal:absolute;mso-position-horizontal-relative:text;mso-position-vertical:absolute;mso-position-vertical-relative:text;mso-width-percent:0;mso-height-percent:0;mso-width-relative:margin;mso-height-relative:margin;v-text-anchor:top" o:gfxdata="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" fillcolor="white [3201]" stroked="f" strokeweight=".5pt">
-                <v:textbox>
-                  <w:txbxContent>
-                    <w:p>
-                      <w:pPr>
-                        <w:rPr>
-                          <w:rFonts w:ascii="Century" w:hAnsi="Century"/>
-                          <w:sz w:val="20"/>
-                          <w:szCs w:val="20"/>
-                        </w:rPr>
-                      </w:pPr>
-                      <w:r>
-                        <w:rPr>
-                          <w:rFonts w:ascii="Aptos" w:hAnsi="Aptos"/>
-                          <w:sz w:val="20"/>
-                          <w:szCs w:val="20"/>
-                        </w:rPr>
-                        <w:t>(</w:t>
-                      </w:r>
-                      <w:r>
-                        <w:rPr>
-                          <w:rFonts w:ascii="Century" w:hAnsi="Century"/>
-                          <w:sz w:val="20"/>
-                          <w:szCs w:val="20"/>
-                        </w:rPr>
-                        <w:t>1</w:t>
-                      </w:r>
-                      <w:r>
-                        <w:rPr>
-                          <w:rFonts w:ascii="Aptos" w:hAnsi="Aptos"/>
-                          <w:sz w:val="20"/>
-                          <w:szCs w:val="20"/>
-                        </w:rPr>
-                        <w:t>)</w:t>
-                      </w:r>
-                    </w:p>
-                  </w:txbxContent>
-                </v:textbox>
-              </v:shape>
-            </w:pict>
-          </mc:Fallback>
-        </mc:AlternateContent>
       </w:r>
       <w:r>
         <w:rPr>
@@ -2744,81 +2606,802 @@
         <w:t>We index trading days relative to the event date, so that day t = 0 corresponds to November 30, 2022, the date of ChatGPT's public release. The full event window, which replicates the paper's own specification, spans trading days t = 0 through t = +10 (Nov 30 – Dec 14, 2022). Our excluded-days window covers the same calendar span, but the daily abnormal returns for December 13 and December 14 are removed before cumulating. This keeps the set of firms and the length of exposure to the post-release information environment as close as possible to the paper's design, changing only the two suspected dates. Normal returns are estimated using a CAPM regression: </w:t>
       </w:r>
     </w:p>
+    <w:tbl>
+      <w:tblPr>
+        <w:tblW w:w="9070" w:type="dxa"/>
+        <w:jc w:val="center"/>
+        <w:tblLayout w:type="fixed"/>
+        <w:tblCellMar>
+          <w:left w:w="0" w:type="dxa"/>
+          <w:right w:w="0" w:type="dxa"/>
+        </w:tblCellMar>
+        <w:tblLook w:val="0000"/>
+      </w:tblPr>
+      <w:tblGrid>
+        <w:gridCol w:w="600"/>
+        <w:gridCol w:w="7870"/>
+        <w:gridCol w:w="600"/>
+      </w:tblGrid>
+      <w:tr>
+        <w:tc>
+          <w:tcPr>
+            <w:tcW w:w="600" w:type="dxa"/>
+          </w:tcPr>
+          <w:p>
+            <w:pPr>
+              <w:spacing w:line="360" w:lineRule="auto"/>
+            </w:pPr>
+          </w:p>
+        </w:tc>
+        <w:tc>
+          <w:tcPr>
+            <w:tcW w:w="7870" w:type="dxa"/>
+            <w:vAlign w:val="center"/>
+          </w:tcPr>
+          <w:p>
+            <w:pPr>
+              <w:spacing w:line="360" w:lineRule="auto"/>
+              <w:jc w:val="center"/>
+              <w:rPr>
+                <w:rFonts w:ascii="Century" w:hAnsi="Century"/>
+                <w:sz w:val="22"/>
+                <w:szCs w:val="22"/>
+                <w:lang w:val="en-US"/>
+              </w:rPr>
+            </w:pPr>
+            <m:oMathPara>
+              <m:oMath>
+                <m:sSub>
+                  <m:sSubPr>
+                    <m:ctrlPr>
+                      <w:rPr>
+                        <w:rFonts w:ascii="Cambria Math" w:hAnsi="Cambria Math"/>
+                        <w:i/>
+                        <w:iCs/>
+                        <w:sz w:val="22"/>
+                        <w:szCs w:val="22"/>
+                        <w:vertAlign w:val="subscript"/>
+                        <w:lang w:val="en-US"/>
+                      </w:rPr>
+                    </m:ctrlPr>
+                  </m:sSubPr>
+                  <m:e>
+                    <m:r>
+                      <w:rPr>
+                        <w:rFonts w:ascii="Cambria Math" w:hAnsi="Cambria Math"/>
+                        <w:sz w:val="22"/>
+                        <w:szCs w:val="22"/>
+                        <w:vertAlign w:val="subscript"/>
+                        <w:lang w:val="en-US"/>
+                      </w:rPr>
+                      <m:t>R</m:t>
+                    </m:r>
+                  </m:e>
+                  <m:sub>
+                    <m:r>
+                      <w:rPr>
+                        <w:rFonts w:ascii="Cambria Math" w:hAnsi="Cambria Math"/>
+                        <w:sz w:val="22"/>
+                        <w:szCs w:val="22"/>
+                        <w:vertAlign w:val="subscript"/>
+                        <w:lang w:val="en-US"/>
+                      </w:rPr>
+                      <m:t>i,t</m:t>
+                    </m:r>
+                  </m:sub>
+                </m:sSub>
+                <m:r>
+                  <w:rPr>
+                    <w:rFonts w:ascii="Cambria Math" w:hAnsi="Cambria Math"/>
+                    <w:sz w:val="22"/>
+                    <w:szCs w:val="22"/>
+                    <w:lang w:val="en-US"/>
+                  </w:rPr>
+                  <m:t xml:space="preserve"> = </m:t>
+                </m:r>
+                <m:sSub>
+                  <m:sSubPr>
+                    <m:ctrlPr>
+                      <w:rPr>
+                        <w:rFonts w:ascii="Cambria Math" w:hAnsi="Cambria Math"/>
+                        <w:i/>
+                        <w:iCs/>
+                        <w:sz w:val="22"/>
+                        <w:szCs w:val="22"/>
+                        <w:lang w:val="en-US"/>
+                      </w:rPr>
+                    </m:ctrlPr>
+                  </m:sSubPr>
+                  <m:e>
+                    <m:r>
+                      <w:rPr>
+                        <w:rFonts w:ascii="Cambria Math" w:hAnsi="Cambria Math"/>
+                        <w:sz w:val="22"/>
+                        <w:szCs w:val="22"/>
+                        <w:lang w:val="en-US"/>
+                      </w:rPr>
+                      <m:t>α</m:t>
+                    </m:r>
+                  </m:e>
+                  <m:sub>
+                    <m:r>
+                      <w:rPr>
+                        <w:rFonts w:ascii="Cambria Math" w:hAnsi="Cambria Math"/>
+                        <w:sz w:val="22"/>
+                        <w:szCs w:val="22"/>
+                        <w:lang w:val="en-US"/>
+                      </w:rPr>
+                      <m:t>i</m:t>
+                    </m:r>
+                  </m:sub>
+                </m:sSub>
+                <m:r>
+                  <w:rPr>
+                    <w:rFonts w:ascii="Cambria Math" w:hAnsi="Cambria Math"/>
+                    <w:sz w:val="22"/>
+                    <w:szCs w:val="22"/>
+                    <w:lang w:val="en-US"/>
+                  </w:rPr>
+                  <m:t xml:space="preserve"> + </m:t>
+                </m:r>
+                <m:sSub>
+                  <m:sSubPr>
+                    <m:ctrlPr>
+                      <w:rPr>
+                        <w:rFonts w:ascii="Cambria Math" w:hAnsi="Cambria Math"/>
+                        <w:i/>
+                        <w:iCs/>
+                        <w:sz w:val="22"/>
+                        <w:szCs w:val="22"/>
+                        <w:lang w:val="en-US"/>
+                      </w:rPr>
+                    </m:ctrlPr>
+                  </m:sSubPr>
+                  <m:e>
+                    <m:r>
+                      <w:rPr>
+                        <w:rFonts w:ascii="Cambria Math" w:hAnsi="Cambria Math"/>
+                        <w:sz w:val="22"/>
+                        <w:szCs w:val="22"/>
+                        <w:lang w:val="en-US"/>
+                      </w:rPr>
+                      <m:t>β</m:t>
+                    </m:r>
+                  </m:e>
+                  <m:sub>
+                    <m:r>
+                      <w:rPr>
+                        <w:rFonts w:ascii="Cambria Math" w:hAnsi="Cambria Math"/>
+                        <w:sz w:val="22"/>
+                        <w:szCs w:val="22"/>
+                        <w:lang w:val="en-US"/>
+                      </w:rPr>
+                      <m:t>i</m:t>
+                    </m:r>
+                  </m:sub>
+                </m:sSub>
+                <m:r>
+                  <w:rPr>
+                    <w:rFonts w:ascii="Cambria Math" w:hAnsi="Cambria Math"/>
+                    <w:sz w:val="22"/>
+                    <w:szCs w:val="22"/>
+                    <w:lang w:val="en-US"/>
+                  </w:rPr>
+                  <m:t xml:space="preserve"> </m:t>
+                </m:r>
+                <m:sSub>
+                  <m:sSubPr>
+                    <m:ctrlPr>
+                      <w:rPr>
+                        <w:rFonts w:ascii="Cambria Math" w:hAnsi="Cambria Math"/>
+                        <w:i/>
+                        <w:iCs/>
+                        <w:sz w:val="22"/>
+                        <w:szCs w:val="22"/>
+                        <w:lang w:val="en-US"/>
+                      </w:rPr>
+                    </m:ctrlPr>
+                  </m:sSubPr>
+                  <m:e>
+                    <m:r>
+                      <w:rPr>
+                        <w:rFonts w:ascii="Cambria Math" w:hAnsi="Cambria Math"/>
+                        <w:sz w:val="22"/>
+                        <w:szCs w:val="22"/>
+                        <w:lang w:val="en-US"/>
+                      </w:rPr>
+                      <m:t>R</m:t>
+                    </m:r>
+                  </m:e>
+                  <m:sub>
+                    <m:r>
+                      <w:rPr>
+                        <w:rFonts w:ascii="Cambria Math" w:hAnsi="Cambria Math"/>
+                        <w:sz w:val="22"/>
+                        <w:szCs w:val="22"/>
+                        <w:lang w:val="en-US"/>
+                      </w:rPr>
+                      <m:t>mt</m:t>
+                    </m:r>
+                  </m:sub>
+                </m:sSub>
+                <m:r>
+                  <w:rPr>
+                    <w:rFonts w:ascii="Cambria Math" w:hAnsi="Cambria Math"/>
+                    <w:sz w:val="22"/>
+                    <w:szCs w:val="22"/>
+                    <w:lang w:val="en-US"/>
+                  </w:rPr>
+                  <m:t xml:space="preserve"> + </m:t>
+                </m:r>
+                <m:sSub>
+                  <m:sSubPr>
+                    <m:ctrlPr>
+                      <w:rPr>
+                        <w:rFonts w:ascii="Cambria Math" w:hAnsi="Cambria Math"/>
+                        <w:i/>
+                        <w:iCs/>
+                        <w:sz w:val="22"/>
+                        <w:szCs w:val="22"/>
+                        <w:lang w:val="en-US"/>
+                      </w:rPr>
+                    </m:ctrlPr>
+                  </m:sSubPr>
+                  <m:e>
+                    <m:r>
+                      <w:rPr>
+                        <w:rFonts w:ascii="Cambria Math" w:hAnsi="Cambria Math"/>
+                        <w:sz w:val="22"/>
+                        <w:szCs w:val="22"/>
+                        <w:lang w:val="en-US"/>
+                      </w:rPr>
+                      <m:t>ε</m:t>
+                    </m:r>
+                  </m:e>
+                  <m:sub>
+                    <m:r>
+                      <w:rPr>
+                        <w:rFonts w:ascii="Cambria Math" w:hAnsi="Cambria Math"/>
+                        <w:sz w:val="22"/>
+                        <w:szCs w:val="22"/>
+                        <w:lang w:val="en-US"/>
+                      </w:rPr>
+                      <m:t>i,t</m:t>
+                    </m:r>
+                  </m:sub>
+                </m:sSub>
+              </m:oMath>
+            </m:oMathPara>
+          </w:p>
+        </w:tc>
+        <w:tc>
+          <w:tcPr>
+            <w:tcW w:w="600" w:type="dxa"/>
+            <w:vAlign w:val="center"/>
+          </w:tcPr>
+          <w:p>
+            <w:pPr>
+              <w:spacing w:line="360" w:lineRule="auto"/>
+              <w:jc w:val="right"/>
+              <w:rPr>
+                <w:rFonts w:ascii="Century" w:hAnsi="Century" w:cs="Big Caslon Medium"/>
+                <w:sz w:val="22"/>
+                <w:szCs w:val="22"/>
+                <w:lang w:val="en-US"/>
+              </w:rPr>
+            </w:pPr>
+            <w:r>
+              <w:rPr>
+                <w:rFonts w:ascii="Century" w:hAnsi="Century" w:cs="Big Caslon Medium"/>
+                <w:sz w:val="22"/>
+                <w:szCs w:val="22"/>
+                <w:lang w:val="en-US"/>
+              </w:rPr>
+              <w:t>(1)</w:t>
+            </w:r>
+          </w:p>
+        </w:tc>
+      </w:tr>
+    </w:tbl>
     <w:p>
       <w:pPr>
         <w:spacing w:line="360" w:lineRule="auto"/>
+        <w:jc w:val="both"/>
+        <w:rPr>
+          <w:rFonts w:ascii="Century" w:hAnsi="Century"/>
+          <w:sz w:val="22"/>
+          <w:szCs w:val="22"/>
+          <w:lang w:val="en-US"/>
+        </w:rPr>
+      </w:pPr>
+      <w:r>
+        <w:rPr>
+          <w:rFonts w:ascii="Century" w:hAnsi="Century"/>
+          <w:sz w:val="22"/>
+          <w:szCs w:val="22"/>
+          <w:lang w:val="en-US"/>
+        </w:rPr>
+        <w:lastRenderedPageBreak/>
+        <w:t>where R</w:t>
+      </w:r>
+      <w:r>
+        <w:rPr>
+          <w:rFonts w:ascii="Century" w:hAnsi="Century"/>
+          <w:sz w:val="22"/>
+          <w:szCs w:val="22"/>
+          <w:vertAlign w:val="subscript"/>
+          <w:lang w:val="en-US"/>
+        </w:rPr>
+        <w:t>it</w:t>
+      </w:r>
+      <w:r>
+        <w:rPr>
+          <w:rFonts w:ascii="Century" w:hAnsi="Century"/>
+          <w:sz w:val="22"/>
+          <w:szCs w:val="22"/>
+          <w:lang w:val="en-US"/>
+        </w:rPr>
+        <w:t xml:space="preserve"> and R</w:t>
+      </w:r>
+      <w:r>
+        <w:rPr>
+          <w:rFonts w:ascii="Century" w:hAnsi="Century"/>
+          <w:sz w:val="22"/>
+          <w:szCs w:val="22"/>
+          <w:vertAlign w:val="subscript"/>
+          <w:lang w:val="en-US"/>
+        </w:rPr>
+        <w:t>mt</w:t>
+      </w:r>
+      <w:r>
+        <w:rPr>
+          <w:rFonts w:ascii="Century" w:hAnsi="Century"/>
+          <w:sz w:val="22"/>
+          <w:szCs w:val="22"/>
+          <w:lang w:val="en-US"/>
+        </w:rPr>
+        <w:t xml:space="preserve"> are firm i's and the market's excess returns (over the risk-free rate) on day t, using the K. French value-weighted index as the market portfolio. Predicted excess returns from this CAPM regression define the daily abnormal return for each firm:</w:t>
+      </w:r>
+    </w:p>
+    <w:tbl>
+      <w:tblPr>
+        <w:tblW w:w="9070" w:type="dxa"/>
         <w:jc w:val="center"/>
-        <w:rPr>
-          <w:rFonts w:ascii="Century" w:hAnsi="Century"/>
-          <w:sz w:val="22"/>
-          <w:szCs w:val="22"/>
-          <w:lang w:val="en-US"/>
-        </w:rPr>
-      </w:pPr>
-      <m:oMathPara>
-        <m:oMath>
-          <m:sSub>
-            <m:sSubPr>
-              <m:ctrlPr>
-                <w:rPr>
-                  <w:rFonts w:ascii="Cambria Math" w:hAnsi="Cambria Math"/>
-                  <w:i/>
-                  <w:iCs/>
-                  <w:sz w:val="22"/>
-                  <w:szCs w:val="22"/>
-                  <w:vertAlign w:val="subscript"/>
-                  <w:lang w:val="en-US"/>
-                </w:rPr>
-              </m:ctrlPr>
-            </m:sSubPr>
-            <m:e>
-              <m:r>
-                <w:rPr>
-                  <w:rFonts w:ascii="Cambria Math" w:hAnsi="Cambria Math"/>
-                  <w:sz w:val="22"/>
-                  <w:szCs w:val="22"/>
-                  <w:vertAlign w:val="subscript"/>
-                  <w:lang w:val="en-US"/>
-                </w:rPr>
-                <m:t>R</m:t>
-              </m:r>
-            </m:e>
-            <m:sub>
-              <m:r>
-                <w:rPr>
-                  <w:rFonts w:ascii="Cambria Math" w:hAnsi="Cambria Math"/>
-                  <w:sz w:val="22"/>
-                  <w:szCs w:val="22"/>
-                  <w:vertAlign w:val="subscript"/>
-                  <w:lang w:val="en-US"/>
-                </w:rPr>
-                <m:t>i,t</m:t>
-              </m:r>
-            </m:sub>
-          </m:sSub>
-          <m:r>
-            <w:rPr>
-              <w:rFonts w:ascii="Cambria Math" w:hAnsi="Cambria Math"/>
-              <w:sz w:val="22"/>
-              <w:szCs w:val="22"/>
-              <w:lang w:val="en-US"/>
-            </w:rPr>
-            <m:t xml:space="preserve"> = </m:t>
-          </m:r>
-          <m:sSub>
-            <m:sSubPr>
-              <m:ctrlPr>
-                <w:rPr>
-                  <w:rFonts w:ascii="Cambria Math" w:hAnsi="Cambria Math"/>
-                  <w:i/>
-                  <w:iCs/>
-                  <w:sz w:val="22"/>
-                  <w:szCs w:val="22"/>
-                  <w:lang w:val="en-US"/>
-                </w:rPr>
-              </m:ctrlPr>
-            </m:sSubPr>
-            <m:e>
+        <w:tblLayout w:type="fixed"/>
+        <w:tblCellMar>
+          <w:left w:w="0" w:type="dxa"/>
+          <w:right w:w="0" w:type="dxa"/>
+        </w:tblCellMar>
+        <w:tblLook w:val="0000"/>
+      </w:tblPr>
+      <w:tblGrid>
+        <w:gridCol w:w="600"/>
+        <w:gridCol w:w="7870"/>
+        <w:gridCol w:w="600"/>
+      </w:tblGrid>
+      <w:tr>
+        <w:tc>
+          <w:tcPr>
+            <w:tcW w:w="600" w:type="dxa"/>
+          </w:tcPr>
+          <w:p>
+            <w:pPr>
+              <w:spacing w:line="360" w:lineRule="auto"/>
+            </w:pPr>
+          </w:p>
+        </w:tc>
+        <w:tc>
+          <w:tcPr>
+            <w:tcW w:w="7870" w:type="dxa"/>
+            <w:vAlign w:val="center"/>
+          </w:tcPr>
+          <w:p>
+            <w:pPr>
+              <w:spacing w:line="360" w:lineRule="auto"/>
+              <w:jc w:val="center"/>
+              <w:rPr>
+                <w:rFonts w:ascii="Century" w:hAnsi="Century"/>
+                <w:sz w:val="22"/>
+                <w:szCs w:val="22"/>
+                <w:lang w:val="en-US"/>
+              </w:rPr>
+            </w:pPr>
+            <m:oMathPara>
+              <m:oMath>
+                <m:sSub>
+                  <m:sSubPr>
+                    <m:ctrlPr>
+                      <w:rPr>
+                        <w:rFonts w:ascii="Cambria Math" w:hAnsi="Cambria Math"/>
+                        <w:i/>
+                        <w:iCs/>
+                        <w:sz w:val="22"/>
+                        <w:szCs w:val="22"/>
+                        <w:lang w:val="en-US"/>
+                      </w:rPr>
+                    </m:ctrlPr>
+                  </m:sSubPr>
+                  <m:e>
+                    <m:r>
+                      <w:rPr>
+                        <w:rFonts w:ascii="Cambria Math" w:hAnsi="Cambria Math"/>
+                        <w:sz w:val="22"/>
+                        <w:szCs w:val="22"/>
+                        <w:lang w:val="en-US"/>
+                      </w:rPr>
+                      <m:t>AR</m:t>
+                    </m:r>
+                  </m:e>
+                  <m:sub>
+                    <m:r>
+                      <w:rPr>
+                        <w:rFonts w:ascii="Cambria Math" w:hAnsi="Cambria Math"/>
+                        <w:sz w:val="22"/>
+                        <w:szCs w:val="22"/>
+                        <w:lang w:val="en-US"/>
+                      </w:rPr>
+                      <m:t>i,t</m:t>
+                    </m:r>
+                  </m:sub>
+                </m:sSub>
+                <m:r>
+                  <w:rPr>
+                    <w:rFonts w:ascii="Cambria Math" w:hAnsi="Cambria Math"/>
+                    <w:sz w:val="22"/>
+                    <w:szCs w:val="22"/>
+                    <w:lang w:val="en-US"/>
+                  </w:rPr>
+                  <m:t xml:space="preserve"> = </m:t>
+                </m:r>
+                <m:sSub>
+                  <m:sSubPr>
+                    <m:ctrlPr>
+                      <w:rPr>
+                        <w:rFonts w:ascii="Cambria Math" w:hAnsi="Cambria Math"/>
+                        <w:i/>
+                        <w:iCs/>
+                        <w:sz w:val="22"/>
+                        <w:szCs w:val="22"/>
+                        <w:lang w:val="en-US"/>
+                      </w:rPr>
+                    </m:ctrlPr>
+                  </m:sSubPr>
+                  <m:e>
+                    <m:r>
+                      <w:rPr>
+                        <w:rFonts w:ascii="Cambria Math" w:hAnsi="Cambria Math"/>
+                        <w:sz w:val="22"/>
+                        <w:szCs w:val="22"/>
+                        <w:lang w:val="en-US"/>
+                      </w:rPr>
+                      <m:t>R</m:t>
+                    </m:r>
+                  </m:e>
+                  <m:sub>
+                    <m:r>
+                      <w:rPr>
+                        <w:rFonts w:ascii="Cambria Math" w:hAnsi="Cambria Math"/>
+                        <w:sz w:val="22"/>
+                        <w:szCs w:val="22"/>
+                        <w:lang w:val="en-US"/>
+                      </w:rPr>
+                      <m:t>it</m:t>
+                    </m:r>
+                  </m:sub>
+                </m:sSub>
+                <m:r>
+                  <w:rPr>
+                    <w:rFonts w:ascii="Cambria Math" w:hAnsi="Cambria Math"/>
+                    <w:sz w:val="22"/>
+                    <w:szCs w:val="22"/>
+                    <w:lang w:val="en-US"/>
+                  </w:rPr>
+                  <m:t xml:space="preserve"> - (</m:t>
+                </m:r>
+                <m:sSub>
+                  <m:sSubPr>
+                    <m:ctrlPr>
+                      <w:rPr>
+                        <w:rFonts w:ascii="Cambria Math" w:hAnsi="Cambria Math"/>
+                        <w:i/>
+                        <w:iCs/>
+                        <w:sz w:val="22"/>
+                        <w:szCs w:val="22"/>
+                        <w:lang w:val="en-US"/>
+                      </w:rPr>
+                    </m:ctrlPr>
+                  </m:sSubPr>
+                  <m:e>
+                    <m:acc>
+                      <m:accPr>
+                        <m:ctrlPr>
+                          <w:rPr>
+                            <w:rFonts w:ascii="Cambria Math" w:hAnsi="Cambria Math"/>
+                            <w:i/>
+                            <w:iCs/>
+                            <w:sz w:val="22"/>
+                            <w:szCs w:val="22"/>
+                            <w:lang w:val="en-US"/>
+                          </w:rPr>
+                        </m:ctrlPr>
+                      </m:accPr>
+                      <m:e>
+                        <m:r>
+                          <w:rPr>
+                            <w:rFonts w:ascii="Cambria Math" w:hAnsi="Cambria Math"/>
+                            <w:sz w:val="22"/>
+                            <w:szCs w:val="22"/>
+                            <w:lang w:val="en-US"/>
+                          </w:rPr>
+                          <m:t>α</m:t>
+                        </m:r>
+                      </m:e>
+                    </m:acc>
+                  </m:e>
+                  <m:sub>
+                    <m:r>
+                      <w:rPr>
+                        <w:rFonts w:ascii="Cambria Math" w:hAnsi="Cambria Math"/>
+                        <w:sz w:val="22"/>
+                        <w:szCs w:val="22"/>
+                        <w:lang w:val="en-US"/>
+                      </w:rPr>
+                      <m:t>i</m:t>
+                    </m:r>
+                  </m:sub>
+                </m:sSub>
+                <m:r>
+                  <w:rPr>
+                    <w:rFonts w:ascii="Cambria Math" w:hAnsi="Cambria Math"/>
+                    <w:sz w:val="22"/>
+                    <w:szCs w:val="22"/>
+                    <w:lang w:val="en-US"/>
+                  </w:rPr>
+                  <m:t xml:space="preserve"> + </m:t>
+                </m:r>
+                <m:sSub>
+                  <m:sSubPr>
+                    <m:ctrlPr>
+                      <w:rPr>
+                        <w:rFonts w:ascii="Cambria Math" w:hAnsi="Cambria Math"/>
+                        <w:i/>
+                        <w:iCs/>
+                        <w:sz w:val="22"/>
+                        <w:szCs w:val="22"/>
+                        <w:lang w:val="en-US"/>
+                      </w:rPr>
+                    </m:ctrlPr>
+                  </m:sSubPr>
+                  <m:e>
+                    <m:acc>
+                      <m:accPr>
+                        <m:ctrlPr>
+                          <w:rPr>
+                            <w:rFonts w:ascii="Cambria Math" w:hAnsi="Cambria Math"/>
+                            <w:i/>
+                            <w:iCs/>
+                            <w:sz w:val="22"/>
+                            <w:szCs w:val="22"/>
+                            <w:lang w:val="en-US"/>
+                          </w:rPr>
+                        </m:ctrlPr>
+                      </m:accPr>
+                      <m:e>
+                        <m:r>
+                          <w:rPr>
+                            <w:rFonts w:ascii="Cambria Math" w:hAnsi="Cambria Math"/>
+                            <w:sz w:val="22"/>
+                            <w:szCs w:val="22"/>
+                            <w:lang w:val="en-US"/>
+                          </w:rPr>
+                          <m:t>β</m:t>
+                        </m:r>
+                      </m:e>
+                    </m:acc>
+                  </m:e>
+                  <m:sub>
+                    <m:r>
+                      <w:rPr>
+                        <w:rFonts w:ascii="Cambria Math" w:hAnsi="Cambria Math"/>
+                        <w:sz w:val="22"/>
+                        <w:szCs w:val="22"/>
+                        <w:lang w:val="en-US"/>
+                      </w:rPr>
+                      <m:t>i</m:t>
+                    </m:r>
+                  </m:sub>
+                </m:sSub>
+                <m:r>
+                  <w:rPr>
+                    <w:rFonts w:ascii="Cambria Math" w:hAnsi="Cambria Math"/>
+                    <w:sz w:val="22"/>
+                    <w:szCs w:val="22"/>
+                    <w:lang w:val="en-US"/>
+                  </w:rPr>
+                  <m:t xml:space="preserve"> </m:t>
+                </m:r>
+                <m:sSub>
+                  <m:sSubPr>
+                    <m:ctrlPr>
+                      <w:rPr>
+                        <w:rFonts w:ascii="Cambria Math" w:hAnsi="Cambria Math"/>
+                        <w:i/>
+                        <w:iCs/>
+                        <w:sz w:val="22"/>
+                        <w:szCs w:val="22"/>
+                        <w:lang w:val="en-US"/>
+                      </w:rPr>
+                    </m:ctrlPr>
+                  </m:sSubPr>
+                  <m:e>
+                    <m:r>
+                      <w:rPr>
+                        <w:rFonts w:ascii="Cambria Math" w:hAnsi="Cambria Math"/>
+                        <w:sz w:val="22"/>
+                        <w:szCs w:val="22"/>
+                        <w:lang w:val="en-US"/>
+                      </w:rPr>
+                      <m:t>R</m:t>
+                    </m:r>
+                  </m:e>
+                  <m:sub>
+                    <m:r>
+                      <w:rPr>
+                        <w:rFonts w:ascii="Cambria Math" w:hAnsi="Cambria Math"/>
+                        <w:sz w:val="22"/>
+                        <w:szCs w:val="22"/>
+                        <w:lang w:val="en-US"/>
+                      </w:rPr>
+                      <m:t>m,t</m:t>
+                    </m:r>
+                  </m:sub>
+                </m:sSub>
+                <m:r>
+                  <w:rPr>
+                    <w:rFonts w:ascii="Cambria Math" w:hAnsi="Cambria Math"/>
+                    <w:sz w:val="22"/>
+                    <w:szCs w:val="22"/>
+                    <w:lang w:val="en-US"/>
+                  </w:rPr>
+                  <m:t>)</m:t>
+                </m:r>
+              </m:oMath>
+            </m:oMathPara>
+          </w:p>
+        </w:tc>
+        <w:tc>
+          <w:tcPr>
+            <w:tcW w:w="600" w:type="dxa"/>
+            <w:vAlign w:val="center"/>
+          </w:tcPr>
+          <w:p>
+            <w:pPr>
+              <w:spacing w:line="360" w:lineRule="auto"/>
+              <w:jc w:val="right"/>
+              <w:rPr>
+                <w:rFonts w:ascii="Century" w:hAnsi="Century" w:cs="Big Caslon Medium"/>
+                <w:sz w:val="22"/>
+                <w:szCs w:val="22"/>
+                <w:lang w:val="en-US"/>
+              </w:rPr>
+            </w:pPr>
+            <w:r>
+              <w:rPr>
+                <w:rFonts w:ascii="Century" w:hAnsi="Century" w:cs="Big Caslon Medium"/>
+                <w:sz w:val="22"/>
+                <w:szCs w:val="22"/>
+                <w:lang w:val="en-US"/>
+              </w:rPr>
+              <w:t>(2)</w:t>
+            </w:r>
+          </w:p>
+        </w:tc>
+      </w:tr>
+    </w:tbl>
+    <w:p>
+      <w:pPr>
+        <w:spacing w:line="360" w:lineRule="auto"/>
+        <w:jc w:val="both"/>
+        <w:rPr>
+          <w:rFonts w:ascii="Century" w:hAnsi="Century"/>
+          <w:sz w:val="22"/>
+          <w:szCs w:val="22"/>
+          <w:lang w:val="en-US"/>
+        </w:rPr>
+      </w:pPr>
+      <w:r>
+        <w:rPr>
+          <w:rFonts w:ascii="Century" w:hAnsi="Century"/>
+          <w:noProof/>
+          <w:sz w:val="22"/>
+          <w:szCs w:val="22"/>
+          <w:lang w:val="en-US"/>
+          <w14:ligatures w14:val="standardContextual"/>
+        </w:rPr>
+      </w:r>
+      <w:r>
+        <w:rPr>
+          <w:rFonts w:ascii="Century" w:hAnsi="Century"/>
+          <w:noProof/>
+          <w:sz w:val="22"/>
+          <w:szCs w:val="22"/>
+          <w:lang w:val="en-US"/>
+          <w14:ligatures w14:val="standardContextual"/>
+        </w:rPr>
+      </w:r>
+      <w:r>
+        <w:rPr>
+          <w:rFonts w:ascii="Century" w:hAnsi="Century"/>
+          <w:sz w:val="22"/>
+          <w:szCs w:val="22"/>
+          <w:lang w:val="en-US"/>
+        </w:rPr>
+        <w:t>We run the regressions separately for each firm over the trading days t = −253 to t = −46 — that is, starting 253 trading days before the event and ending 46 trading days before it. Since there are roughly 252 trading days in a calendar year, this window corresponds to approximately one year of daily return data, ending about 45 trading days (roughly two months) before the event window begins. This gap is standard practice in event studies: it prevents the market-model estimation from picking up any unusual trading activity (rumors, anticipatory positioning, or analyst commentary) in the weeks immediately preceding ChatGPT's release.</w:t>
+      </w:r>
+      <w:r>
+        <w:rPr>
+          <w:rFonts w:ascii="Century" w:hAnsi="Century"/>
+          <w:sz w:val="22"/>
+          <w:szCs w:val="22"/>
+          <w:lang w:val="en-US"/>
+        </w:rPr>
+        <w:t xml:space="preserve"> </w:t>
+      </w:r>
+      <w:r>
+        <w:rPr>
+          <w:rFonts w:ascii="Century" w:hAnsi="Century"/>
+          <w:sz w:val="22"/>
+          <w:szCs w:val="22"/>
+          <w:lang w:val="en-US"/>
+        </w:rPr>
+        <w:t xml:space="preserve">The estimation window and CAPM parameters are identical across both specifications below; only the summation step differs. We define the full-window CAR, the excluded-days CAR, and the isolated two-day diagnostic return as</w:t>
+      </w:r>
+    </w:p>
+    <w:tbl>
+      <w:tblPr>
+        <w:tblW w:w="9070" w:type="dxa"/>
+        <w:jc w:val="center"/>
+        <w:tblLayout w:type="fixed"/>
+        <w:tblCellMar>
+          <w:left w:w="0" w:type="dxa"/>
+          <w:right w:w="0" w:type="dxa"/>
+        </w:tblCellMar>
+        <w:tblLook w:val="0000"/>
+      </w:tblPr>
+      <w:tblGrid>
+        <w:gridCol w:w="600"/>
+        <w:gridCol w:w="7870"/>
+        <w:gridCol w:w="600"/>
+      </w:tblGrid>
+      <w:tr>
+        <w:tc>
+          <w:tcPr>
+            <w:tcW w:w="600" w:type="dxa"/>
+          </w:tcPr>
+          <w:p>
+            <w:pPr>
+              <w:spacing w:line="360" w:lineRule="auto"/>
+            </w:pPr>
+          </w:p>
+        </w:tc>
+        <w:tc>
+          <w:tcPr>
+            <w:tcW w:w="7870" w:type="dxa"/>
+            <w:vAlign w:val="center"/>
+          </w:tcPr>
+          <w:p>
+            <w:pPr>
+              <w:spacing w:before="240" w:after="240" w:line="360" w:lineRule="auto"/>
+              <w:jc w:val="center"/>
+              <w:rPr>
+                <w:rFonts w:ascii="Century" w:hAnsi="Century"/>
+                <w:iCs/>
+                <w:sz w:val="22"/>
+                <w:szCs w:val="22"/>
+                <w:lang w:val="en-US"/>
+              </w:rPr>
+            </w:pPr>
+            <m:oMath>
               <m:r>
                 <w:rPr>
                   <w:rFonts w:ascii="Cambria Math" w:hAnsi="Cambria Math"/>
@@ -2826,338 +3409,10 @@
                   <w:szCs w:val="22"/>
                   <w:lang w:val="en-US"/>
                 </w:rPr>
-                <m:t>α</m:t>
+                <m:t>C</m:t>
               </m:r>
-            </m:e>
-            <m:sub>
-              <m:r>
-                <w:rPr>
-                  <w:rFonts w:ascii="Cambria Math" w:hAnsi="Cambria Math"/>
-                  <w:sz w:val="22"/>
-                  <w:szCs w:val="22"/>
-                  <w:lang w:val="en-US"/>
-                </w:rPr>
-                <m:t>i</m:t>
-              </m:r>
-            </m:sub>
-          </m:sSub>
-          <m:r>
-            <w:rPr>
-              <w:rFonts w:ascii="Cambria Math" w:hAnsi="Cambria Math"/>
-              <w:sz w:val="22"/>
-              <w:szCs w:val="22"/>
-              <w:lang w:val="en-US"/>
-            </w:rPr>
-            <m:t xml:space="preserve"> + </m:t>
-          </m:r>
-          <m:sSub>
-            <m:sSubPr>
-              <m:ctrlPr>
-                <w:rPr>
-                  <w:rFonts w:ascii="Cambria Math" w:hAnsi="Cambria Math"/>
-                  <w:i/>
-                  <w:iCs/>
-                  <w:sz w:val="22"/>
-                  <w:szCs w:val="22"/>
-                  <w:lang w:val="en-US"/>
-                </w:rPr>
-              </m:ctrlPr>
-            </m:sSubPr>
-            <m:e>
-              <m:r>
-                <w:rPr>
-                  <w:rFonts w:ascii="Cambria Math" w:hAnsi="Cambria Math"/>
-                  <w:sz w:val="22"/>
-                  <w:szCs w:val="22"/>
-                  <w:lang w:val="en-US"/>
-                </w:rPr>
-                <m:t>β</m:t>
-              </m:r>
-            </m:e>
-            <m:sub>
-              <m:r>
-                <w:rPr>
-                  <w:rFonts w:ascii="Cambria Math" w:hAnsi="Cambria Math"/>
-                  <w:sz w:val="22"/>
-                  <w:szCs w:val="22"/>
-                  <w:lang w:val="en-US"/>
-                </w:rPr>
-                <m:t>i</m:t>
-              </m:r>
-            </m:sub>
-          </m:sSub>
-          <m:r>
-            <w:rPr>
-              <w:rFonts w:ascii="Cambria Math" w:hAnsi="Cambria Math"/>
-              <w:sz w:val="22"/>
-              <w:szCs w:val="22"/>
-              <w:lang w:val="en-US"/>
-            </w:rPr>
-            <m:t xml:space="preserve"> </m:t>
-          </m:r>
-          <m:sSub>
-            <m:sSubPr>
-              <m:ctrlPr>
-                <w:rPr>
-                  <w:rFonts w:ascii="Cambria Math" w:hAnsi="Cambria Math"/>
-                  <w:i/>
-                  <w:iCs/>
-                  <w:sz w:val="22"/>
-                  <w:szCs w:val="22"/>
-                  <w:lang w:val="en-US"/>
-                </w:rPr>
-              </m:ctrlPr>
-            </m:sSubPr>
-            <m:e>
-              <m:r>
-                <w:rPr>
-                  <w:rFonts w:ascii="Cambria Math" w:hAnsi="Cambria Math"/>
-                  <w:sz w:val="22"/>
-                  <w:szCs w:val="22"/>
-                  <w:lang w:val="en-US"/>
-                </w:rPr>
-                <m:t>R</m:t>
-              </m:r>
-            </m:e>
-            <m:sub>
-              <m:r>
-                <w:rPr>
-                  <w:rFonts w:ascii="Cambria Math" w:hAnsi="Cambria Math"/>
-                  <w:sz w:val="22"/>
-                  <w:szCs w:val="22"/>
-                  <w:lang w:val="en-US"/>
-                </w:rPr>
-                <m:t>mt</m:t>
-              </m:r>
-            </m:sub>
-          </m:sSub>
-          <m:r>
-            <w:rPr>
-              <w:rFonts w:ascii="Cambria Math" w:hAnsi="Cambria Math"/>
-              <w:sz w:val="22"/>
-              <w:szCs w:val="22"/>
-              <w:lang w:val="en-US"/>
-            </w:rPr>
-            <m:t xml:space="preserve"> + </m:t>
-          </m:r>
-          <m:sSub>
-            <m:sSubPr>
-              <m:ctrlPr>
-                <w:rPr>
-                  <w:rFonts w:ascii="Cambria Math" w:hAnsi="Cambria Math"/>
-                  <w:i/>
-                  <w:iCs/>
-                  <w:sz w:val="22"/>
-                  <w:szCs w:val="22"/>
-                  <w:lang w:val="en-US"/>
-                </w:rPr>
-              </m:ctrlPr>
-            </m:sSubPr>
-            <m:e>
-              <m:r>
-                <w:rPr>
-                  <w:rFonts w:ascii="Cambria Math" w:hAnsi="Cambria Math"/>
-                  <w:sz w:val="22"/>
-                  <w:szCs w:val="22"/>
-                  <w:lang w:val="en-US"/>
-                </w:rPr>
-                <m:t>ε</m:t>
-              </m:r>
-            </m:e>
-            <m:sub>
-              <m:r>
-                <w:rPr>
-                  <w:rFonts w:ascii="Cambria Math" w:hAnsi="Cambria Math"/>
-                  <w:sz w:val="22"/>
-                  <w:szCs w:val="22"/>
-                  <w:lang w:val="en-US"/>
-                </w:rPr>
-                <m:t>i,t</m:t>
-              </m:r>
-            </m:sub>
-          </m:sSub>
-        </m:oMath>
-      </m:oMathPara>
-    </w:p>
-    <w:p>
-      <w:pPr>
-        <w:spacing w:line="360" w:lineRule="auto"/>
-        <w:jc w:val="both"/>
-        <w:rPr>
-          <w:rFonts w:ascii="Century" w:hAnsi="Century"/>
-          <w:sz w:val="22"/>
-          <w:szCs w:val="22"/>
-          <w:lang w:val="en-US"/>
-        </w:rPr>
-      </w:pPr>
-      <w:r>
-        <w:rPr>
-          <w:rFonts w:ascii="Century" w:hAnsi="Century"/>
-          <w:sz w:val="22"/>
-          <w:szCs w:val="22"/>
-          <w:lang w:val="en-US"/>
-        </w:rPr>
-        <w:lastRenderedPageBreak/>
-        <w:t>where R</w:t>
-      </w:r>
-      <w:r>
-        <w:rPr>
-          <w:rFonts w:ascii="Century" w:hAnsi="Century"/>
-          <w:sz w:val="22"/>
-          <w:szCs w:val="22"/>
-          <w:vertAlign w:val="subscript"/>
-          <w:lang w:val="en-US"/>
-        </w:rPr>
-        <w:t>it</w:t>
-      </w:r>
-      <w:r>
-        <w:rPr>
-          <w:rFonts w:ascii="Century" w:hAnsi="Century"/>
-          <w:sz w:val="22"/>
-          <w:szCs w:val="22"/>
-          <w:lang w:val="en-US"/>
-        </w:rPr>
-        <w:t xml:space="preserve"> and R</w:t>
-      </w:r>
-      <w:r>
-        <w:rPr>
-          <w:rFonts w:ascii="Century" w:hAnsi="Century"/>
-          <w:sz w:val="22"/>
-          <w:szCs w:val="22"/>
-          <w:vertAlign w:val="subscript"/>
-          <w:lang w:val="en-US"/>
-        </w:rPr>
-        <w:t>mt</w:t>
-      </w:r>
-      <w:r>
-        <w:rPr>
-          <w:rFonts w:ascii="Century" w:hAnsi="Century"/>
-          <w:sz w:val="22"/>
-          <w:szCs w:val="22"/>
-          <w:lang w:val="en-US"/>
-        </w:rPr>
-        <w:t xml:space="preserve"> are firm i's and the market's excess returns (over the risk-free rate) on day t, using the K. French value-weighted index as the market portfolio. Predicted excess returns from this CAPM regression define the daily abnormal return for each firm:</w:t>
-      </w:r>
-    </w:p>
-    <w:p>
-      <w:pPr>
-        <w:spacing w:line="360" w:lineRule="auto"/>
-        <w:jc w:val="center"/>
-        <w:rPr>
-          <w:rFonts w:ascii="Century" w:hAnsi="Century"/>
-          <w:sz w:val="22"/>
-          <w:szCs w:val="22"/>
-          <w:lang w:val="en-US"/>
-        </w:rPr>
-      </w:pPr>
-      <m:oMathPara>
-        <m:oMath>
-          <m:sSub>
-            <m:sSubPr>
-              <m:ctrlPr>
-                <w:rPr>
-                  <w:rFonts w:ascii="Cambria Math" w:hAnsi="Cambria Math"/>
-                  <w:i/>
-                  <w:iCs/>
-                  <w:sz w:val="22"/>
-                  <w:szCs w:val="22"/>
-                  <w:lang w:val="en-US"/>
-                </w:rPr>
-              </m:ctrlPr>
-            </m:sSubPr>
-            <m:e>
-              <m:r>
-                <w:rPr>
-                  <w:rFonts w:ascii="Cambria Math" w:hAnsi="Cambria Math"/>
-                  <w:sz w:val="22"/>
-                  <w:szCs w:val="22"/>
-                  <w:lang w:val="en-US"/>
-                </w:rPr>
-                <m:t>AR</m:t>
-              </m:r>
-            </m:e>
-            <m:sub>
-              <m:r>
-                <w:rPr>
-                  <w:rFonts w:ascii="Cambria Math" w:hAnsi="Cambria Math"/>
-                  <w:sz w:val="22"/>
-                  <w:szCs w:val="22"/>
-                  <w:lang w:val="en-US"/>
-                </w:rPr>
-                <m:t>i,t</m:t>
-              </m:r>
-            </m:sub>
-          </m:sSub>
-          <m:r>
-            <w:rPr>
-              <w:rFonts w:ascii="Cambria Math" w:hAnsi="Cambria Math"/>
-              <w:sz w:val="22"/>
-              <w:szCs w:val="22"/>
-              <w:lang w:val="en-US"/>
-            </w:rPr>
-            <m:t xml:space="preserve"> = </m:t>
-          </m:r>
-          <m:sSub>
-            <m:sSubPr>
-              <m:ctrlPr>
-                <w:rPr>
-                  <w:rFonts w:ascii="Cambria Math" w:hAnsi="Cambria Math"/>
-                  <w:i/>
-                  <w:iCs/>
-                  <w:sz w:val="22"/>
-                  <w:szCs w:val="22"/>
-                  <w:lang w:val="en-US"/>
-                </w:rPr>
-              </m:ctrlPr>
-            </m:sSubPr>
-            <m:e>
-              <m:r>
-                <w:rPr>
-                  <w:rFonts w:ascii="Cambria Math" w:hAnsi="Cambria Math"/>
-                  <w:sz w:val="22"/>
-                  <w:szCs w:val="22"/>
-                  <w:lang w:val="en-US"/>
-                </w:rPr>
-                <m:t>R</m:t>
-              </m:r>
-            </m:e>
-            <m:sub>
-              <m:r>
-                <w:rPr>
-                  <w:rFonts w:ascii="Cambria Math" w:hAnsi="Cambria Math"/>
-                  <w:sz w:val="22"/>
-                  <w:szCs w:val="22"/>
-                  <w:lang w:val="en-US"/>
-                </w:rPr>
-                <m:t>it</m:t>
-              </m:r>
-            </m:sub>
-          </m:sSub>
-          <m:r>
-            <w:rPr>
-              <w:rFonts w:ascii="Cambria Math" w:hAnsi="Cambria Math"/>
-              <w:sz w:val="22"/>
-              <w:szCs w:val="22"/>
-              <w:lang w:val="en-US"/>
-            </w:rPr>
-            <m:t xml:space="preserve"> - (</m:t>
-          </m:r>
-          <m:sSub>
-            <m:sSubPr>
-              <m:ctrlPr>
-                <w:rPr>
-                  <w:rFonts w:ascii="Cambria Math" w:hAnsi="Cambria Math"/>
-                  <w:i/>
-                  <w:iCs/>
-                  <w:sz w:val="22"/>
-                  <w:szCs w:val="22"/>
-                  <w:lang w:val="en-US"/>
-                </w:rPr>
-              </m:ctrlPr>
-            </m:sSubPr>
-            <m:e>
-              <m:acc>
-                <m:accPr>
+              <m:sSubSup>
+                <m:sSubSupPr>
                   <m:ctrlPr>
                     <w:rPr>
                       <w:rFonts w:ascii="Cambria Math" w:hAnsi="Cambria Math"/>
@@ -3168,7 +3423,7 @@
                       <w:lang w:val="en-US"/>
                     </w:rPr>
                   </m:ctrlPr>
-                </m:accPr>
+                </m:sSubSupPr>
                 <m:e>
                   <m:r>
                     <w:rPr>
@@ -3177,12 +3432,32 @@
                       <w:szCs w:val="22"/>
                       <w:lang w:val="en-US"/>
                     </w:rPr>
-                    <m:t>α</m:t>
+                    <m:t>AR</m:t>
                   </m:r>
                 </m:e>
-              </m:acc>
-            </m:e>
-            <m:sub>
+                <m:sub>
+                  <m:r>
+                    <w:rPr>
+                      <w:rFonts w:ascii="Cambria Math" w:hAnsi="Cambria Math"/>
+                      <w:sz w:val="22"/>
+                      <w:szCs w:val="22"/>
+                      <w:lang w:val="en-US"/>
+                    </w:rPr>
+                    <m:t>i</m:t>
+                  </m:r>
+                </m:sub>
+                <m:sup>
+                  <m:r>
+                    <w:rPr>
+                      <w:rFonts w:ascii="Cambria Math" w:hAnsi="Cambria Math"/>
+                      <w:sz w:val="22"/>
+                      <w:szCs w:val="22"/>
+                      <w:lang w:val="en-US"/>
+                    </w:rPr>
+                    <m:t>full</m:t>
+                  </m:r>
+                </m:sup>
+              </m:sSubSup>
               <m:r>
                 <w:rPr>
                   <w:rFonts w:ascii="Cambria Math" w:hAnsi="Cambria Math"/>
@@ -3190,35 +3465,13 @@
                   <w:szCs w:val="22"/>
                   <w:lang w:val="en-US"/>
                 </w:rPr>
-                <m:t>i</m:t>
+                <m:t xml:space="preserve"> = </m:t>
               </m:r>
-            </m:sub>
-          </m:sSub>
-          <m:r>
-            <w:rPr>
-              <w:rFonts w:ascii="Cambria Math" w:hAnsi="Cambria Math"/>
-              <w:sz w:val="22"/>
-              <w:szCs w:val="22"/>
-              <w:lang w:val="en-US"/>
-            </w:rPr>
-            <m:t xml:space="preserve"> + </m:t>
-          </m:r>
-          <m:sSub>
-            <m:sSubPr>
-              <m:ctrlPr>
-                <w:rPr>
-                  <w:rFonts w:ascii="Cambria Math" w:hAnsi="Cambria Math"/>
-                  <w:i/>
-                  <w:iCs/>
-                  <w:sz w:val="22"/>
-                  <w:szCs w:val="22"/>
-                  <w:lang w:val="en-US"/>
-                </w:rPr>
-              </m:ctrlPr>
-            </m:sSubPr>
-            <m:e>
-              <m:acc>
-                <m:accPr>
+              <m:nary>
+                <m:naryPr>
+                  <m:chr m:val="∑"/>
+                  <m:limLoc m:val="undOvr"/>
+                  <m:supHide m:val="1"/>
                   <m:ctrlPr>
                     <w:rPr>
                       <w:rFonts w:ascii="Cambria Math" w:hAnsi="Cambria Math"/>
@@ -3229,7 +3482,1103 @@
                       <w:lang w:val="en-US"/>
                     </w:rPr>
                   </m:ctrlPr>
-                </m:accPr>
+                </m:naryPr>
+                <m:sub>
+                  <m:r>
+                    <w:rPr>
+                      <w:rFonts w:ascii="Cambria Math" w:hAnsi="Cambria Math"/>
+                      <w:sz w:val="22"/>
+                      <w:szCs w:val="22"/>
+                      <w:lang w:val="en-US"/>
+                    </w:rPr>
+                    <m:t>t=</m:t>
+                  </m:r>
+                  <m:d>
+                    <m:dPr>
+                      <m:begChr m:val="{"/>
+                      <m:endChr m:val="}"/>
+                      <m:ctrlPr>
+                        <w:rPr>
+                          <w:rFonts w:ascii="Cambria Math" w:hAnsi="Cambria Math"/>
+                          <w:i/>
+                          <w:iCs/>
+                          <w:sz w:val="22"/>
+                          <w:szCs w:val="22"/>
+                          <w:lang w:val="en-US"/>
+                        </w:rPr>
+                      </m:ctrlPr>
+                    </m:dPr>
+                    <m:e>
+                      <m:r>
+                        <w:rPr>
+                          <w:rFonts w:ascii="Cambria Math" w:hAnsi="Cambria Math"/>
+                          <w:sz w:val="22"/>
+                          <w:szCs w:val="22"/>
+                          <w:lang w:val="en-US"/>
+                        </w:rPr>
+                        <m:t>Nov 30, … , Dec 14</m:t>
+                      </m:r>
+                    </m:e>
+                  </m:d>
+                </m:sub>
+                <m:sup/>
+                <m:e>
+                  <m:r>
+                    <w:rPr>
+                      <w:rFonts w:ascii="Cambria Math" w:hAnsi="Cambria Math"/>
+                      <w:sz w:val="22"/>
+                      <w:szCs w:val="22"/>
+                      <w:lang w:val="en-US"/>
+                    </w:rPr>
+                    <m:t>A</m:t>
+                  </m:r>
+                  <m:sSub>
+                    <m:sSubPr>
+                      <m:ctrlPr>
+                        <w:rPr>
+                          <w:rFonts w:ascii="Cambria Math" w:hAnsi="Cambria Math"/>
+                          <w:i/>
+                          <w:iCs/>
+                          <w:sz w:val="22"/>
+                          <w:szCs w:val="22"/>
+                          <w:lang w:val="en-US"/>
+                        </w:rPr>
+                      </m:ctrlPr>
+                    </m:sSubPr>
+                    <m:e>
+                      <m:r>
+                        <w:rPr>
+                          <w:rFonts w:ascii="Cambria Math" w:hAnsi="Cambria Math"/>
+                          <w:sz w:val="22"/>
+                          <w:szCs w:val="22"/>
+                          <w:lang w:val="en-US"/>
+                        </w:rPr>
+                        <m:t>R</m:t>
+                      </m:r>
+                    </m:e>
+                    <m:sub>
+                      <m:r>
+                        <w:rPr>
+                          <w:rFonts w:ascii="Cambria Math" w:hAnsi="Cambria Math"/>
+                          <w:sz w:val="22"/>
+                          <w:szCs w:val="22"/>
+                          <w:lang w:val="en-US"/>
+                        </w:rPr>
+                        <m:t>i,t</m:t>
+                      </m:r>
+                    </m:sub>
+                  </m:sSub>
+                </m:e>
+              </m:nary>
+            </m:oMath>
+            <w:r>
+              <w:rPr>
+                <w:rFonts w:ascii="Century" w:hAnsi="Century"/>
+                <w:iCs/>
+                <w:sz w:val="22"/>
+                <w:szCs w:val="22"/>
+                <w:lang w:val="en-US"/>
+              </w:rPr>
+              <w:t xml:space="preserve"> ; </w:t>
+            </w:r>
+            <m:oMath>
+              <m:r>
+                <w:rPr>
+                  <w:rFonts w:ascii="Cambria Math" w:hAnsi="Cambria Math"/>
+                  <w:sz w:val="22"/>
+                  <w:szCs w:val="22"/>
+                  <w:lang w:val="en-US"/>
+                </w:rPr>
+                <m:t>C</m:t>
+              </m:r>
+              <m:sSubSup>
+                <m:sSubSupPr>
+                  <m:ctrlPr>
+                    <w:rPr>
+                      <w:rFonts w:ascii="Cambria Math" w:hAnsi="Cambria Math"/>
+                      <w:i/>
+                      <w:iCs/>
+                      <w:sz w:val="22"/>
+                      <w:szCs w:val="22"/>
+                      <w:lang w:val="en-US"/>
+                    </w:rPr>
+                  </m:ctrlPr>
+                </m:sSubSupPr>
+                <m:e>
+                  <m:r>
+                    <w:rPr>
+                      <w:rFonts w:ascii="Cambria Math" w:hAnsi="Cambria Math"/>
+                      <w:sz w:val="22"/>
+                      <w:szCs w:val="22"/>
+                      <w:lang w:val="en-US"/>
+                    </w:rPr>
+                    <m:t>AR</m:t>
+                  </m:r>
+                </m:e>
+                <m:sub>
+                  <m:r>
+                    <w:rPr>
+                      <w:rFonts w:ascii="Cambria Math" w:hAnsi="Cambria Math"/>
+                      <w:sz w:val="22"/>
+                      <w:szCs w:val="22"/>
+                      <w:lang w:val="en-US"/>
+                    </w:rPr>
+                    <m:t>i</m:t>
+                  </m:r>
+                </m:sub>
+                <m:sup>
+                  <m:r>
+                    <w:rPr>
+                      <w:rFonts w:ascii="Cambria Math" w:hAnsi="Cambria Math"/>
+                      <w:sz w:val="22"/>
+                      <w:szCs w:val="22"/>
+                      <w:lang w:val="en-US"/>
+                    </w:rPr>
+                    <m:t>full</m:t>
+                  </m:r>
+                </m:sup>
+              </m:sSubSup>
+              <m:r>
+                <w:rPr>
+                  <w:rFonts w:ascii="Cambria Math" w:hAnsi="Cambria Math"/>
+                  <w:sz w:val="22"/>
+                  <w:szCs w:val="22"/>
+                  <w:lang w:val="en-US"/>
+                </w:rPr>
+                <m:t xml:space="preserve"> = </m:t>
+              </m:r>
+              <m:nary>
+                <m:naryPr>
+                  <m:chr m:val="∑"/>
+                  <m:limLoc m:val="undOvr"/>
+                  <m:supHide m:val="1"/>
+                  <m:ctrlPr>
+                    <w:rPr>
+                      <w:rFonts w:ascii="Cambria Math" w:hAnsi="Cambria Math"/>
+                      <w:i/>
+                      <w:iCs/>
+                      <w:sz w:val="22"/>
+                      <w:szCs w:val="22"/>
+                      <w:lang w:val="en-US"/>
+                    </w:rPr>
+                  </m:ctrlPr>
+                </m:naryPr>
+                <m:sub>
+                  <m:r>
+                    <w:rPr>
+                      <w:rFonts w:ascii="Cambria Math" w:hAnsi="Cambria Math"/>
+                      <w:sz w:val="22"/>
+                      <w:szCs w:val="22"/>
+                      <w:lang w:val="en-US"/>
+                    </w:rPr>
+                    <m:t>t=</m:t>
+                  </m:r>
+                  <m:d>
+                    <m:dPr>
+                      <m:begChr m:val="{"/>
+                      <m:endChr m:val="}"/>
+                      <m:ctrlPr>
+                        <w:rPr>
+                          <w:rFonts w:ascii="Cambria Math" w:hAnsi="Cambria Math"/>
+                          <w:i/>
+                          <w:iCs/>
+                          <w:sz w:val="22"/>
+                          <w:szCs w:val="22"/>
+                          <w:lang w:val="en-US"/>
+                        </w:rPr>
+                      </m:ctrlPr>
+                    </m:dPr>
+                    <m:e>
+                      <m:r>
+                        <w:rPr>
+                          <w:rFonts w:ascii="Cambria Math" w:hAnsi="Cambria Math"/>
+                          <w:sz w:val="22"/>
+                          <w:szCs w:val="22"/>
+                          <w:lang w:val="en-US"/>
+                        </w:rPr>
+                        <m:t>Nov 30, … , Dec 14</m:t>
+                      </m:r>
+                    </m:e>
+                  </m:d>
+                  <m:r>
+                    <w:rPr>
+                      <w:rFonts w:ascii="Cambria Math" w:hAnsi="Cambria Math"/>
+                      <w:sz w:val="22"/>
+                      <w:szCs w:val="22"/>
+                      <w:lang w:val="en-US"/>
+                    </w:rPr>
+                    <m:t>\{Dec 13,14}</m:t>
+                  </m:r>
+                </m:sub>
+                <m:sup/>
+                <m:e>
+                  <m:r>
+                    <w:rPr>
+                      <w:rFonts w:ascii="Cambria Math" w:hAnsi="Cambria Math"/>
+                      <w:sz w:val="22"/>
+                      <w:szCs w:val="22"/>
+                      <w:lang w:val="en-US"/>
+                    </w:rPr>
+                    <m:t>A</m:t>
+                  </m:r>
+                  <m:sSub>
+                    <m:sSubPr>
+                      <m:ctrlPr>
+                        <w:rPr>
+                          <w:rFonts w:ascii="Cambria Math" w:hAnsi="Cambria Math"/>
+                          <w:i/>
+                          <w:iCs/>
+                          <w:sz w:val="22"/>
+                          <w:szCs w:val="22"/>
+                          <w:lang w:val="en-US"/>
+                        </w:rPr>
+                      </m:ctrlPr>
+                    </m:sSubPr>
+                    <m:e>
+                      <m:r>
+                        <w:rPr>
+                          <w:rFonts w:ascii="Cambria Math" w:hAnsi="Cambria Math"/>
+                          <w:sz w:val="22"/>
+                          <w:szCs w:val="22"/>
+                          <w:lang w:val="en-US"/>
+                        </w:rPr>
+                        <m:t>R</m:t>
+                      </m:r>
+                    </m:e>
+                    <m:sub>
+                      <m:r>
+                        <w:rPr>
+                          <w:rFonts w:ascii="Cambria Math" w:hAnsi="Cambria Math"/>
+                          <w:sz w:val="22"/>
+                          <w:szCs w:val="22"/>
+                          <w:lang w:val="en-US"/>
+                        </w:rPr>
+                        <m:t>i,t</m:t>
+                      </m:r>
+                    </m:sub>
+                  </m:sSub>
+                </m:e>
+              </m:nary>
+            </m:oMath>
+          </w:p>
+        </w:tc>
+        <w:tc>
+          <w:tcPr>
+            <w:tcW w:w="600" w:type="dxa"/>
+            <w:vAlign w:val="center"/>
+          </w:tcPr>
+          <w:p>
+            <w:pPr>
+              <w:spacing w:line="360" w:lineRule="auto"/>
+              <w:jc w:val="right"/>
+              <w:rPr>
+                <w:rFonts w:ascii="Century" w:hAnsi="Century" w:cs="Big Caslon Medium"/>
+                <w:sz w:val="22"/>
+                <w:szCs w:val="22"/>
+                <w:lang w:val="en-US"/>
+              </w:rPr>
+            </w:pPr>
+            <w:r>
+              <w:rPr>
+                <w:rFonts w:ascii="Century" w:hAnsi="Century" w:cs="Big Caslon Medium"/>
+                <w:sz w:val="22"/>
+                <w:szCs w:val="22"/>
+                <w:lang w:val="en-US"/>
+              </w:rPr>
+              <w:t>(3)</w:t>
+            </w:r>
+          </w:p>
+        </w:tc>
+      </w:tr>
+    </w:tbl>
+    <w:tbl>
+      <w:tblPr>
+        <w:tblW w:w="9070" w:type="dxa"/>
+        <w:jc w:val="center"/>
+        <w:tblLayout w:type="fixed"/>
+        <w:tblCellMar>
+          <w:left w:w="0" w:type="dxa"/>
+          <w:right w:w="0" w:type="dxa"/>
+        </w:tblCellMar>
+        <w:tblLook w:val="0000"/>
+      </w:tblPr>
+      <w:tblGrid>
+        <w:gridCol w:w="600"/>
+        <w:gridCol w:w="7870"/>
+        <w:gridCol w:w="600"/>
+      </w:tblGrid>
+      <w:tr>
+        <w:tc>
+          <w:tcPr>
+            <w:tcW w:w="600" w:type="dxa"/>
+          </w:tcPr>
+          <w:p>
+            <w:pPr>
+              <w:spacing w:line="360" w:lineRule="auto"/>
+            </w:pPr>
+          </w:p>
+        </w:tc>
+        <w:tc>
+          <w:tcPr>
+            <w:tcW w:w="7870" w:type="dxa"/>
+            <w:vAlign w:val="center"/>
+          </w:tcPr>
+          <w:p>
+            <w:pPr>
+              <w:spacing w:before="240" w:after="240" w:line="360" w:lineRule="auto"/>
+              <w:jc w:val="center"/>
+              <w:rPr>
+                <w:rFonts w:ascii="Cambria Math" w:hAnsi="Cambria Math"/>
+                <w:sz w:val="22"/>
+                <w:szCs w:val="22"/>
+                <w:lang w:val="en-US"/>
+                <w:oMath/>
+              </w:rPr>
+            </w:pPr>
+            <m:oMathPara>
+              <m:oMath>
+                <m:r>
+                  <w:rPr>
+                    <w:rFonts w:ascii="Cambria Math" w:hAnsi="Cambria Math"/>
+                    <w:sz w:val="22"/>
+                    <w:szCs w:val="22"/>
+                    <w:lang w:val="en-US"/>
+                  </w:rPr>
+                  <m:t>CA</m:t>
+                </m:r>
+                <m:sSubSup>
+                  <m:sSubSupPr>
+                    <m:ctrlPr>
+                      <w:rPr>
+                        <w:rFonts w:ascii="Cambria Math" w:hAnsi="Cambria Math"/>
+                        <w:i/>
+                        <w:iCs/>
+                        <w:sz w:val="22"/>
+                        <w:szCs w:val="22"/>
+                        <w:lang w:val="en-US"/>
+                      </w:rPr>
+                    </m:ctrlPr>
+                  </m:sSubSupPr>
+                  <m:e>
+                    <m:r>
+                      <w:rPr>
+                        <w:rFonts w:ascii="Cambria Math" w:hAnsi="Cambria Math"/>
+                        <w:sz w:val="22"/>
+                        <w:szCs w:val="22"/>
+                        <w:lang w:val="en-US"/>
+                      </w:rPr>
+                      <m:t>R</m:t>
+                    </m:r>
+                  </m:e>
+                  <m:sub>
+                    <m:r>
+                      <w:rPr>
+                        <w:rFonts w:ascii="Cambria Math" w:hAnsi="Cambria Math"/>
+                        <w:sz w:val="22"/>
+                        <w:szCs w:val="22"/>
+                        <w:lang w:val="en-US"/>
+                      </w:rPr>
+                      <m:t>i</m:t>
+                    </m:r>
+                  </m:sub>
+                  <m:sup>
+                    <m:r>
+                      <w:rPr>
+                        <w:rFonts w:ascii="Cambria Math" w:hAnsi="Cambria Math"/>
+                        <w:sz w:val="22"/>
+                        <w:szCs w:val="22"/>
+                        <w:lang w:val="en-US"/>
+                      </w:rPr>
+                      <m:t>2-day</m:t>
+                    </m:r>
+                  </m:sup>
+                </m:sSubSup>
+                <m:r>
+                  <w:rPr>
+                    <w:rFonts w:ascii="Cambria Math" w:hAnsi="Cambria Math"/>
+                    <w:sz w:val="22"/>
+                    <w:szCs w:val="22"/>
+                    <w:lang w:val="en-US"/>
+                  </w:rPr>
+                  <m:t xml:space="preserve"> = A</m:t>
+                </m:r>
+                <m:sSubSup>
+                  <m:sSubSupPr>
+                    <m:ctrlPr>
+                      <w:rPr>
+                        <w:rFonts w:ascii="Cambria Math" w:hAnsi="Cambria Math"/>
+                        <w:i/>
+                        <w:iCs/>
+                        <w:sz w:val="22"/>
+                        <w:szCs w:val="22"/>
+                        <w:lang w:val="en-US"/>
+                      </w:rPr>
+                    </m:ctrlPr>
+                  </m:sSubSupPr>
+                  <m:e>
+                    <m:r>
+                      <w:rPr>
+                        <w:rFonts w:ascii="Cambria Math" w:hAnsi="Cambria Math"/>
+                        <w:sz w:val="22"/>
+                        <w:szCs w:val="22"/>
+                        <w:lang w:val="en-US"/>
+                      </w:rPr>
+                      <m:t>R</m:t>
+                    </m:r>
+                  </m:e>
+                  <m:sub>
+                    <m:r>
+                      <w:rPr>
+                        <w:rFonts w:ascii="Cambria Math" w:hAnsi="Cambria Math"/>
+                        <w:sz w:val="22"/>
+                        <w:szCs w:val="22"/>
+                        <w:lang w:val="en-US"/>
+                      </w:rPr>
+                      <m:t>i</m:t>
+                    </m:r>
+                  </m:sub>
+                  <m:sup>
+                    <m:r>
+                      <w:rPr>
+                        <w:rFonts w:ascii="Cambria Math" w:hAnsi="Cambria Math"/>
+                        <w:sz w:val="22"/>
+                        <w:szCs w:val="22"/>
+                        <w:lang w:val="en-US"/>
+                      </w:rPr>
+                      <m:t>Dec 13</m:t>
+                    </m:r>
+                  </m:sup>
+                </m:sSubSup>
+                <m:r>
+                  <w:rPr>
+                    <w:rFonts w:ascii="Cambria Math" w:hAnsi="Cambria Math"/>
+                    <w:sz w:val="22"/>
+                    <w:szCs w:val="22"/>
+                    <w:lang w:val="en-US"/>
+                  </w:rPr>
+                  <m:t xml:space="preserve"> + A</m:t>
+                </m:r>
+                <m:sSubSup>
+                  <m:sSubSupPr>
+                    <m:ctrlPr>
+                      <w:rPr>
+                        <w:rFonts w:ascii="Cambria Math" w:hAnsi="Cambria Math"/>
+                        <w:i/>
+                        <w:iCs/>
+                        <w:sz w:val="22"/>
+                        <w:szCs w:val="22"/>
+                        <w:lang w:val="en-US"/>
+                      </w:rPr>
+                    </m:ctrlPr>
+                  </m:sSubSupPr>
+                  <m:e>
+                    <m:r>
+                      <w:rPr>
+                        <w:rFonts w:ascii="Cambria Math" w:hAnsi="Cambria Math"/>
+                        <w:sz w:val="22"/>
+                        <w:szCs w:val="22"/>
+                        <w:lang w:val="en-US"/>
+                      </w:rPr>
+                      <m:t>R</m:t>
+                    </m:r>
+                  </m:e>
+                  <m:sub>
+                    <m:r>
+                      <w:rPr>
+                        <w:rFonts w:ascii="Cambria Math" w:hAnsi="Cambria Math"/>
+                        <w:sz w:val="22"/>
+                        <w:szCs w:val="22"/>
+                        <w:lang w:val="en-US"/>
+                      </w:rPr>
+                      <m:t>i</m:t>
+                    </m:r>
+                  </m:sub>
+                  <m:sup>
+                    <m:r>
+                      <w:rPr>
+                        <w:rFonts w:ascii="Cambria Math" w:hAnsi="Cambria Math"/>
+                        <w:sz w:val="22"/>
+                        <w:szCs w:val="22"/>
+                        <w:lang w:val="en-US"/>
+                      </w:rPr>
+                      <m:t>Dec 14</m:t>
+                    </m:r>
+                  </m:sup>
+                </m:sSubSup>
+              </m:oMath>
+            </m:oMathPara>
+          </w:p>
+        </w:tc>
+        <w:tc>
+          <w:tcPr>
+            <w:tcW w:w="600" w:type="dxa"/>
+            <w:vAlign w:val="center"/>
+          </w:tcPr>
+          <w:p>
+            <w:pPr>
+              <w:spacing w:line="360" w:lineRule="auto"/>
+              <w:jc w:val="right"/>
+              <w:rPr>
+                <w:rFonts w:ascii="Century" w:hAnsi="Century" w:cs="Big Caslon Medium"/>
+                <w:sz w:val="22"/>
+                <w:szCs w:val="22"/>
+                <w:lang w:val="en-US"/>
+              </w:rPr>
+            </w:pPr>
+            <w:r>
+              <w:rPr>
+                <w:rFonts w:ascii="Century" w:hAnsi="Century" w:cs="Big Caslon Medium"/>
+                <w:sz w:val="22"/>
+                <w:szCs w:val="22"/>
+                <w:lang w:val="en-US"/>
+              </w:rPr>
+              <w:t>(4)</w:t>
+            </w:r>
+          </w:p>
+        </w:tc>
+      </w:tr>
+    </w:tbl>
+    <w:p>
+      <w:pPr>
+        <w:spacing w:line="360" w:lineRule="auto"/>
+        <w:jc w:val="both"/>
+        <w:rPr>
+          <w:rFonts w:ascii="Century" w:hAnsi="Century"/>
+          <w:sz w:val="22"/>
+          <w:szCs w:val="22"/>
+          <w:highlight w:val="yellow"/>
+          <w:lang w:val="en-US"/>
+        </w:rPr>
+      </w:pPr>
+      <w:r>
+        <w:rPr>
+          <w:rFonts w:ascii="Century" w:hAnsi="Century"/>
+          <w:noProof/>
+          <w:sz w:val="22"/>
+          <w:szCs w:val="22"/>
+          <w:lang w:val="en-US"/>
+          <w14:ligatures w14:val="standardContextual"/>
+        </w:rPr>
+      </w:r>
+      <w:r>
+        <w:rPr>
+          <w:rFonts w:ascii="Century" w:hAnsi="Century"/>
+          <w:sz w:val="22"/>
+          <w:szCs w:val="22"/>
+          <w:lang w:val="en-US"/>
+        </w:rPr>
+        <w:t>We compare firms across the full cross-section using the continuous exposure measure rather than only a top/bottom quintile sort, so the test does not discard information in the middle of the exposure distribution. The main test estimates, twice, the following cross-sectional specification</w:t>
+      </w:r>
+      <w:r>
+        <w:rPr>
+          <w:rFonts w:ascii="Century" w:hAnsi="Century"/>
+          <w:sz w:val="22"/>
+          <w:szCs w:val="22"/>
+          <w:lang w:val="en-US"/>
+        </w:rPr>
+        <w:t xml:space="preserve">, running Weighted Least Squares weighted by pre-fixed (Nov. 29) market capitalization</w:t>
+      </w:r>
+      <w:r>
+        <w:rPr>
+          <w:rFonts w:ascii="Century" w:hAnsi="Century"/>
+          <w:sz w:val="22"/>
+          <w:szCs w:val="22"/>
+          <w:lang w:val="en-US"/>
+        </w:rPr>
+        <w:t>, as per the paper.</w:t>
+      </w:r>
+    </w:p>
+    <w:tbl>
+      <w:tblPr>
+        <w:tblW w:w="9070" w:type="dxa"/>
+        <w:jc w:val="center"/>
+        <w:tblLayout w:type="fixed"/>
+        <w:tblCellMar>
+          <w:left w:w="0" w:type="dxa"/>
+          <w:right w:w="0" w:type="dxa"/>
+        </w:tblCellMar>
+        <w:tblLook w:val="0000"/>
+      </w:tblPr>
+      <w:tblGrid>
+        <w:gridCol w:w="600"/>
+        <w:gridCol w:w="7870"/>
+        <w:gridCol w:w="600"/>
+      </w:tblGrid>
+      <w:tr>
+        <w:tc>
+          <w:tcPr>
+            <w:tcW w:w="600" w:type="dxa"/>
+          </w:tcPr>
+          <w:p>
+            <w:pPr>
+              <w:spacing w:line="360" w:lineRule="auto"/>
+            </w:pPr>
+          </w:p>
+        </w:tc>
+        <w:tc>
+          <w:tcPr>
+            <w:tcW w:w="7870" w:type="dxa"/>
+            <w:vAlign w:val="center"/>
+          </w:tcPr>
+          <w:p>
+            <w:pPr>
+              <w:spacing w:before="240" w:after="240" w:line="360" w:lineRule="auto"/>
+              <w:jc w:val="center"/>
+              <w:rPr>
+                <w:rFonts w:ascii="Century" w:hAnsi="Century"/>
+                <w:sz w:val="22"/>
+                <w:szCs w:val="22"/>
+                <w:lang w:val="en-US"/>
+              </w:rPr>
+            </w:pPr>
+            <m:oMathPara>
+              <m:oMath>
+                <m:sSub>
+                  <m:sSubPr>
+                    <m:ctrlPr>
+                      <w:rPr>
+                        <w:rFonts w:ascii="Cambria Math" w:hAnsi="Cambria Math"/>
+                        <w:i/>
+                        <w:iCs/>
+                        <w:sz w:val="22"/>
+                        <w:szCs w:val="22"/>
+                        <w:lang w:val="en-US"/>
+                      </w:rPr>
+                    </m:ctrlPr>
+                  </m:sSubPr>
+                  <m:e>
+                    <m:r>
+                      <w:rPr>
+                        <w:rFonts w:ascii="Cambria Math" w:hAnsi="Cambria Math"/>
+                        <w:sz w:val="22"/>
+                        <w:szCs w:val="22"/>
+                        <w:lang w:val="en-US"/>
+                      </w:rPr>
+                      <m:t>CAR</m:t>
+                    </m:r>
+                  </m:e>
+                  <m:sub>
+                    <m:r>
+                      <w:rPr>
+                        <w:rFonts w:ascii="Cambria Math" w:hAnsi="Cambria Math"/>
+                        <w:sz w:val="22"/>
+                        <w:szCs w:val="22"/>
+                        <w:lang w:val="en-US"/>
+                      </w:rPr>
+                      <m:t>i</m:t>
+                    </m:r>
+                  </m:sub>
+                </m:sSub>
+                <m:r>
+                  <w:rPr>
+                    <w:rFonts w:ascii="Cambria Math" w:hAnsi="Cambria Math"/>
+                    <w:sz w:val="22"/>
+                    <w:szCs w:val="22"/>
+                    <w:lang w:val="en-US"/>
+                  </w:rPr>
+                  <m:t xml:space="preserve"> = α + β·</m:t>
+                </m:r>
+                <m:sSub>
+                  <m:sSubPr>
+                    <m:ctrlPr>
+                      <w:rPr>
+                        <w:rFonts w:ascii="Cambria Math" w:hAnsi="Cambria Math"/>
+                        <w:i/>
+                        <w:iCs/>
+                        <w:sz w:val="22"/>
+                        <w:szCs w:val="22"/>
+                        <w:lang w:val="en-US"/>
+                      </w:rPr>
+                    </m:ctrlPr>
+                  </m:sSubPr>
+                  <m:e>
+                    <m:r>
+                      <w:rPr>
+                        <w:rFonts w:ascii="Cambria Math" w:hAnsi="Cambria Math"/>
+                        <w:sz w:val="22"/>
+                        <w:szCs w:val="22"/>
+                        <w:lang w:val="en-US"/>
+                      </w:rPr>
+                      <m:t>Exposure</m:t>
+                    </m:r>
+                  </m:e>
+                  <m:sub>
+                    <m:r>
+                      <w:rPr>
+                        <w:rFonts w:ascii="Cambria Math" w:hAnsi="Cambria Math"/>
+                        <w:sz w:val="22"/>
+                        <w:szCs w:val="22"/>
+                        <w:lang w:val="en-US"/>
+                      </w:rPr>
+                      <m:t>i</m:t>
+                    </m:r>
+                  </m:sub>
+                </m:sSub>
+                <m:r>
+                  <w:rPr>
+                    <w:rFonts w:ascii="Cambria Math" w:hAnsi="Cambria Math"/>
+                    <w:sz w:val="22"/>
+                    <w:szCs w:val="22"/>
+                    <w:lang w:val="en-US"/>
+                  </w:rPr>
+                  <m:t xml:space="preserve"> + </m:t>
+                </m:r>
+                <m:sSub>
+                  <m:sSubPr>
+                    <m:ctrlPr>
+                      <w:rPr>
+                        <w:rFonts w:ascii="Cambria Math" w:hAnsi="Cambria Math"/>
+                        <w:i/>
+                        <w:iCs/>
+                        <w:sz w:val="22"/>
+                        <w:szCs w:val="22"/>
+                        <w:lang w:val="en-US"/>
+                      </w:rPr>
+                    </m:ctrlPr>
+                  </m:sSubPr>
+                  <m:e>
+                    <m:r>
+                      <w:rPr>
+                        <w:rFonts w:ascii="Cambria Math" w:hAnsi="Cambria Math"/>
+                        <w:sz w:val="22"/>
+                        <w:szCs w:val="22"/>
+                        <w:lang w:val="en-US"/>
+                      </w:rPr>
+                      <m:t>γ</m:t>
+                    </m:r>
+                  </m:e>
+                  <m:sub>
+                    <m:r>
+                      <w:rPr>
+                        <w:rFonts w:ascii="Cambria Math" w:hAnsi="Cambria Math"/>
+                        <w:sz w:val="22"/>
+                        <w:szCs w:val="22"/>
+                        <w:lang w:val="en-US"/>
+                      </w:rPr>
+                      <m:t>1</m:t>
+                    </m:r>
+                  </m:sub>
+                </m:sSub>
+                <m:r>
+                  <w:rPr>
+                    <w:rFonts w:ascii="Cambria Math" w:hAnsi="Cambria Math"/>
+                    <w:sz w:val="22"/>
+                    <w:szCs w:val="22"/>
+                    <w:lang w:val="en-US"/>
+                  </w:rPr>
+                  <m:t>B</m:t>
+                </m:r>
+                <m:sSub>
+                  <m:sSubPr>
+                    <m:ctrlPr>
+                      <w:rPr>
+                        <w:rFonts w:ascii="Cambria Math" w:hAnsi="Cambria Math"/>
+                        <w:i/>
+                        <w:iCs/>
+                        <w:sz w:val="22"/>
+                        <w:szCs w:val="22"/>
+                        <w:lang w:val="en-US"/>
+                      </w:rPr>
+                    </m:ctrlPr>
+                  </m:sSubPr>
+                  <m:e>
+                    <m:r>
+                      <w:rPr>
+                        <w:rFonts w:ascii="Cambria Math" w:hAnsi="Cambria Math"/>
+                        <w:sz w:val="22"/>
+                        <w:szCs w:val="22"/>
+                        <w:lang w:val="en-US"/>
+                      </w:rPr>
+                      <m:t>M</m:t>
+                    </m:r>
+                  </m:e>
+                  <m:sub>
+                    <m:r>
+                      <w:rPr>
+                        <w:rFonts w:ascii="Cambria Math" w:hAnsi="Cambria Math"/>
+                        <w:sz w:val="22"/>
+                        <w:szCs w:val="22"/>
+                        <w:lang w:val="en-US"/>
+                      </w:rPr>
+                      <m:t>i</m:t>
+                    </m:r>
+                  </m:sub>
+                </m:sSub>
+                <m:r>
+                  <w:rPr>
+                    <w:rFonts w:ascii="Cambria Math" w:hAnsi="Cambria Math"/>
+                    <w:sz w:val="22"/>
+                    <w:szCs w:val="22"/>
+                    <w:lang w:val="en-US"/>
+                  </w:rPr>
+                  <m:t xml:space="preserve"> + δ(industry) + </m:t>
+                </m:r>
+                <m:sSub>
+                  <m:sSubPr>
+                    <m:ctrlPr>
+                      <w:rPr>
+                        <w:rFonts w:ascii="Cambria Math" w:hAnsi="Cambria Math"/>
+                        <w:i/>
+                        <w:iCs/>
+                        <w:sz w:val="22"/>
+                        <w:szCs w:val="22"/>
+                        <w:lang w:val="en-US"/>
+                      </w:rPr>
+                    </m:ctrlPr>
+                  </m:sSubPr>
+                  <m:e>
+                    <m:r>
+                      <w:rPr>
+                        <w:rFonts w:ascii="Cambria Math" w:hAnsi="Cambria Math"/>
+                        <w:sz w:val="22"/>
+                        <w:szCs w:val="22"/>
+                        <w:lang w:val="en-US"/>
+                      </w:rPr>
+                      <m:t>ε</m:t>
+                    </m:r>
+                  </m:e>
+                  <m:sub>
+                    <m:r>
+                      <w:rPr>
+                        <w:rFonts w:ascii="Cambria Math" w:hAnsi="Cambria Math"/>
+                        <w:sz w:val="22"/>
+                        <w:szCs w:val="22"/>
+                        <w:lang w:val="en-US"/>
+                      </w:rPr>
+                      <m:t>i</m:t>
+                    </m:r>
+                  </m:sub>
+                </m:sSub>
+              </m:oMath>
+            </m:oMathPara>
+          </w:p>
+        </w:tc>
+        <w:tc>
+          <w:tcPr>
+            <w:tcW w:w="600" w:type="dxa"/>
+            <w:vAlign w:val="center"/>
+          </w:tcPr>
+          <w:p>
+            <w:pPr>
+              <w:spacing w:line="360" w:lineRule="auto"/>
+              <w:jc w:val="right"/>
+              <w:rPr>
+                <w:rFonts w:ascii="Century" w:hAnsi="Century" w:cs="Big Caslon Medium"/>
+                <w:sz w:val="22"/>
+                <w:szCs w:val="22"/>
+                <w:lang w:val="en-US"/>
+              </w:rPr>
+            </w:pPr>
+            <w:r>
+              <w:rPr>
+                <w:rFonts w:ascii="Century" w:hAnsi="Century" w:cs="Big Caslon Medium"/>
+                <w:sz w:val="22"/>
+                <w:szCs w:val="22"/>
+                <w:lang w:val="en-US"/>
+              </w:rPr>
+              <w:t>(5)</w:t>
+            </w:r>
+          </w:p>
+        </w:tc>
+      </w:tr>
+    </w:tbl>
+    <w:p>
+      <w:pPr>
+        <w:spacing w:line="360" w:lineRule="auto"/>
+        <w:jc w:val="both"/>
+        <w:rPr>
+          <w:rFonts w:ascii="Century" w:hAnsi="Century"/>
+          <w:sz w:val="22"/>
+          <w:szCs w:val="22"/>
+          <w:lang w:val="en-US"/>
+        </w:rPr>
+      </w:pPr>
+      <w:r>
+        <w:rPr>
+          <w:rFonts w:ascii="Century" w:hAnsi="Century"/>
+          <w:sz w:val="22"/>
+          <w:szCs w:val="22"/>
+          <w:lang w:val="en-US"/>
+        </w:rPr>
+        <w:t>estimated once with CAR</w:t>
+      </w:r>
+      <w:r>
+        <w:rPr>
+          <w:sz w:val="22"/>
+          <w:szCs w:val="22"/>
+          <w:lang w:val="en-US"/>
+        </w:rPr>
+        <w:t>ᵢ</w:t>
+      </w:r>
+      <w:r>
+        <w:rPr>
+          <w:rFonts w:ascii="Century" w:hAnsi="Century"/>
+          <w:sz w:val="22"/>
+          <w:szCs w:val="22"/>
+          <w:lang w:val="en-US"/>
+        </w:rPr>
+        <w:t xml:space="preserve"> = CAR(full)</w:t>
+      </w:r>
+      <w:r>
+        <w:rPr>
+          <w:sz w:val="22"/>
+          <w:szCs w:val="22"/>
+          <w:lang w:val="en-US"/>
+        </w:rPr>
+        <w:t>ᵢ</w:t>
+      </w:r>
+      <w:r>
+        <w:rPr>
+          <w:rFonts w:ascii="Century" w:hAnsi="Century"/>
+          <w:sz w:val="22"/>
+          <w:szCs w:val="22"/>
+          <w:lang w:val="en-US"/>
+        </w:rPr>
+        <w:t xml:space="preserve"> and once with CAR</w:t>
+      </w:r>
+      <w:r>
+        <w:rPr>
+          <w:sz w:val="22"/>
+          <w:szCs w:val="22"/>
+          <w:lang w:val="en-US"/>
+        </w:rPr>
+        <w:t>ᵢ</w:t>
+      </w:r>
+      <w:r>
+        <w:rPr>
+          <w:rFonts w:ascii="Century" w:hAnsi="Century"/>
+          <w:sz w:val="22"/>
+          <w:szCs w:val="22"/>
+          <w:lang w:val="en-US"/>
+        </w:rPr>
+        <w:t xml:space="preserve"> = CAR(excl)</w:t>
+      </w:r>
+      <w:r>
+        <w:rPr>
+          <w:sz w:val="22"/>
+          <w:szCs w:val="22"/>
+          <w:lang w:val="en-US"/>
+        </w:rPr>
+        <w:t>ᵢ</w:t>
+      </w:r>
+      <w:r>
+        <w:rPr>
+          <w:rFonts w:ascii="Century" w:hAnsi="Century"/>
+          <w:sz w:val="22"/>
+          <w:szCs w:val="22"/>
+          <w:lang w:val="en-US"/>
+        </w:rPr>
+        <w:t>. The control set (book-to-market and industry fixed effects) mirrors the paper's own cross-sectional controls, with one exception: we do not include the product-market AI exposure control (ProductAI, a measure of how much a firm's products and services are themselves AI-related), as the underlying data was difficult to merge with our principal dataset. This omission will be considered when analyzing our results. </w:t>
+      </w:r>
+    </w:p>
+    <w:p>
+      <w:pPr>
+        <w:spacing w:line="360" w:lineRule="auto"/>
+        <w:jc w:val="both"/>
+        <w:rPr>
+          <w:rFonts w:ascii="Century" w:hAnsi="Century"/>
+          <w:sz w:val="22"/>
+          <w:szCs w:val="22"/>
+          <w:lang w:val="en-US"/>
+        </w:rPr>
+      </w:pPr>
+      <w:r>
+        <w:rPr>
+          <w:rFonts w:ascii="Century" w:hAnsi="Century"/>
+          <w:sz w:val="22"/>
+          <w:szCs w:val="22"/>
+          <w:lang w:val="en-US"/>
+        </w:rPr>
+        <w:t xml:space="preserve">The coefficient </w:t>
+      </w:r>
+      <w:r>
+        <w:rPr>
+          <w:rFonts w:ascii="Century" w:hAnsi="Century"/>
+          <w:i/>
+          <w:iCs/>
+          <w:sz w:val="22"/>
+          <w:szCs w:val="22"/>
+          <w:lang w:val="en-US"/>
+        </w:rPr>
+        <w:t>β</w:t>
+      </w:r>
+      <w:r>
+        <w:rPr>
+          <w:rFonts w:ascii="Century" w:hAnsi="Century"/>
+          <w:sz w:val="22"/>
+          <w:szCs w:val="22"/>
+          <w:lang w:val="en-US"/>
+        </w:rPr>
+        <w:t xml:space="preserve"> is the additional cumulative abnormal return earned by a firm with one-unit higher Generative AI labor exposure, holding value and industry fixed. The object of interest is the change in this coefficient across the two specifications:</w:t>
+      </w:r>
+    </w:p>
+    <w:tbl>
+      <w:tblPr>
+        <w:tblW w:w="9070" w:type="dxa"/>
+        <w:jc w:val="center"/>
+        <w:tblLayout w:type="fixed"/>
+        <w:tblCellMar>
+          <w:left w:w="0" w:type="dxa"/>
+          <w:right w:w="0" w:type="dxa"/>
+        </w:tblCellMar>
+        <w:tblLook w:val="0000"/>
+      </w:tblPr>
+      <w:tblGrid>
+        <w:gridCol w:w="600"/>
+        <w:gridCol w:w="7870"/>
+        <w:gridCol w:w="600"/>
+      </w:tblGrid>
+      <w:tr>
+        <w:tc>
+          <w:tcPr>
+            <w:tcW w:w="600" w:type="dxa"/>
+          </w:tcPr>
+          <w:p>
+            <w:pPr>
+              <w:spacing w:line="360" w:lineRule="auto"/>
+            </w:pPr>
+          </w:p>
+        </w:tc>
+        <w:tc>
+          <w:tcPr>
+            <w:tcW w:w="7870" w:type="dxa"/>
+            <w:vAlign w:val="center"/>
+          </w:tcPr>
+          <w:p>
+            <w:pPr>
+              <w:spacing w:before="240" w:after="240" w:line="360" w:lineRule="auto"/>
+              <w:jc w:val="center"/>
+              <w:rPr>
+                <w:rFonts w:ascii="Century" w:hAnsi="Century"/>
+                <w:sz w:val="22"/>
+                <w:szCs w:val="22"/>
+                <w:lang w:val="en-US"/>
+              </w:rPr>
+            </w:pPr>
+            <m:oMath>
+              <m:r>
+                <w:rPr>
+                  <w:rFonts w:ascii="Cambria Math" w:hAnsi="Cambria Math"/>
+                  <w:sz w:val="22"/>
+                  <w:szCs w:val="22"/>
+                  <w:lang w:val="en-US"/>
+                </w:rPr>
+                <w:lastRenderedPageBreak/>
+                <m:t xml:space="preserve">Δβ = </m:t>
+              </m:r>
+              <m:sSub>
+                <m:sSubPr>
+                  <m:ctrlPr>
+                    <w:rPr>
+                      <w:rFonts w:ascii="Cambria Math" w:hAnsi="Cambria Math"/>
+                      <w:i/>
+                      <w:iCs/>
+                      <w:sz w:val="22"/>
+                      <w:szCs w:val="22"/>
+                      <w:lang w:val="en-US"/>
+                    </w:rPr>
+                  </m:ctrlPr>
+                </m:sSubPr>
                 <m:e>
                   <m:r>
                     <w:rPr>
@@ -3241,9 +4590,18 @@
                     <m:t>β</m:t>
                   </m:r>
                 </m:e>
-              </m:acc>
-            </m:e>
-            <m:sub>
+                <m:sub>
+                  <m:r>
+                    <w:rPr>
+                      <w:rFonts w:ascii="Cambria Math" w:hAnsi="Cambria Math"/>
+                      <w:sz w:val="22"/>
+                      <w:szCs w:val="22"/>
+                      <w:lang w:val="en-US"/>
+                    </w:rPr>
+                    <m:t>full</m:t>
+                  </m:r>
+                </m:sub>
+              </m:sSub>
               <m:r>
                 <w:rPr>
                   <w:rFonts w:ascii="Cambria Math" w:hAnsi="Cambria Math"/>
@@ -3251,33 +4609,44 @@
                   <w:szCs w:val="22"/>
                   <w:lang w:val="en-US"/>
                 </w:rPr>
-                <m:t>i</m:t>
+                <m:t xml:space="preserve"> - </m:t>
               </m:r>
-            </m:sub>
-          </m:sSub>
-          <m:r>
-            <w:rPr>
-              <w:rFonts w:ascii="Cambria Math" w:hAnsi="Cambria Math"/>
-              <w:sz w:val="22"/>
-              <w:szCs w:val="22"/>
-              <w:lang w:val="en-US"/>
-            </w:rPr>
-            <m:t xml:space="preserve"> </m:t>
-          </m:r>
-          <m:sSub>
-            <m:sSubPr>
-              <m:ctrlPr>
-                <w:rPr>
-                  <w:rFonts w:ascii="Cambria Math" w:hAnsi="Cambria Math"/>
-                  <w:i/>
-                  <w:iCs/>
-                  <w:sz w:val="22"/>
-                  <w:szCs w:val="22"/>
-                  <w:lang w:val="en-US"/>
-                </w:rPr>
-              </m:ctrlPr>
-            </m:sSubPr>
-            <m:e>
+              <m:sSub>
+                <m:sSubPr>
+                  <m:ctrlPr>
+                    <w:rPr>
+                      <w:rFonts w:ascii="Cambria Math" w:hAnsi="Cambria Math"/>
+                      <w:i/>
+                      <w:iCs/>
+                      <w:sz w:val="22"/>
+                      <w:szCs w:val="22"/>
+                      <w:lang w:val="en-US"/>
+                    </w:rPr>
+                  </m:ctrlPr>
+                </m:sSubPr>
+                <m:e>
+                  <m:r>
+                    <w:rPr>
+                      <w:rFonts w:ascii="Cambria Math" w:hAnsi="Cambria Math"/>
+                      <w:sz w:val="22"/>
+                      <w:szCs w:val="22"/>
+                      <w:lang w:val="en-US"/>
+                    </w:rPr>
+                    <m:t>β</m:t>
+                  </m:r>
+                </m:e>
+                <m:sub>
+                  <m:r>
+                    <w:rPr>
+                      <w:rFonts w:ascii="Cambria Math" w:hAnsi="Cambria Math"/>
+                      <w:sz w:val="22"/>
+                      <w:szCs w:val="22"/>
+                      <w:lang w:val="en-US"/>
+                    </w:rPr>
+                    <m:t>excl</m:t>
+                  </m:r>
+                </m:sub>
+              </m:sSub>
               <m:r>
                 <w:rPr>
                   <w:rFonts w:ascii="Cambria Math" w:hAnsi="Cambria Math"/>
@@ -3285,918 +4654,86 @@
                   <w:szCs w:val="22"/>
                   <w:lang w:val="en-US"/>
                 </w:rPr>
-                <m:t>R</m:t>
+                <m:t xml:space="preserve">= </m:t>
               </m:r>
-            </m:e>
-            <m:sub>
-              <m:r>
-                <w:rPr>
-                  <w:rFonts w:ascii="Cambria Math" w:hAnsi="Cambria Math"/>
-                  <w:sz w:val="22"/>
-                  <w:szCs w:val="22"/>
-                  <w:lang w:val="en-US"/>
-                </w:rPr>
-                <m:t>m,t</m:t>
-              </m:r>
-            </m:sub>
-          </m:sSub>
-          <m:r>
-            <w:rPr>
-              <w:rFonts w:ascii="Cambria Math" w:hAnsi="Cambria Math"/>
-              <w:sz w:val="22"/>
-              <w:szCs w:val="22"/>
-              <w:lang w:val="en-US"/>
-            </w:rPr>
-            <m:t>)</m:t>
-          </m:r>
-        </m:oMath>
-      </m:oMathPara>
-    </w:p>
-    <w:p>
-      <w:pPr>
-        <w:spacing w:line="360" w:lineRule="auto"/>
-        <w:jc w:val="both"/>
-        <w:rPr>
-          <w:rFonts w:ascii="Century" w:hAnsi="Century"/>
-          <w:sz w:val="22"/>
-          <w:szCs w:val="22"/>
-          <w:lang w:val="en-US"/>
-        </w:rPr>
-      </w:pPr>
-      <w:r>
-        <w:rPr>
-          <w:rFonts w:ascii="Century" w:hAnsi="Century"/>
-          <w:noProof/>
-          <w:sz w:val="22"/>
-          <w:szCs w:val="22"/>
-          <w:lang w:val="en-US"/>
-          <w14:ligatures w14:val="standardContextual"/>
-        </w:rPr>
-        <mc:AlternateContent>
-          <mc:Choice Requires="wps">
-            <w:drawing>
-              <wp:anchor distT="0" distB="0" distL="114300" distR="114300" simplePos="0" relativeHeight="251659264" behindDoc="0" locked="0" layoutInCell="1" allowOverlap="1" wp14:anchorId="1D7CFCC8" wp14:editId="01860E34">
-                <wp:simplePos x="0" y="0"/>
-                <wp:positionH relativeFrom="column">
-                  <wp:posOffset>-80010</wp:posOffset>
-                </wp:positionH>
-                <wp:positionV relativeFrom="page">
-                  <wp:posOffset>4543816</wp:posOffset>
-                </wp:positionV>
-                <wp:extent cx="414655" cy="295910"/>
-                <wp:effectExtent l="0" t="0" r="4445" b="0"/>
-                <wp:wrapNone/>
-                <wp:docPr id="377069723" name="Caixa de texto 3"/>
-                <wp:cNvGraphicFramePr/>
-                <a:graphic xmlns:a="http://schemas.openxmlformats.org/drawingml/2006/main">
-                  <a:graphicData uri="http://schemas.microsoft.com/office/word/2010/wordprocessingShape">
-                    <wps:wsp>
-                      <wps:cNvSpPr txBox="1"/>
-                      <wps:spPr>
-                        <a:xfrm>
-                          <a:off x="0" y="0"/>
-                          <a:ext cx="414655" cy="295910"/>
-                        </a:xfrm>
-                        <a:prstGeom prst="rect">
-                          <a:avLst/>
-                        </a:prstGeom>
-                        <a:solidFill>
-                          <a:schemeClr val="lt1"/>
-                        </a:solidFill>
-                        <a:ln w="6350">
-                          <a:noFill/>
-                        </a:ln>
-                      </wps:spPr>
-                      <wps:txbx>
-                        <w:txbxContent>
-                          <w:p>
-                            <w:pPr>
-                              <w:rPr>
-                                <w:rFonts w:ascii="Century" w:hAnsi="Century"/>
-                                <w:sz w:val="20"/>
-                                <w:szCs w:val="20"/>
-                              </w:rPr>
-                            </w:pPr>
-                            <w:r>
-                              <w:rPr>
-                                <w:rFonts w:ascii="Aptos" w:hAnsi="Aptos"/>
-                                <w:sz w:val="20"/>
-                                <w:szCs w:val="20"/>
-                              </w:rPr>
-                              <w:t>(</w:t>
-                            </w:r>
-                            <w:r>
-                              <w:rPr>
-                                <w:rFonts w:ascii="Century" w:hAnsi="Century"/>
-                                <w:sz w:val="20"/>
-                                <w:szCs w:val="20"/>
-                              </w:rPr>
-                              <w:t>3</w:t>
-                            </w:r>
-                            <w:r>
-                              <w:rPr>
-                                <w:rFonts w:ascii="Aptos" w:hAnsi="Aptos"/>
-                                <w:sz w:val="20"/>
-                                <w:szCs w:val="20"/>
-                              </w:rPr>
-                              <w:t>)</w:t>
-                            </w:r>
-                          </w:p>
-                        </w:txbxContent>
-                      </wps:txbx>
-                      <wps:bodyPr rot="0" spcFirstLastPara="0" vertOverflow="overflow" horzOverflow="overflow" vert="horz" wrap="square" lIns="91440" tIns="45720" rIns="91440" bIns="45720" numCol="1" spcCol="0" rtlCol="0" fromWordArt="0" anchor="t" anchorCtr="0" forceAA="0" compatLnSpc="1">
-                        <a:prstTxWarp prst="textNoShape">
-                          <a:avLst/>
-                        </a:prstTxWarp>
-                        <a:noAutofit/>
-                      </wps:bodyPr>
-                    </wps:wsp>
-                  </a:graphicData>
-                </a:graphic>
-                <wp14:sizeRelH relativeFrom="margin">
-                  <wp14:pctWidth>0</wp14:pctWidth>
-                </wp14:sizeRelH>
-                <wp14:sizeRelV relativeFrom="margin">
-                  <wp14:pctHeight>0</wp14:pctHeight>
-                </wp14:sizeRelV>
-              </wp:anchor>
-            </w:drawing>
-          </mc:Choice>
-          <mc:Fallback>
-            <w:pict>
-              <v:shape w14:anchorId="1D7CFCC8" id="_x0000_s1027" type="#_x0000_t202" style="position:absolute;left:0;text-align:left;margin-left:-6.3pt;margin-top:357.8pt;width:32.65pt;height:23.3pt;z-index:251659264;visibility:visible;mso-wrap-style:square;mso-width-percent:0;mso-height-percent:0;mso-wrap-distance-left:9pt;mso-wrap-distance-top:0;mso-wrap-distance-right:9pt;mso-wrap-distance-bottom:0;mso-position-horizontal:absolute;mso-position-horizontal-relative:text;mso-position-vertical:absolute;mso-position-vertical-relative:page;mso-width-percent:0;mso-height-percent:0;mso-width-relative:margin;mso-height-relative:margin;v-text-anchor:top" o:gfxdata="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" fillcolor="white [3201]" stroked="f" strokeweight=".5pt">
-                <v:textbox>
-                  <w:txbxContent>
-                    <w:p>
-                      <w:pPr>
-                        <w:rPr>
-                          <w:rFonts w:ascii="Century" w:hAnsi="Century"/>
-                          <w:sz w:val="20"/>
-                          <w:szCs w:val="20"/>
-                        </w:rPr>
-                      </w:pPr>
-                      <w:r>
-                        <w:rPr>
-                          <w:rFonts w:ascii="Aptos" w:hAnsi="Aptos"/>
-                          <w:sz w:val="20"/>
-                          <w:szCs w:val="20"/>
-                        </w:rPr>
-                        <w:t>(</w:t>
-                      </w:r>
-                      <w:r>
-                        <w:rPr>
-                          <w:rFonts w:ascii="Century" w:hAnsi="Century"/>
-                          <w:sz w:val="20"/>
-                          <w:szCs w:val="20"/>
-                        </w:rPr>
-                        <w:t>3</w:t>
-                      </w:r>
-                      <w:r>
-                        <w:rPr>
-                          <w:rFonts w:ascii="Aptos" w:hAnsi="Aptos"/>
-                          <w:sz w:val="20"/>
-                          <w:szCs w:val="20"/>
-                        </w:rPr>
-                        <w:t>)</w:t>
-                      </w:r>
-                    </w:p>
-                  </w:txbxContent>
-                </v:textbox>
-                <w10:wrap anchory="page"/>
-              </v:shape>
-            </w:pict>
-          </mc:Fallback>
-        </mc:AlternateContent>
-      </w:r>
-      <w:r>
-        <w:rPr>
-          <w:rFonts w:ascii="Century" w:hAnsi="Century"/>
-          <w:noProof/>
-          <w:sz w:val="22"/>
-          <w:szCs w:val="22"/>
-          <w:lang w:val="en-US"/>
-          <w14:ligatures w14:val="standardContextual"/>
-        </w:rPr>
-        <mc:AlternateContent>
-          <mc:Choice Requires="wps">
-            <w:drawing>
-              <wp:anchor distT="0" distB="0" distL="114300" distR="114300" simplePos="0" relativeHeight="251665408" behindDoc="0" locked="0" layoutInCell="1" allowOverlap="1" wp14:anchorId="5265DD05" wp14:editId="65936CDF">
-                <wp:simplePos x="0" y="0"/>
-                <wp:positionH relativeFrom="column">
-                  <wp:posOffset>1545590</wp:posOffset>
-                </wp:positionH>
-                <wp:positionV relativeFrom="paragraph">
-                  <wp:posOffset>-290898</wp:posOffset>
-                </wp:positionV>
-                <wp:extent cx="414867" cy="296333"/>
-                <wp:effectExtent l="0" t="0" r="4445" b="0"/>
-                <wp:wrapNone/>
-                <wp:docPr id="74072636" name="Caixa de texto 3"/>
-                <wp:cNvGraphicFramePr/>
-                <a:graphic xmlns:a="http://schemas.openxmlformats.org/drawingml/2006/main">
-                  <a:graphicData uri="http://schemas.microsoft.com/office/word/2010/wordprocessingShape">
-                    <wps:wsp>
-                      <wps:cNvSpPr txBox="1"/>
-                      <wps:spPr>
-                        <a:xfrm>
-                          <a:off x="0" y="0"/>
-                          <a:ext cx="414867" cy="296333"/>
-                        </a:xfrm>
-                        <a:prstGeom prst="rect">
-                          <a:avLst/>
-                        </a:prstGeom>
-                        <a:solidFill>
-                          <a:schemeClr val="lt1"/>
-                        </a:solidFill>
-                        <a:ln w="6350">
-                          <a:noFill/>
-                        </a:ln>
-                      </wps:spPr>
-                      <wps:txbx>
-                        <w:txbxContent>
-                          <w:p>
-                            <w:pPr>
-                              <w:rPr>
-                                <w:rFonts w:ascii="Century" w:hAnsi="Century"/>
-                                <w:sz w:val="20"/>
-                                <w:szCs w:val="20"/>
-                              </w:rPr>
-                            </w:pPr>
-                            <w:r>
-                              <w:rPr>
-                                <w:rFonts w:ascii="Aptos" w:hAnsi="Aptos"/>
-                                <w:sz w:val="20"/>
-                                <w:szCs w:val="20"/>
-                              </w:rPr>
-                              <w:t>(</w:t>
-                            </w:r>
-                            <w:r>
-                              <w:rPr>
-                                <w:rFonts w:ascii="Century" w:hAnsi="Century"/>
-                                <w:sz w:val="20"/>
-                                <w:szCs w:val="20"/>
-                              </w:rPr>
-                              <w:t>2</w:t>
-                            </w:r>
-                            <w:r>
-                              <w:rPr>
-                                <w:rFonts w:ascii="Aptos" w:hAnsi="Aptos"/>
-                                <w:sz w:val="20"/>
-                                <w:szCs w:val="20"/>
-                              </w:rPr>
-                              <w:t>)</w:t>
-                            </w:r>
-                          </w:p>
-                        </w:txbxContent>
-                      </wps:txbx>
-                      <wps:bodyPr rot="0" spcFirstLastPara="0" vertOverflow="overflow" horzOverflow="overflow" vert="horz" wrap="square" lIns="91440" tIns="45720" rIns="91440" bIns="45720" numCol="1" spcCol="0" rtlCol="0" fromWordArt="0" anchor="t" anchorCtr="0" forceAA="0" compatLnSpc="1">
-                        <a:prstTxWarp prst="textNoShape">
-                          <a:avLst/>
-                        </a:prstTxWarp>
-                        <a:noAutofit/>
-                      </wps:bodyPr>
-                    </wps:wsp>
-                  </a:graphicData>
-                </a:graphic>
-                <wp14:sizeRelH relativeFrom="margin">
-                  <wp14:pctWidth>0</wp14:pctWidth>
-                </wp14:sizeRelH>
-                <wp14:sizeRelV relativeFrom="margin">
-                  <wp14:pctHeight>0</wp14:pctHeight>
-                </wp14:sizeRelV>
-              </wp:anchor>
-            </w:drawing>
-          </mc:Choice>
-          <mc:Fallback>
-            <w:pict>
-              <v:shape w14:anchorId="5265DD05" id="_x0000_s1028" type="#_x0000_t202" style="position:absolute;left:0;text-align:left;margin-left:121.7pt;margin-top:-22.9pt;width:32.65pt;height:23.35pt;z-index:251665408;visibility:visible;mso-wrap-style:square;mso-width-percent:0;mso-height-percent:0;mso-wrap-distance-left:9pt;mso-wrap-distance-top:0;mso-wrap-distance-right:9pt;mso-wrap-distance-bottom:0;mso-position-horizontal:absolute;mso-position-horizontal-relative:text;mso-position-vertical:absolute;mso-position-vertical-relative:text;mso-width-percent:0;mso-height-percent:0;mso-width-relative:margin;mso-height-relative:margin;v-text-anchor:top" o:gfxdata="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" fillcolor="white [3201]" stroked="f" strokeweight=".5pt">
-                <v:textbox>
-                  <w:txbxContent>
-                    <w:p>
-                      <w:pPr>
-                        <w:rPr>
-                          <w:rFonts w:ascii="Century" w:hAnsi="Century"/>
-                          <w:sz w:val="20"/>
-                          <w:szCs w:val="20"/>
-                        </w:rPr>
-                      </w:pPr>
-                      <w:r>
-                        <w:rPr>
-                          <w:rFonts w:ascii="Aptos" w:hAnsi="Aptos"/>
-                          <w:sz w:val="20"/>
-                          <w:szCs w:val="20"/>
-                        </w:rPr>
-                        <w:t>(</w:t>
-                      </w:r>
-                      <w:r>
-                        <w:rPr>
-                          <w:rFonts w:ascii="Century" w:hAnsi="Century"/>
-                          <w:sz w:val="20"/>
-                          <w:szCs w:val="20"/>
-                        </w:rPr>
-                        <w:t>2</w:t>
-                      </w:r>
-                      <w:r>
-                        <w:rPr>
-                          <w:rFonts w:ascii="Aptos" w:hAnsi="Aptos"/>
-                          <w:sz w:val="20"/>
-                          <w:szCs w:val="20"/>
-                        </w:rPr>
-                        <w:t>)</w:t>
-                      </w:r>
-                    </w:p>
-                  </w:txbxContent>
-                </v:textbox>
-              </v:shape>
-            </w:pict>
-          </mc:Fallback>
-        </mc:AlternateContent>
-      </w:r>
-      <w:r>
-        <w:rPr>
-          <w:rFonts w:ascii="Century" w:hAnsi="Century"/>
-          <w:sz w:val="22"/>
-          <w:szCs w:val="22"/>
-          <w:lang w:val="en-US"/>
-        </w:rPr>
-        <w:t>We run the regressions separately for each firm over the trading days t = −253 to t = −46 — that is, starting 253 trading days before the event and ending 46 trading days before it. Since there are roughly 252 trading days in a calendar year, this window corresponds to approximately one year of daily return data, ending about 45 trading days (roughly two months) before the event window begins. This gap is standard practice in event studies: it prevents the market-model estimation from picking up any unusual trading activity (rumors, anticipatory positioning, or analyst commentary) in the weeks immediately preceding ChatGPT's release.</w:t>
-      </w:r>
-      <w:r>
-        <w:rPr>
-          <w:rFonts w:ascii="Century" w:hAnsi="Century"/>
-          <w:sz w:val="22"/>
-          <w:szCs w:val="22"/>
-          <w:lang w:val="en-US"/>
-        </w:rPr>
-        <w:t xml:space="preserve"> </w:t>
-      </w:r>
-      <w:r>
-        <w:rPr>
-          <w:rFonts w:ascii="Century" w:hAnsi="Century"/>
-          <w:sz w:val="22"/>
-          <w:szCs w:val="22"/>
-          <w:lang w:val="en-US"/>
-        </w:rPr>
-        <w:t>The estimation window and CAPM parameters are identical across both specifications below, only the summation step differs. We define the full-window CAR, the excluded-days CAR, and the isolated two-day diagnostic return as</w:t>
-      </w:r>
-    </w:p>
-    <w:p>
-      <w:pPr>
-        <w:spacing w:before="240" w:after="240" w:line="360" w:lineRule="auto"/>
-        <w:jc w:val="center"/>
-        <w:rPr>
-          <w:rFonts w:ascii="Century" w:hAnsi="Century"/>
-          <w:iCs/>
-          <w:sz w:val="22"/>
-          <w:szCs w:val="22"/>
-          <w:lang w:val="en-US"/>
-        </w:rPr>
-      </w:pPr>
-      <m:oMath>
-        <m:r>
-          <w:rPr>
-            <w:rFonts w:ascii="Cambria Math" w:hAnsi="Cambria Math"/>
-            <w:sz w:val="22"/>
-            <w:szCs w:val="22"/>
-            <w:lang w:val="en-US"/>
-          </w:rPr>
-          <m:t>C</m:t>
-        </m:r>
-        <m:sSubSup>
-          <m:sSubSupPr>
-            <m:ctrlPr>
-              <w:rPr>
-                <w:rFonts w:ascii="Cambria Math" w:hAnsi="Cambria Math"/>
-                <w:i/>
+              <m:sSub>
+                <m:sSubPr>
+                  <m:ctrlPr>
+                    <w:rPr>
+                      <w:rFonts w:ascii="Cambria Math" w:hAnsi="Cambria Math"/>
+                      <w:i/>
+                      <w:iCs/>
+                      <w:sz w:val="22"/>
+                      <w:szCs w:val="22"/>
+                      <w:lang w:val="en-US"/>
+                    </w:rPr>
+                  </m:ctrlPr>
+                </m:sSubPr>
+                <m:e>
+                  <m:r>
+                    <w:rPr>
+                      <w:rFonts w:ascii="Cambria Math" w:hAnsi="Cambria Math"/>
+                      <w:sz w:val="22"/>
+                      <w:szCs w:val="22"/>
+                      <w:lang w:val="en-US"/>
+                    </w:rPr>
+                    <m:t>β</m:t>
+                  </m:r>
+                </m:e>
+                <m:sub>
+                  <m:r>
+                    <w:rPr>
+                      <w:rFonts w:ascii="Cambria Math" w:hAnsi="Cambria Math"/>
+                      <w:sz w:val="22"/>
+                      <w:szCs w:val="22"/>
+                      <w:lang w:val="en-US"/>
+                    </w:rPr>
+                    <m:t>2-day</m:t>
+                  </m:r>
+                </m:sub>
+              </m:sSub>
+            </m:oMath>
+            <w:r>
+              <w:rPr>
+                <w:rFonts w:ascii="Century" w:hAnsi="Century"/>
                 <w:iCs/>
                 <w:sz w:val="22"/>
                 <w:szCs w:val="22"/>
                 <w:lang w:val="en-US"/>
               </w:rPr>
-            </m:ctrlPr>
-          </m:sSubSupPr>
-          <m:e>
-            <m:r>
-              <w:rPr>
-                <w:rFonts w:ascii="Cambria Math" w:hAnsi="Cambria Math"/>
+              <w:t xml:space="preserve">   </w:t>
+            </w:r>
+          </w:p>
+        </w:tc>
+        <w:tc>
+          <w:tcPr>
+            <w:tcW w:w="600" w:type="dxa"/>
+            <w:vAlign w:val="center"/>
+          </w:tcPr>
+          <w:p>
+            <w:pPr>
+              <w:spacing w:line="360" w:lineRule="auto"/>
+              <w:jc w:val="right"/>
+              <w:rPr>
+                <w:rFonts w:ascii="Century" w:hAnsi="Century" w:cs="Big Caslon Medium"/>
                 <w:sz w:val="22"/>
                 <w:szCs w:val="22"/>
                 <w:lang w:val="en-US"/>
               </w:rPr>
-              <m:t>AR</m:t>
-            </m:r>
-          </m:e>
-          <m:sub>
-            <m:r>
-              <w:rPr>
-                <w:rFonts w:ascii="Cambria Math" w:hAnsi="Cambria Math"/>
+            </w:pPr>
+            <w:r>
+              <w:rPr>
+                <w:rFonts w:ascii="Century" w:hAnsi="Century" w:cs="Big Caslon Medium"/>
                 <w:sz w:val="22"/>
                 <w:szCs w:val="22"/>
                 <w:lang w:val="en-US"/>
               </w:rPr>
-              <m:t>i</m:t>
-            </m:r>
-          </m:sub>
-          <m:sup>
-            <m:r>
-              <w:rPr>
-                <w:rFonts w:ascii="Cambria Math" w:hAnsi="Cambria Math"/>
-                <w:sz w:val="22"/>
-                <w:szCs w:val="22"/>
-                <w:lang w:val="en-US"/>
-              </w:rPr>
-              <m:t>full</m:t>
-            </m:r>
-          </m:sup>
-        </m:sSubSup>
-        <m:r>
-          <w:rPr>
-            <w:rFonts w:ascii="Cambria Math" w:hAnsi="Cambria Math"/>
-            <w:sz w:val="22"/>
-            <w:szCs w:val="22"/>
-            <w:lang w:val="en-US"/>
-          </w:rPr>
-          <m:t xml:space="preserve"> = </m:t>
-        </m:r>
-        <m:nary>
-          <m:naryPr>
-            <m:chr m:val="∑"/>
-            <m:limLoc m:val="undOvr"/>
-            <m:supHide m:val="1"/>
-            <m:ctrlPr>
-              <w:rPr>
-                <w:rFonts w:ascii="Cambria Math" w:hAnsi="Cambria Math"/>
-                <w:i/>
-                <w:iCs/>
-                <w:sz w:val="22"/>
-                <w:szCs w:val="22"/>
-                <w:lang w:val="en-US"/>
-              </w:rPr>
-            </m:ctrlPr>
-          </m:naryPr>
-          <m:sub>
-            <m:r>
-              <w:rPr>
-                <w:rFonts w:ascii="Cambria Math" w:hAnsi="Cambria Math"/>
-                <w:sz w:val="22"/>
-                <w:szCs w:val="22"/>
-                <w:lang w:val="en-US"/>
-              </w:rPr>
-              <m:t>t=</m:t>
-            </m:r>
-            <m:d>
-              <m:dPr>
-                <m:begChr m:val="{"/>
-                <m:endChr m:val="}"/>
-                <m:ctrlPr>
-                  <w:rPr>
-                    <w:rFonts w:ascii="Cambria Math" w:hAnsi="Cambria Math"/>
-                    <w:i/>
-                    <w:iCs/>
-                    <w:sz w:val="22"/>
-                    <w:szCs w:val="22"/>
-                    <w:lang w:val="en-US"/>
-                  </w:rPr>
-                </m:ctrlPr>
-              </m:dPr>
-              <m:e>
-                <m:r>
-                  <w:rPr>
-                    <w:rFonts w:ascii="Cambria Math" w:hAnsi="Cambria Math"/>
-                    <w:sz w:val="22"/>
-                    <w:szCs w:val="22"/>
-                    <w:lang w:val="en-US"/>
-                  </w:rPr>
-                  <m:t>Nov 30, … , Dec 14</m:t>
-                </m:r>
-              </m:e>
-            </m:d>
-          </m:sub>
-          <m:sup/>
-          <m:e>
-            <m:r>
-              <w:rPr>
-                <w:rFonts w:ascii="Cambria Math" w:hAnsi="Cambria Math"/>
-                <w:sz w:val="22"/>
-                <w:szCs w:val="22"/>
-                <w:lang w:val="en-US"/>
-              </w:rPr>
-              <m:t>A</m:t>
-            </m:r>
-            <m:sSub>
-              <m:sSubPr>
-                <m:ctrlPr>
-                  <w:rPr>
-                    <w:rFonts w:ascii="Cambria Math" w:hAnsi="Cambria Math"/>
-                    <w:i/>
-                    <w:iCs/>
-                    <w:sz w:val="22"/>
-                    <w:szCs w:val="22"/>
-                    <w:lang w:val="en-US"/>
-                  </w:rPr>
-                </m:ctrlPr>
-              </m:sSubPr>
-              <m:e>
-                <m:r>
-                  <w:rPr>
-                    <w:rFonts w:ascii="Cambria Math" w:hAnsi="Cambria Math"/>
-                    <w:sz w:val="22"/>
-                    <w:szCs w:val="22"/>
-                    <w:lang w:val="en-US"/>
-                  </w:rPr>
-                  <m:t>R</m:t>
-                </m:r>
-              </m:e>
-              <m:sub>
-                <m:r>
-                  <w:rPr>
-                    <w:rFonts w:ascii="Cambria Math" w:hAnsi="Cambria Math"/>
-                    <w:sz w:val="22"/>
-                    <w:szCs w:val="22"/>
-                    <w:lang w:val="en-US"/>
-                  </w:rPr>
-                  <m:t>i,t</m:t>
-                </m:r>
-              </m:sub>
-            </m:sSub>
-          </m:e>
-        </m:nary>
-      </m:oMath>
-      <w:r>
-        <w:rPr>
-          <w:rFonts w:ascii="Century" w:hAnsi="Century"/>
-          <w:iCs/>
-          <w:sz w:val="22"/>
-          <w:szCs w:val="22"/>
-          <w:lang w:val="en-US"/>
-        </w:rPr>
-        <w:t xml:space="preserve"> ; </w:t>
-      </w:r>
-      <m:oMath>
-        <m:r>
-          <w:rPr>
-            <w:rFonts w:ascii="Cambria Math" w:hAnsi="Cambria Math"/>
-            <w:sz w:val="22"/>
-            <w:szCs w:val="22"/>
-            <w:lang w:val="en-US"/>
-          </w:rPr>
-          <m:t>C</m:t>
-        </m:r>
-        <m:sSubSup>
-          <m:sSubSupPr>
-            <m:ctrlPr>
-              <w:rPr>
-                <w:rFonts w:ascii="Cambria Math" w:hAnsi="Cambria Math"/>
-                <w:i/>
-                <w:iCs/>
-                <w:sz w:val="22"/>
-                <w:szCs w:val="22"/>
-                <w:lang w:val="en-US"/>
-              </w:rPr>
-            </m:ctrlPr>
-          </m:sSubSupPr>
-          <m:e>
-            <m:r>
-              <w:rPr>
-                <w:rFonts w:ascii="Cambria Math" w:hAnsi="Cambria Math"/>
-                <w:sz w:val="22"/>
-                <w:szCs w:val="22"/>
-                <w:lang w:val="en-US"/>
-              </w:rPr>
-              <m:t>AR</m:t>
-            </m:r>
-          </m:e>
-          <m:sub>
-            <m:r>
-              <w:rPr>
-                <w:rFonts w:ascii="Cambria Math" w:hAnsi="Cambria Math"/>
-                <w:sz w:val="22"/>
-                <w:szCs w:val="22"/>
-                <w:lang w:val="en-US"/>
-              </w:rPr>
-              <m:t>i</m:t>
-            </m:r>
-          </m:sub>
-          <m:sup>
-            <m:r>
-              <w:rPr>
-                <w:rFonts w:ascii="Cambria Math" w:hAnsi="Cambria Math"/>
-                <w:sz w:val="22"/>
-                <w:szCs w:val="22"/>
-                <w:lang w:val="en-US"/>
-              </w:rPr>
-              <m:t>full</m:t>
-            </m:r>
-          </m:sup>
-        </m:sSubSup>
-        <m:r>
-          <w:rPr>
-            <w:rFonts w:ascii="Cambria Math" w:hAnsi="Cambria Math"/>
-            <w:sz w:val="22"/>
-            <w:szCs w:val="22"/>
-            <w:lang w:val="en-US"/>
-          </w:rPr>
-          <m:t xml:space="preserve"> = </m:t>
-        </m:r>
-        <m:nary>
-          <m:naryPr>
-            <m:chr m:val="∑"/>
-            <m:limLoc m:val="undOvr"/>
-            <m:supHide m:val="1"/>
-            <m:ctrlPr>
-              <w:rPr>
-                <w:rFonts w:ascii="Cambria Math" w:hAnsi="Cambria Math"/>
-                <w:i/>
-                <w:iCs/>
-                <w:sz w:val="22"/>
-                <w:szCs w:val="22"/>
-                <w:lang w:val="en-US"/>
-              </w:rPr>
-            </m:ctrlPr>
-          </m:naryPr>
-          <m:sub>
-            <m:r>
-              <w:rPr>
-                <w:rFonts w:ascii="Cambria Math" w:hAnsi="Cambria Math"/>
-                <w:sz w:val="22"/>
-                <w:szCs w:val="22"/>
-                <w:lang w:val="en-US"/>
-              </w:rPr>
-              <m:t>t=</m:t>
-            </m:r>
-            <m:d>
-              <m:dPr>
-                <m:begChr m:val="{"/>
-                <m:endChr m:val="}"/>
-                <m:ctrlPr>
-                  <w:rPr>
-                    <w:rFonts w:ascii="Cambria Math" w:hAnsi="Cambria Math"/>
-                    <w:i/>
-                    <w:iCs/>
-                    <w:sz w:val="22"/>
-                    <w:szCs w:val="22"/>
-                    <w:lang w:val="en-US"/>
-                  </w:rPr>
-                </m:ctrlPr>
-              </m:dPr>
-              <m:e>
-                <m:r>
-                  <w:rPr>
-                    <w:rFonts w:ascii="Cambria Math" w:hAnsi="Cambria Math"/>
-                    <w:sz w:val="22"/>
-                    <w:szCs w:val="22"/>
-                    <w:lang w:val="en-US"/>
-                  </w:rPr>
-                  <m:t>Nov 30, … , Dec 14</m:t>
-                </m:r>
-              </m:e>
-            </m:d>
-            <m:r>
-              <w:rPr>
-                <w:rFonts w:ascii="Cambria Math" w:hAnsi="Cambria Math"/>
-                <w:sz w:val="22"/>
-                <w:szCs w:val="22"/>
-                <w:lang w:val="en-US"/>
-              </w:rPr>
-              <m:t>\{Dec 13,14}</m:t>
-            </m:r>
-          </m:sub>
-          <m:sup/>
-          <m:e>
-            <m:r>
-              <w:rPr>
-                <w:rFonts w:ascii="Cambria Math" w:hAnsi="Cambria Math"/>
-                <w:sz w:val="22"/>
-                <w:szCs w:val="22"/>
-                <w:lang w:val="en-US"/>
-              </w:rPr>
-              <m:t>A</m:t>
-            </m:r>
-            <m:sSub>
-              <m:sSubPr>
-                <m:ctrlPr>
-                  <w:rPr>
-                    <w:rFonts w:ascii="Cambria Math" w:hAnsi="Cambria Math"/>
-                    <w:i/>
-                    <w:iCs/>
-                    <w:sz w:val="22"/>
-                    <w:szCs w:val="22"/>
-                    <w:lang w:val="en-US"/>
-                  </w:rPr>
-                </m:ctrlPr>
-              </m:sSubPr>
-              <m:e>
-                <m:r>
-                  <w:rPr>
-                    <w:rFonts w:ascii="Cambria Math" w:hAnsi="Cambria Math"/>
-                    <w:sz w:val="22"/>
-                    <w:szCs w:val="22"/>
-                    <w:lang w:val="en-US"/>
-                  </w:rPr>
-                  <m:t>R</m:t>
-                </m:r>
-              </m:e>
-              <m:sub>
-                <m:r>
-                  <w:rPr>
-                    <w:rFonts w:ascii="Cambria Math" w:hAnsi="Cambria Math"/>
-                    <w:sz w:val="22"/>
-                    <w:szCs w:val="22"/>
-                    <w:lang w:val="en-US"/>
-                  </w:rPr>
-                  <m:t>i,t</m:t>
-                </m:r>
-              </m:sub>
-            </m:sSub>
-          </m:e>
-        </m:nary>
-      </m:oMath>
-    </w:p>
-    <w:p>
-      <w:pPr>
-        <w:spacing w:before="240" w:after="240" w:line="360" w:lineRule="auto"/>
-        <w:jc w:val="center"/>
-        <w:rPr>
-          <w:rFonts w:ascii="Cambria Math" w:hAnsi="Cambria Math"/>
-          <w:sz w:val="22"/>
-          <w:szCs w:val="22"/>
-          <w:lang w:val="en-US"/>
-          <w:oMath/>
-        </w:rPr>
-      </w:pPr>
-      <m:oMathPara>
-        <m:oMath>
-          <m:r>
-            <w:rPr>
-              <w:rFonts w:ascii="Cambria Math" w:hAnsi="Cambria Math"/>
-              <w:sz w:val="22"/>
-              <w:szCs w:val="22"/>
-              <w:lang w:val="en-US"/>
-            </w:rPr>
-            <m:t>CA</m:t>
-          </m:r>
-          <m:sSubSup>
-            <m:sSubSupPr>
-              <m:ctrlPr>
-                <w:rPr>
-                  <w:rFonts w:ascii="Cambria Math" w:hAnsi="Cambria Math"/>
-                  <w:i/>
-                  <w:iCs/>
-                  <w:sz w:val="22"/>
-                  <w:szCs w:val="22"/>
-                  <w:lang w:val="en-US"/>
-                </w:rPr>
-              </m:ctrlPr>
-            </m:sSubSupPr>
-            <m:e>
-              <m:r>
-                <w:rPr>
-                  <w:rFonts w:ascii="Cambria Math" w:hAnsi="Cambria Math"/>
-                  <w:sz w:val="22"/>
-                  <w:szCs w:val="22"/>
-                  <w:lang w:val="en-US"/>
-                </w:rPr>
-                <m:t>R</m:t>
-              </m:r>
-            </m:e>
-            <m:sub>
-              <m:r>
-                <w:rPr>
-                  <w:rFonts w:ascii="Cambria Math" w:hAnsi="Cambria Math"/>
-                  <w:sz w:val="22"/>
-                  <w:szCs w:val="22"/>
-                  <w:lang w:val="en-US"/>
-                </w:rPr>
-                <m:t>i</m:t>
-              </m:r>
-            </m:sub>
-            <m:sup>
-              <m:r>
-                <w:rPr>
-                  <w:rFonts w:ascii="Cambria Math" w:hAnsi="Cambria Math"/>
-                  <w:sz w:val="22"/>
-                  <w:szCs w:val="22"/>
-                  <w:lang w:val="en-US"/>
-                </w:rPr>
-                <m:t>2-day</m:t>
-              </m:r>
-            </m:sup>
-          </m:sSubSup>
-          <m:r>
-            <w:rPr>
-              <w:rFonts w:ascii="Cambria Math" w:hAnsi="Cambria Math"/>
-              <w:sz w:val="22"/>
-              <w:szCs w:val="22"/>
-              <w:lang w:val="en-US"/>
-            </w:rPr>
-            <m:t xml:space="preserve"> = A</m:t>
-          </m:r>
-          <m:sSubSup>
-            <m:sSubSupPr>
-              <m:ctrlPr>
-                <w:rPr>
-                  <w:rFonts w:ascii="Cambria Math" w:hAnsi="Cambria Math"/>
-                  <w:i/>
-                  <w:iCs/>
-                  <w:sz w:val="22"/>
-                  <w:szCs w:val="22"/>
-                  <w:lang w:val="en-US"/>
-                </w:rPr>
-              </m:ctrlPr>
-            </m:sSubSupPr>
-            <m:e>
-              <m:r>
-                <w:rPr>
-                  <w:rFonts w:ascii="Cambria Math" w:hAnsi="Cambria Math"/>
-                  <w:sz w:val="22"/>
-                  <w:szCs w:val="22"/>
-                  <w:lang w:val="en-US"/>
-                </w:rPr>
-                <m:t>R</m:t>
-              </m:r>
-            </m:e>
-            <m:sub>
-              <m:r>
-                <w:rPr>
-                  <w:rFonts w:ascii="Cambria Math" w:hAnsi="Cambria Math"/>
-                  <w:sz w:val="22"/>
-                  <w:szCs w:val="22"/>
-                  <w:lang w:val="en-US"/>
-                </w:rPr>
-                <m:t>i</m:t>
-              </m:r>
-            </m:sub>
-            <m:sup>
-              <m:r>
-                <w:rPr>
-                  <w:rFonts w:ascii="Cambria Math" w:hAnsi="Cambria Math"/>
-                  <w:sz w:val="22"/>
-                  <w:szCs w:val="22"/>
-                  <w:lang w:val="en-US"/>
-                </w:rPr>
-                <m:t>Dec 13</m:t>
-              </m:r>
-            </m:sup>
-          </m:sSubSup>
-          <m:r>
-            <w:rPr>
-              <w:rFonts w:ascii="Cambria Math" w:hAnsi="Cambria Math"/>
-              <w:sz w:val="22"/>
-              <w:szCs w:val="22"/>
-              <w:lang w:val="en-US"/>
-            </w:rPr>
-            <m:t xml:space="preserve"> + A</m:t>
-          </m:r>
-          <m:sSubSup>
-            <m:sSubSupPr>
-              <m:ctrlPr>
-                <w:rPr>
-                  <w:rFonts w:ascii="Cambria Math" w:hAnsi="Cambria Math"/>
-                  <w:i/>
-                  <w:iCs/>
-                  <w:sz w:val="22"/>
-                  <w:szCs w:val="22"/>
-                  <w:lang w:val="en-US"/>
-                </w:rPr>
-              </m:ctrlPr>
-            </m:sSubSupPr>
-            <m:e>
-              <m:r>
-                <w:rPr>
-                  <w:rFonts w:ascii="Cambria Math" w:hAnsi="Cambria Math"/>
-                  <w:sz w:val="22"/>
-                  <w:szCs w:val="22"/>
-                  <w:lang w:val="en-US"/>
-                </w:rPr>
-                <m:t>R</m:t>
-              </m:r>
-            </m:e>
-            <m:sub>
-              <m:r>
-                <w:rPr>
-                  <w:rFonts w:ascii="Cambria Math" w:hAnsi="Cambria Math"/>
-                  <w:sz w:val="22"/>
-                  <w:szCs w:val="22"/>
-                  <w:lang w:val="en-US"/>
-                </w:rPr>
-                <m:t>i</m:t>
-              </m:r>
-            </m:sub>
-            <m:sup>
-              <m:r>
-                <w:rPr>
-                  <w:rFonts w:ascii="Cambria Math" w:hAnsi="Cambria Math"/>
-                  <w:sz w:val="22"/>
-                  <w:szCs w:val="22"/>
-                  <w:lang w:val="en-US"/>
-                </w:rPr>
-                <m:t>Dec 14</m:t>
-              </m:r>
-            </m:sup>
-          </m:sSubSup>
-        </m:oMath>
-      </m:oMathPara>
-    </w:p>
+              <w:t>(6)</w:t>
+            </w:r>
+          </w:p>
+        </w:tc>
+      </w:tr>
+    </w:tbl>
     <w:p>
       <w:pPr>
         <w:spacing w:line="360" w:lineRule="auto"/>
@@ -4205,7 +4742,6 @@
           <w:rFonts w:ascii="Century" w:hAnsi="Century"/>
           <w:sz w:val="22"/>
           <w:szCs w:val="22"/>
-          <w:highlight w:val="yellow"/>
           <w:lang w:val="en-US"/>
         </w:rPr>
       </w:pPr>
@@ -4218,847 +4754,6 @@
           <w:lang w:val="en-US"/>
           <w14:ligatures w14:val="standardContextual"/>
         </w:rPr>
-        <mc:AlternateContent>
-          <mc:Choice Requires="wps">
-            <w:drawing>
-              <wp:anchor distT="0" distB="0" distL="114300" distR="114300" simplePos="0" relativeHeight="251671552" behindDoc="0" locked="0" layoutInCell="1" allowOverlap="1" wp14:anchorId="60B6C740" wp14:editId="3966A443">
-                <wp:simplePos x="0" y="0"/>
-                <wp:positionH relativeFrom="column">
-                  <wp:posOffset>601345</wp:posOffset>
-                </wp:positionH>
-                <wp:positionV relativeFrom="page">
-                  <wp:posOffset>6840102</wp:posOffset>
-                </wp:positionV>
-                <wp:extent cx="414655" cy="295910"/>
-                <wp:effectExtent l="0" t="0" r="4445" b="0"/>
-                <wp:wrapNone/>
-                <wp:docPr id="942000642" name="Caixa de texto 3"/>
-                <wp:cNvGraphicFramePr/>
-                <a:graphic xmlns:a="http://schemas.openxmlformats.org/drawingml/2006/main">
-                  <a:graphicData uri="http://schemas.microsoft.com/office/word/2010/wordprocessingShape">
-                    <wps:wsp>
-                      <wps:cNvSpPr txBox="1"/>
-                      <wps:spPr>
-                        <a:xfrm>
-                          <a:off x="0" y="0"/>
-                          <a:ext cx="414655" cy="295910"/>
-                        </a:xfrm>
-                        <a:prstGeom prst="rect">
-                          <a:avLst/>
-                        </a:prstGeom>
-                        <a:solidFill>
-                          <a:schemeClr val="lt1"/>
-                        </a:solidFill>
-                        <a:ln w="6350">
-                          <a:noFill/>
-                        </a:ln>
-                      </wps:spPr>
-                      <wps:txbx>
-                        <w:txbxContent>
-                          <w:p>
-                            <w:pPr>
-                              <w:rPr>
-                                <w:rFonts w:ascii="Century" w:hAnsi="Century"/>
-                                <w:sz w:val="20"/>
-                                <w:szCs w:val="20"/>
-                              </w:rPr>
-                            </w:pPr>
-                            <w:r>
-                              <w:rPr>
-                                <w:rFonts w:ascii="Aptos" w:hAnsi="Aptos"/>
-                                <w:sz w:val="20"/>
-                                <w:szCs w:val="20"/>
-                              </w:rPr>
-                              <w:t>(</w:t>
-                            </w:r>
-                            <w:r>
-                              <w:rPr>
-                                <w:rFonts w:ascii="Century" w:hAnsi="Century"/>
-                                <w:sz w:val="20"/>
-                                <w:szCs w:val="20"/>
-                              </w:rPr>
-                              <w:t>4</w:t>
-                            </w:r>
-                            <w:r>
-                              <w:rPr>
-                                <w:rFonts w:ascii="Aptos" w:hAnsi="Aptos"/>
-                                <w:sz w:val="20"/>
-                                <w:szCs w:val="20"/>
-                              </w:rPr>
-                              <w:t>)</w:t>
-                            </w:r>
-                          </w:p>
-                        </w:txbxContent>
-                      </wps:txbx>
-                      <wps:bodyPr rot="0" spcFirstLastPara="0" vertOverflow="overflow" horzOverflow="overflow" vert="horz" wrap="square" lIns="91440" tIns="45720" rIns="91440" bIns="45720" numCol="1" spcCol="0" rtlCol="0" fromWordArt="0" anchor="t" anchorCtr="0" forceAA="0" compatLnSpc="1">
-                        <a:prstTxWarp prst="textNoShape">
-                          <a:avLst/>
-                        </a:prstTxWarp>
-                        <a:noAutofit/>
-                      </wps:bodyPr>
-                    </wps:wsp>
-                  </a:graphicData>
-                </a:graphic>
-                <wp14:sizeRelH relativeFrom="margin">
-                  <wp14:pctWidth>0</wp14:pctWidth>
-                </wp14:sizeRelH>
-                <wp14:sizeRelV relativeFrom="margin">
-                  <wp14:pctHeight>0</wp14:pctHeight>
-                </wp14:sizeRelV>
-              </wp:anchor>
-            </w:drawing>
-          </mc:Choice>
-          <mc:Fallback>
-            <w:pict>
-              <v:shape w14:anchorId="60B6C740" id="_x0000_s1029" type="#_x0000_t202" style="position:absolute;left:0;text-align:left;margin-left:47.35pt;margin-top:538.6pt;width:32.65pt;height:23.3pt;z-index:251671552;visibility:visible;mso-wrap-style:square;mso-width-percent:0;mso-height-percent:0;mso-wrap-distance-left:9pt;mso-wrap-distance-top:0;mso-wrap-distance-right:9pt;mso-wrap-distance-bottom:0;mso-position-horizontal:absolute;mso-position-horizontal-relative:text;mso-position-vertical:absolute;mso-position-vertical-relative:page;mso-width-percent:0;mso-height-percent:0;mso-width-relative:margin;mso-height-relative:margin;v-text-anchor:top" o:gfxdata="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" fillcolor="white [3201]" stroked="f" strokeweight=".5pt">
-                <v:textbox>
-                  <w:txbxContent>
-                    <w:p>
-                      <w:pPr>
-                        <w:rPr>
-                          <w:rFonts w:ascii="Century" w:hAnsi="Century"/>
-                          <w:sz w:val="20"/>
-                          <w:szCs w:val="20"/>
-                        </w:rPr>
-                      </w:pPr>
-                      <w:r>
-                        <w:rPr>
-                          <w:rFonts w:ascii="Aptos" w:hAnsi="Aptos"/>
-                          <w:sz w:val="20"/>
-                          <w:szCs w:val="20"/>
-                        </w:rPr>
-                        <w:t>(</w:t>
-                      </w:r>
-                      <w:r>
-                        <w:rPr>
-                          <w:rFonts w:ascii="Century" w:hAnsi="Century"/>
-                          <w:sz w:val="20"/>
-                          <w:szCs w:val="20"/>
-                        </w:rPr>
-                        <w:t>4</w:t>
-                      </w:r>
-                      <w:r>
-                        <w:rPr>
-                          <w:rFonts w:ascii="Aptos" w:hAnsi="Aptos"/>
-                          <w:sz w:val="20"/>
-                          <w:szCs w:val="20"/>
-                        </w:rPr>
-                        <w:t>)</w:t>
-                      </w:r>
-                    </w:p>
-                  </w:txbxContent>
-                </v:textbox>
-                <w10:wrap anchory="page"/>
-              </v:shape>
-            </w:pict>
-          </mc:Fallback>
-        </mc:AlternateContent>
-      </w:r>
-      <w:r>
-        <w:rPr>
-          <w:rFonts w:ascii="Century" w:hAnsi="Century"/>
-          <w:sz w:val="22"/>
-          <w:szCs w:val="22"/>
-          <w:lang w:val="en-US"/>
-        </w:rPr>
-        <w:t>We compare firms across the full cross-section using the continuous exposure measure rather than only a top/bottom quintile sort, so the test does not discard information in the middle of the exposure distribution. The main test estimates, twice, the following cross-sectional specification</w:t>
-      </w:r>
-      <w:r>
-        <w:rPr>
-          <w:rFonts w:ascii="Century" w:hAnsi="Century"/>
-          <w:sz w:val="22"/>
-          <w:szCs w:val="22"/>
-          <w:lang w:val="en-US"/>
-        </w:rPr>
-        <w:t>, running Weighted Least Squares weighted on pre-fixed (Nov. 29) Market Capitalization</w:t>
-      </w:r>
-      <w:r>
-        <w:rPr>
-          <w:rFonts w:ascii="Century" w:hAnsi="Century"/>
-          <w:sz w:val="22"/>
-          <w:szCs w:val="22"/>
-          <w:lang w:val="en-US"/>
-        </w:rPr>
-        <w:t>, as per the paper.</w:t>
-      </w:r>
-    </w:p>
-    <w:p>
-      <w:pPr>
-        <w:spacing w:before="240" w:after="240" w:line="360" w:lineRule="auto"/>
-        <w:jc w:val="center"/>
-        <w:rPr>
-          <w:rFonts w:ascii="Century" w:hAnsi="Century"/>
-          <w:sz w:val="22"/>
-          <w:szCs w:val="22"/>
-          <w:lang w:val="en-US"/>
-        </w:rPr>
-      </w:pPr>
-      <m:oMathPara>
-        <m:oMath>
-          <m:sSub>
-            <m:sSubPr>
-              <m:ctrlPr>
-                <w:rPr>
-                  <w:rFonts w:ascii="Cambria Math" w:hAnsi="Cambria Math"/>
-                  <w:i/>
-                  <w:iCs/>
-                  <w:sz w:val="22"/>
-                  <w:szCs w:val="22"/>
-                  <w:lang w:val="en-US"/>
-                </w:rPr>
-              </m:ctrlPr>
-            </m:sSubPr>
-            <m:e>
-              <m:r>
-                <w:rPr>
-                  <w:rFonts w:ascii="Cambria Math" w:hAnsi="Cambria Math"/>
-                  <w:sz w:val="22"/>
-                  <w:szCs w:val="22"/>
-                  <w:lang w:val="en-US"/>
-                </w:rPr>
-                <m:t>CAR</m:t>
-              </m:r>
-            </m:e>
-            <m:sub>
-              <m:r>
-                <w:rPr>
-                  <w:rFonts w:ascii="Cambria Math" w:hAnsi="Cambria Math"/>
-                  <w:sz w:val="22"/>
-                  <w:szCs w:val="22"/>
-                  <w:lang w:val="en-US"/>
-                </w:rPr>
-                <m:t>i</m:t>
-              </m:r>
-            </m:sub>
-          </m:sSub>
-          <m:r>
-            <w:rPr>
-              <w:rFonts w:ascii="Cambria Math" w:hAnsi="Cambria Math"/>
-              <w:sz w:val="22"/>
-              <w:szCs w:val="22"/>
-              <w:lang w:val="en-US"/>
-            </w:rPr>
-            <m:t xml:space="preserve"> = α + β·</m:t>
-          </m:r>
-          <m:sSub>
-            <m:sSubPr>
-              <m:ctrlPr>
-                <w:rPr>
-                  <w:rFonts w:ascii="Cambria Math" w:hAnsi="Cambria Math"/>
-                  <w:i/>
-                  <w:iCs/>
-                  <w:sz w:val="22"/>
-                  <w:szCs w:val="22"/>
-                  <w:lang w:val="en-US"/>
-                </w:rPr>
-              </m:ctrlPr>
-            </m:sSubPr>
-            <m:e>
-              <m:r>
-                <w:rPr>
-                  <w:rFonts w:ascii="Cambria Math" w:hAnsi="Cambria Math"/>
-                  <w:sz w:val="22"/>
-                  <w:szCs w:val="22"/>
-                  <w:lang w:val="en-US"/>
-                </w:rPr>
-                <m:t>Exposure</m:t>
-              </m:r>
-            </m:e>
-            <m:sub>
-              <m:r>
-                <w:rPr>
-                  <w:rFonts w:ascii="Cambria Math" w:hAnsi="Cambria Math"/>
-                  <w:sz w:val="22"/>
-                  <w:szCs w:val="22"/>
-                  <w:lang w:val="en-US"/>
-                </w:rPr>
-                <m:t>i</m:t>
-              </m:r>
-            </m:sub>
-          </m:sSub>
-          <m:r>
-            <w:rPr>
-              <w:rFonts w:ascii="Cambria Math" w:hAnsi="Cambria Math"/>
-              <w:sz w:val="22"/>
-              <w:szCs w:val="22"/>
-              <w:lang w:val="en-US"/>
-            </w:rPr>
-            <m:t xml:space="preserve"> + </m:t>
-          </m:r>
-          <m:sSub>
-            <m:sSubPr>
-              <m:ctrlPr>
-                <w:rPr>
-                  <w:rFonts w:ascii="Cambria Math" w:hAnsi="Cambria Math"/>
-                  <w:i/>
-                  <w:iCs/>
-                  <w:sz w:val="22"/>
-                  <w:szCs w:val="22"/>
-                  <w:lang w:val="en-US"/>
-                </w:rPr>
-              </m:ctrlPr>
-            </m:sSubPr>
-            <m:e>
-              <m:r>
-                <w:rPr>
-                  <w:rFonts w:ascii="Cambria Math" w:hAnsi="Cambria Math"/>
-                  <w:sz w:val="22"/>
-                  <w:szCs w:val="22"/>
-                  <w:lang w:val="en-US"/>
-                </w:rPr>
-                <m:t>γ</m:t>
-              </m:r>
-            </m:e>
-            <m:sub>
-              <m:r>
-                <w:rPr>
-                  <w:rFonts w:ascii="Cambria Math" w:hAnsi="Cambria Math"/>
-                  <w:sz w:val="22"/>
-                  <w:szCs w:val="22"/>
-                  <w:lang w:val="en-US"/>
-                </w:rPr>
-                <m:t>1</m:t>
-              </m:r>
-            </m:sub>
-          </m:sSub>
-          <m:r>
-            <w:rPr>
-              <w:rFonts w:ascii="Cambria Math" w:hAnsi="Cambria Math"/>
-              <w:sz w:val="22"/>
-              <w:szCs w:val="22"/>
-              <w:lang w:val="en-US"/>
-            </w:rPr>
-            <m:t>B</m:t>
-          </m:r>
-          <m:sSub>
-            <m:sSubPr>
-              <m:ctrlPr>
-                <w:rPr>
-                  <w:rFonts w:ascii="Cambria Math" w:hAnsi="Cambria Math"/>
-                  <w:i/>
-                  <w:iCs/>
-                  <w:sz w:val="22"/>
-                  <w:szCs w:val="22"/>
-                  <w:lang w:val="en-US"/>
-                </w:rPr>
-              </m:ctrlPr>
-            </m:sSubPr>
-            <m:e>
-              <m:r>
-                <w:rPr>
-                  <w:rFonts w:ascii="Cambria Math" w:hAnsi="Cambria Math"/>
-                  <w:sz w:val="22"/>
-                  <w:szCs w:val="22"/>
-                  <w:lang w:val="en-US"/>
-                </w:rPr>
-                <m:t>M</m:t>
-              </m:r>
-            </m:e>
-            <m:sub>
-              <m:r>
-                <w:rPr>
-                  <w:rFonts w:ascii="Cambria Math" w:hAnsi="Cambria Math"/>
-                  <w:sz w:val="22"/>
-                  <w:szCs w:val="22"/>
-                  <w:lang w:val="en-US"/>
-                </w:rPr>
-                <m:t>i</m:t>
-              </m:r>
-            </m:sub>
-          </m:sSub>
-          <m:r>
-            <w:rPr>
-              <w:rFonts w:ascii="Cambria Math" w:hAnsi="Cambria Math"/>
-              <w:sz w:val="22"/>
-              <w:szCs w:val="22"/>
-              <w:lang w:val="en-US"/>
-            </w:rPr>
-            <m:t xml:space="preserve"> + δ(industry) + </m:t>
-          </m:r>
-          <m:sSub>
-            <m:sSubPr>
-              <m:ctrlPr>
-                <w:rPr>
-                  <w:rFonts w:ascii="Cambria Math" w:hAnsi="Cambria Math"/>
-                  <w:i/>
-                  <w:iCs/>
-                  <w:sz w:val="22"/>
-                  <w:szCs w:val="22"/>
-                  <w:lang w:val="en-US"/>
-                </w:rPr>
-              </m:ctrlPr>
-            </m:sSubPr>
-            <m:e>
-              <m:r>
-                <w:rPr>
-                  <w:rFonts w:ascii="Cambria Math" w:hAnsi="Cambria Math"/>
-                  <w:sz w:val="22"/>
-                  <w:szCs w:val="22"/>
-                  <w:lang w:val="en-US"/>
-                </w:rPr>
-                <m:t>ε</m:t>
-              </m:r>
-            </m:e>
-            <m:sub>
-              <m:r>
-                <w:rPr>
-                  <w:rFonts w:ascii="Cambria Math" w:hAnsi="Cambria Math"/>
-                  <w:sz w:val="22"/>
-                  <w:szCs w:val="22"/>
-                  <w:lang w:val="en-US"/>
-                </w:rPr>
-                <m:t>i</m:t>
-              </m:r>
-            </m:sub>
-          </m:sSub>
-        </m:oMath>
-      </m:oMathPara>
-    </w:p>
-    <w:p>
-      <w:pPr>
-        <w:spacing w:line="360" w:lineRule="auto"/>
-        <w:jc w:val="both"/>
-        <w:rPr>
-          <w:rFonts w:ascii="Century" w:hAnsi="Century"/>
-          <w:sz w:val="22"/>
-          <w:szCs w:val="22"/>
-          <w:lang w:val="en-US"/>
-        </w:rPr>
-      </w:pPr>
-      <w:r>
-        <w:rPr>
-          <w:rFonts w:ascii="Century" w:hAnsi="Century"/>
-          <w:sz w:val="22"/>
-          <w:szCs w:val="22"/>
-          <w:lang w:val="en-US"/>
-        </w:rPr>
-        <w:t>estimated once with CAR</w:t>
-      </w:r>
-      <w:r>
-        <w:rPr>
-          <w:sz w:val="22"/>
-          <w:szCs w:val="22"/>
-          <w:lang w:val="en-US"/>
-        </w:rPr>
-        <w:t>ᵢ</w:t>
-      </w:r>
-      <w:r>
-        <w:rPr>
-          <w:rFonts w:ascii="Century" w:hAnsi="Century"/>
-          <w:sz w:val="22"/>
-          <w:szCs w:val="22"/>
-          <w:lang w:val="en-US"/>
-        </w:rPr>
-        <w:t xml:space="preserve"> = CAR(full)</w:t>
-      </w:r>
-      <w:r>
-        <w:rPr>
-          <w:sz w:val="22"/>
-          <w:szCs w:val="22"/>
-          <w:lang w:val="en-US"/>
-        </w:rPr>
-        <w:t>ᵢ</w:t>
-      </w:r>
-      <w:r>
-        <w:rPr>
-          <w:rFonts w:ascii="Century" w:hAnsi="Century"/>
-          <w:sz w:val="22"/>
-          <w:szCs w:val="22"/>
-          <w:lang w:val="en-US"/>
-        </w:rPr>
-        <w:t xml:space="preserve"> and once with CAR</w:t>
-      </w:r>
-      <w:r>
-        <w:rPr>
-          <w:sz w:val="22"/>
-          <w:szCs w:val="22"/>
-          <w:lang w:val="en-US"/>
-        </w:rPr>
-        <w:t>ᵢ</w:t>
-      </w:r>
-      <w:r>
-        <w:rPr>
-          <w:rFonts w:ascii="Century" w:hAnsi="Century"/>
-          <w:sz w:val="22"/>
-          <w:szCs w:val="22"/>
-          <w:lang w:val="en-US"/>
-        </w:rPr>
-        <w:t xml:space="preserve"> = CAR(excl)</w:t>
-      </w:r>
-      <w:r>
-        <w:rPr>
-          <w:sz w:val="22"/>
-          <w:szCs w:val="22"/>
-          <w:lang w:val="en-US"/>
-        </w:rPr>
-        <w:t>ᵢ</w:t>
-      </w:r>
-      <w:r>
-        <w:rPr>
-          <w:rFonts w:ascii="Century" w:hAnsi="Century"/>
-          <w:sz w:val="22"/>
-          <w:szCs w:val="22"/>
-          <w:lang w:val="en-US"/>
-        </w:rPr>
-        <w:t>. The control set (book-to-market and industry fixed effects) mirrors the paper's own cross-sectional controls, with one exception: we do not include the product-market AI exposure control (ProductAI, a measure of how much a firm's products and services are themselves AI-related), as the underlying data was difficult to merge with our principal dataset. This omission will be considered when analyzing our results. </w:t>
-      </w:r>
-    </w:p>
-    <w:p>
-      <w:pPr>
-        <w:spacing w:line="360" w:lineRule="auto"/>
-        <w:jc w:val="both"/>
-        <w:rPr>
-          <w:rFonts w:ascii="Century" w:hAnsi="Century"/>
-          <w:sz w:val="22"/>
-          <w:szCs w:val="22"/>
-          <w:lang w:val="en-US"/>
-        </w:rPr>
-      </w:pPr>
-      <w:r>
-        <w:rPr>
-          <w:rFonts w:ascii="Century" w:hAnsi="Century"/>
-          <w:sz w:val="22"/>
-          <w:szCs w:val="22"/>
-          <w:lang w:val="en-US"/>
-        </w:rPr>
-        <w:t xml:space="preserve">The coefficient </w:t>
-      </w:r>
-      <w:r>
-        <w:rPr>
-          <w:rFonts w:ascii="Century" w:hAnsi="Century"/>
-          <w:i/>
-          <w:iCs/>
-          <w:sz w:val="22"/>
-          <w:szCs w:val="22"/>
-          <w:lang w:val="en-US"/>
-        </w:rPr>
-        <w:t>β</w:t>
-      </w:r>
-      <w:r>
-        <w:rPr>
-          <w:rFonts w:ascii="Century" w:hAnsi="Century"/>
-          <w:sz w:val="22"/>
-          <w:szCs w:val="22"/>
-          <w:lang w:val="en-US"/>
-        </w:rPr>
-        <w:t xml:space="preserve"> is the additional cumulative abnormal return earned by a firm with one-unit higher Generative AI labor exposure, holding value and industry fixed. The object of interest is the change in this coefficient across the two specifications:</w:t>
-      </w:r>
-    </w:p>
-    <w:p>
-      <w:pPr>
-        <w:spacing w:before="240" w:after="240" w:line="360" w:lineRule="auto"/>
-        <w:jc w:val="center"/>
-        <w:rPr>
-          <w:rFonts w:ascii="Century" w:hAnsi="Century"/>
-          <w:sz w:val="22"/>
-          <w:szCs w:val="22"/>
-          <w:lang w:val="en-US"/>
-        </w:rPr>
-      </w:pPr>
-      <m:oMath>
-        <m:r>
-          <w:rPr>
-            <w:rFonts w:ascii="Cambria Math" w:hAnsi="Cambria Math"/>
-            <w:sz w:val="22"/>
-            <w:szCs w:val="22"/>
-            <w:lang w:val="en-US"/>
-          </w:rPr>
-          <w:lastRenderedPageBreak/>
-          <m:t xml:space="preserve">Δβ = </m:t>
-        </m:r>
-        <m:sSub>
-          <m:sSubPr>
-            <m:ctrlPr>
-              <w:rPr>
-                <w:rFonts w:ascii="Cambria Math" w:hAnsi="Cambria Math"/>
-                <w:i/>
-                <w:iCs/>
-                <w:sz w:val="22"/>
-                <w:szCs w:val="22"/>
-                <w:lang w:val="en-US"/>
-              </w:rPr>
-            </m:ctrlPr>
-          </m:sSubPr>
-          <m:e>
-            <m:r>
-              <w:rPr>
-                <w:rFonts w:ascii="Cambria Math" w:hAnsi="Cambria Math"/>
-                <w:sz w:val="22"/>
-                <w:szCs w:val="22"/>
-                <w:lang w:val="en-US"/>
-              </w:rPr>
-              <m:t>β</m:t>
-            </m:r>
-          </m:e>
-          <m:sub>
-            <m:r>
-              <w:rPr>
-                <w:rFonts w:ascii="Cambria Math" w:hAnsi="Cambria Math"/>
-                <w:sz w:val="22"/>
-                <w:szCs w:val="22"/>
-                <w:lang w:val="en-US"/>
-              </w:rPr>
-              <m:t>full</m:t>
-            </m:r>
-          </m:sub>
-        </m:sSub>
-        <m:r>
-          <w:rPr>
-            <w:rFonts w:ascii="Cambria Math" w:hAnsi="Cambria Math"/>
-            <w:sz w:val="22"/>
-            <w:szCs w:val="22"/>
-            <w:lang w:val="en-US"/>
-          </w:rPr>
-          <m:t xml:space="preserve"> - </m:t>
-        </m:r>
-        <m:sSub>
-          <m:sSubPr>
-            <m:ctrlPr>
-              <w:rPr>
-                <w:rFonts w:ascii="Cambria Math" w:hAnsi="Cambria Math"/>
-                <w:i/>
-                <w:iCs/>
-                <w:sz w:val="22"/>
-                <w:szCs w:val="22"/>
-                <w:lang w:val="en-US"/>
-              </w:rPr>
-            </m:ctrlPr>
-          </m:sSubPr>
-          <m:e>
-            <m:r>
-              <w:rPr>
-                <w:rFonts w:ascii="Cambria Math" w:hAnsi="Cambria Math"/>
-                <w:sz w:val="22"/>
-                <w:szCs w:val="22"/>
-                <w:lang w:val="en-US"/>
-              </w:rPr>
-              <m:t>β</m:t>
-            </m:r>
-          </m:e>
-          <m:sub>
-            <m:r>
-              <w:rPr>
-                <w:rFonts w:ascii="Cambria Math" w:hAnsi="Cambria Math"/>
-                <w:sz w:val="22"/>
-                <w:szCs w:val="22"/>
-                <w:lang w:val="en-US"/>
-              </w:rPr>
-              <m:t>excl</m:t>
-            </m:r>
-          </m:sub>
-        </m:sSub>
-        <m:r>
-          <w:rPr>
-            <w:rFonts w:ascii="Cambria Math" w:hAnsi="Cambria Math"/>
-            <w:sz w:val="22"/>
-            <w:szCs w:val="22"/>
-            <w:lang w:val="en-US"/>
-          </w:rPr>
-          <m:t xml:space="preserve">= </m:t>
-        </m:r>
-        <m:sSub>
-          <m:sSubPr>
-            <m:ctrlPr>
-              <w:rPr>
-                <w:rFonts w:ascii="Cambria Math" w:hAnsi="Cambria Math"/>
-                <w:i/>
-                <w:iCs/>
-                <w:sz w:val="22"/>
-                <w:szCs w:val="22"/>
-                <w:lang w:val="en-US"/>
-              </w:rPr>
-            </m:ctrlPr>
-          </m:sSubPr>
-          <m:e>
-            <m:r>
-              <w:rPr>
-                <w:rFonts w:ascii="Cambria Math" w:hAnsi="Cambria Math"/>
-                <w:sz w:val="22"/>
-                <w:szCs w:val="22"/>
-                <w:lang w:val="en-US"/>
-              </w:rPr>
-              <m:t>β</m:t>
-            </m:r>
-          </m:e>
-          <m:sub>
-            <m:r>
-              <w:rPr>
-                <w:rFonts w:ascii="Cambria Math" w:hAnsi="Cambria Math"/>
-                <w:sz w:val="22"/>
-                <w:szCs w:val="22"/>
-                <w:lang w:val="en-US"/>
-              </w:rPr>
-              <m:t>2-day</m:t>
-            </m:r>
-          </m:sub>
-        </m:sSub>
-      </m:oMath>
-      <w:r>
-        <w:rPr>
-          <w:rFonts w:ascii="Century" w:hAnsi="Century"/>
-          <w:iCs/>
-          <w:sz w:val="22"/>
-          <w:szCs w:val="22"/>
-          <w:lang w:val="en-US"/>
-        </w:rPr>
-        <w:t xml:space="preserve">   </w:t>
-      </w:r>
-    </w:p>
-    <w:p>
-      <w:pPr>
-        <w:spacing w:line="360" w:lineRule="auto"/>
-        <w:jc w:val="both"/>
-        <w:rPr>
-          <w:rFonts w:ascii="Century" w:hAnsi="Century"/>
-          <w:sz w:val="22"/>
-          <w:szCs w:val="22"/>
-          <w:lang w:val="en-US"/>
-        </w:rPr>
-      </w:pPr>
-      <w:r>
-        <w:rPr>
-          <w:rFonts w:ascii="Century" w:hAnsi="Century"/>
-          <w:noProof/>
-          <w:sz w:val="22"/>
-          <w:szCs w:val="22"/>
-          <w:lang w:val="en-US"/>
-          <w14:ligatures w14:val="standardContextual"/>
-        </w:rPr>
-        <mc:AlternateContent>
-          <mc:Choice Requires="wps">
-            <w:drawing>
-              <wp:anchor distT="0" distB="0" distL="114300" distR="114300" simplePos="0" relativeHeight="251673600" behindDoc="0" locked="0" layoutInCell="1" allowOverlap="1" wp14:anchorId="1048C3BE" wp14:editId="26812FE3">
-                <wp:simplePos x="0" y="0"/>
-                <wp:positionH relativeFrom="column">
-                  <wp:posOffset>1545590</wp:posOffset>
-                </wp:positionH>
-                <wp:positionV relativeFrom="page">
-                  <wp:posOffset>859155</wp:posOffset>
-                </wp:positionV>
-                <wp:extent cx="414655" cy="295910"/>
-                <wp:effectExtent l="0" t="0" r="4445" b="0"/>
-                <wp:wrapNone/>
-                <wp:docPr id="1502982845" name="Caixa de texto 3"/>
-                <wp:cNvGraphicFramePr/>
-                <a:graphic xmlns:a="http://schemas.openxmlformats.org/drawingml/2006/main">
-                  <a:graphicData uri="http://schemas.microsoft.com/office/word/2010/wordprocessingShape">
-                    <wps:wsp>
-                      <wps:cNvSpPr txBox="1"/>
-                      <wps:spPr>
-                        <a:xfrm>
-                          <a:off x="0" y="0"/>
-                          <a:ext cx="414655" cy="295910"/>
-                        </a:xfrm>
-                        <a:prstGeom prst="rect">
-                          <a:avLst/>
-                        </a:prstGeom>
-                        <a:solidFill>
-                          <a:schemeClr val="lt1"/>
-                        </a:solidFill>
-                        <a:ln w="6350">
-                          <a:noFill/>
-                        </a:ln>
-                      </wps:spPr>
-                      <wps:txbx>
-                        <w:txbxContent>
-                          <w:p>
-                            <w:pPr>
-                              <w:rPr>
-                                <w:rFonts w:ascii="Century" w:hAnsi="Century"/>
-                                <w:sz w:val="20"/>
-                                <w:szCs w:val="20"/>
-                              </w:rPr>
-                            </w:pPr>
-                            <w:r>
-                              <w:rPr>
-                                <w:rFonts w:ascii="Aptos" w:hAnsi="Aptos"/>
-                                <w:sz w:val="20"/>
-                                <w:szCs w:val="20"/>
-                              </w:rPr>
-                              <w:t>(</w:t>
-                            </w:r>
-                            <w:r>
-                              <w:rPr>
-                                <w:rFonts w:ascii="Century" w:hAnsi="Century"/>
-                                <w:sz w:val="20"/>
-                                <w:szCs w:val="20"/>
-                              </w:rPr>
-                              <w:t>5</w:t>
-                            </w:r>
-                            <w:r>
-                              <w:rPr>
-                                <w:rFonts w:ascii="Aptos" w:hAnsi="Aptos"/>
-                                <w:sz w:val="20"/>
-                                <w:szCs w:val="20"/>
-                              </w:rPr>
-                              <w:t>)</w:t>
-                            </w:r>
-                          </w:p>
-                        </w:txbxContent>
-                      </wps:txbx>
-                      <wps:bodyPr rot="0" spcFirstLastPara="0" vertOverflow="overflow" horzOverflow="overflow" vert="horz" wrap="square" lIns="91440" tIns="45720" rIns="91440" bIns="45720" numCol="1" spcCol="0" rtlCol="0" fromWordArt="0" anchor="t" anchorCtr="0" forceAA="0" compatLnSpc="1">
-                        <a:prstTxWarp prst="textNoShape">
-                          <a:avLst/>
-                        </a:prstTxWarp>
-                        <a:noAutofit/>
-                      </wps:bodyPr>
-                    </wps:wsp>
-                  </a:graphicData>
-                </a:graphic>
-                <wp14:sizeRelH relativeFrom="margin">
-                  <wp14:pctWidth>0</wp14:pctWidth>
-                </wp14:sizeRelH>
-                <wp14:sizeRelV relativeFrom="margin">
-                  <wp14:pctHeight>0</wp14:pctHeight>
-                </wp14:sizeRelV>
-              </wp:anchor>
-            </w:drawing>
-          </mc:Choice>
-          <mc:Fallback>
-            <w:pict>
-              <v:shape w14:anchorId="1048C3BE" id="_x0000_s1030" type="#_x0000_t202" style="position:absolute;left:0;text-align:left;margin-left:121.7pt;margin-top:67.65pt;width:32.65pt;height:23.3pt;z-index:251673600;visibility:visible;mso-wrap-style:square;mso-width-percent:0;mso-height-percent:0;mso-wrap-distance-left:9pt;mso-wrap-distance-top:0;mso-wrap-distance-right:9pt;mso-wrap-distance-bottom:0;mso-position-horizontal:absolute;mso-position-horizontal-relative:text;mso-position-vertical:absolute;mso-position-vertical-relative:page;mso-width-percent:0;mso-height-percent:0;mso-width-relative:margin;mso-height-relative:margin;v-text-anchor:top" o:gfxdata="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" fillcolor="white [3201]" stroked="f" strokeweight=".5pt">
-                <v:textbox>
-                  <w:txbxContent>
-                    <w:p>
-                      <w:pPr>
-                        <w:rPr>
-                          <w:rFonts w:ascii="Century" w:hAnsi="Century"/>
-                          <w:sz w:val="20"/>
-                          <w:szCs w:val="20"/>
-                        </w:rPr>
-                      </w:pPr>
-                      <w:r>
-                        <w:rPr>
-                          <w:rFonts w:ascii="Aptos" w:hAnsi="Aptos"/>
-                          <w:sz w:val="20"/>
-                          <w:szCs w:val="20"/>
-                        </w:rPr>
-                        <w:t>(</w:t>
-                      </w:r>
-                      <w:r>
-                        <w:rPr>
-                          <w:rFonts w:ascii="Century" w:hAnsi="Century"/>
-                          <w:sz w:val="20"/>
-                          <w:szCs w:val="20"/>
-                        </w:rPr>
-                        <w:t>5</w:t>
-                      </w:r>
-                      <w:r>
-                        <w:rPr>
-                          <w:rFonts w:ascii="Aptos" w:hAnsi="Aptos"/>
-                          <w:sz w:val="20"/>
-                          <w:szCs w:val="20"/>
-                        </w:rPr>
-                        <w:t>)</w:t>
-                      </w:r>
-                    </w:p>
-                  </w:txbxContent>
-                </v:textbox>
-                <w10:wrap anchory="page"/>
-              </v:shape>
-            </w:pict>
-          </mc:Fallback>
-        </mc:AlternateContent>
       </w:r>
       <w:r>
         <w:rPr>
@@ -5357,16 +5052,16 @@
           <w:szCs w:val="22"/>
           <w:lang w:val="en-US"/>
         </w:rPr>
-        <w:t>Similar to the original paper,</w:t>
-      </w:r>
-      <w:r>
-        <w:rPr>
-          <w:rFonts w:ascii="Century" w:hAnsi="Century"/>
-          <w:sz w:val="22"/>
-          <w:szCs w:val="22"/>
-          <w:lang w:val="en-US"/>
-        </w:rPr>
-        <w:t xml:space="preserve"> firm's industry is identified by its </w:t>
+        <w:t xml:space="preserve">Similar to the original paper, each firm's industry</w:t>
+      </w:r>
+      <w:r>
+        <w:rPr>
+          <w:rFonts w:ascii="Century" w:hAnsi="Century"/>
+          <w:sz w:val="22"/>
+          <w:szCs w:val="22"/>
+          <w:lang w:val="en-US"/>
+        </w:rPr>
+        <w:t xml:space="preserve"> is identified by its </w:t>
       </w:r>
       <w:r>
         <w:rPr>
@@ -5592,7 +5287,7 @@
           <w:szCs w:val="22"/>
           <w:lang w:val="en-US"/>
         </w:rPr>
-        <w:t>and NAICS-grouped firms with less then 10 firms</w:t>
+        <w:t xml:space="preserve">and NAICS-grouped firms with fewer than 10 firms</w:t>
       </w:r>
       <w:r>
         <w:rPr>
@@ -5700,16 +5395,16 @@
           <w:szCs w:val="22"/>
           <w:lang w:val="en-US"/>
         </w:rPr>
-        <w:t xml:space="preserve"> without FE and 2174 </w:t>
-      </w:r>
-      <w:r>
-        <w:rPr>
-          <w:rFonts w:ascii="Century" w:hAnsi="Century"/>
-          <w:sz w:val="22"/>
-          <w:szCs w:val="22"/>
-          <w:lang w:val="en-US"/>
-        </w:rPr>
-        <w:t xml:space="preserve">stocks </w:t>
+        <w:t xml:space="preserve"> without FE and 2,174 stocks</w:t>
+      </w:r>
+      <w:r>
+        <w:rPr>
+          <w:rFonts w:ascii="Century" w:hAnsi="Century"/>
+          <w:sz w:val="22"/>
+          <w:szCs w:val="22"/>
+          <w:lang w:val="en-US"/>
+        </w:rPr>
+        <w:t xml:space="preserve"> </w:t>
       </w:r>
       <w:r>
         <w:rPr>
@@ -5767,16 +5462,16 @@
           <w:szCs w:val="22"/>
           <w:lang w:val="en-US"/>
         </w:rPr>
-        <w:t xml:space="preserve">. Being categorical </w:t>
-      </w:r>
-      <w:r>
-        <w:rPr>
-          <w:rFonts w:ascii="Century" w:hAnsi="Century"/>
-          <w:sz w:val="22"/>
-          <w:szCs w:val="22"/>
-          <w:lang w:val="en-US"/>
-        </w:rPr>
-        <w:t>they are not reported in Table 1.</w:t>
+        <w:t xml:space="preserve">. Being categorical, they are not</w:t>
+      </w:r>
+      <w:r>
+        <w:rPr>
+          <w:rFonts w:ascii="Century" w:hAnsi="Century"/>
+          <w:sz w:val="22"/>
+          <w:szCs w:val="22"/>
+          <w:lang w:val="en-US"/>
+        </w:rPr>
+        <w:t xml:space="preserve"> reported in Table 1.</w:t>
       </w:r>
     </w:p>
     <w:p>
@@ -8161,7 +7856,7 @@
           <w:szCs w:val="22"/>
           <w:lang w:val="en-US"/>
         </w:rPr>
-        <w:t xml:space="preserve">In order to replicate the paper’s central estimate, we followed the original portfolio sorting methodology applied to data collected in Section 3 : raw excess returns, CAPM and FF5 adjusted abnormal returns. As on the paper, firms are sorted into value weighted quintiles based on their Generative AI score, </w:t>
+        <w:t xml:space="preserve">In order to replicate the paper’s central estimate, we followed the original portfolio sorting methodology applied to data collected in Section 3: raw excess returns, CAPM and FF5 adjusted abnormal returns. As in the paper, firms are sorted into value-weighted quintiles based on their Generative AI score, </w:t>
       </w:r>
       <w:r>
         <w:rPr>
@@ -8188,7 +7883,7 @@
           <w:szCs w:val="22"/>
           <w:lang w:val="en-US"/>
         </w:rPr>
-        <w:t xml:space="preserve"> firms each, which means exposure rise from 0.267 in the lowest quintile to 0.449 in the highest. As in the paper, we construct the long-short Artificial-Minus-Huma</w:t>
+        <w:t xml:space="preserve"> firms each, which means that exposure rises from 0.267 in the lowest quintile to 0.449 in the highest. As in the paper, we construct the long-short Artificial-Minus-Huma</w:t>
       </w:r>
       <w:r>
         <w:rPr>
@@ -8206,7 +7901,7 @@
           <w:szCs w:val="22"/>
           <w:lang w:val="en-US"/>
         </w:rPr>
-        <w:t xml:space="preserve"> portfolio, long the highest exposure quintile and short the lowest one and cumulate its daily value-weighted abnormal return over the ChatGPT eleven day event window [0, 10].</w:t>
+        <w:t xml:space="preserve"> portfolio, long the highest exposure quintile and short the lowest one and cumulate its daily value-weighted abnormal return over the ChatGPT eleven-day event window [0, 10].</w:t>
       </w:r>
       <w:r>
         <w:rPr>
@@ -8319,25 +8014,25 @@
           <w:szCs w:val="22"/>
           <w:lang w:val="en-US"/>
         </w:rPr>
-        <w:t>% per day (t= 3.</w:t>
-      </w:r>
-      <w:r>
-        <w:rPr>
-          <w:rFonts w:ascii="Century" w:hAnsi="Century"/>
-          <w:sz w:val="22"/>
-          <w:szCs w:val="22"/>
-          <w:lang w:val="en-US"/>
-        </w:rPr>
-        <w:t>11</w:t>
-      </w:r>
-      <w:r>
-        <w:rPr>
-          <w:rFonts w:ascii="Century" w:hAnsi="Century"/>
-          <w:sz w:val="22"/>
-          <w:szCs w:val="22"/>
-          <w:lang w:val="en-US"/>
-        </w:rPr>
-        <w:t>) and a FF5 adjusted return of 0.</w:t>
+        <w:t xml:space="preserve">% per day (t = 3.11)</w:t>
+      </w:r>
+      <w:r>
+        <w:rPr>
+          <w:rFonts w:ascii="Century" w:hAnsi="Century"/>
+          <w:sz w:val="22"/>
+          <w:szCs w:val="22"/>
+          <w:lang w:val="en-US"/>
+        </w:rPr>
+        <w:t xml:space="preserve"/>
+      </w:r>
+      <w:r>
+        <w:rPr>
+          <w:rFonts w:ascii="Century" w:hAnsi="Century"/>
+          <w:sz w:val="22"/>
+          <w:szCs w:val="22"/>
+          <w:lang w:val="en-US"/>
+        </w:rPr>
+        <w:t xml:space="preserve"> and a FF5 adjusted return of 0.</w:t>
       </w:r>
       <w:r>
         <w:rPr>
@@ -8364,34 +8059,34 @@
           <w:szCs w:val="22"/>
           <w:lang w:val="en-US"/>
         </w:rPr>
-        <w:t xml:space="preserve">% per day (t= </w:t>
-      </w:r>
-      <w:r>
-        <w:rPr>
-          <w:rFonts w:ascii="Century" w:hAnsi="Century"/>
-          <w:sz w:val="22"/>
-          <w:szCs w:val="22"/>
-          <w:lang w:val="en-US"/>
-        </w:rPr>
-        <w:t>2.0</w:t>
-      </w:r>
-      <w:r>
-        <w:rPr>
-          <w:rFonts w:ascii="Century" w:hAnsi="Century"/>
-          <w:sz w:val="22"/>
-          <w:szCs w:val="22"/>
-          <w:lang w:val="en-US"/>
-        </w:rPr>
-        <w:t>5</w:t>
-      </w:r>
-      <w:r>
-        <w:rPr>
-          <w:rFonts w:ascii="Century" w:hAnsi="Century"/>
-          <w:sz w:val="22"/>
-          <w:szCs w:val="22"/>
-          <w:lang w:val="en-US"/>
-        </w:rPr>
-        <w:t xml:space="preserve">). The paper presents the following results for observed criteria: 0.45%, 0.44% and 0.35% per day for raw excess return, CAPM and FF5 respectively. We can conclude that outcomes between the paper's central estimate and our own estimate are positive, consistent with the paper. </w:t>
+        <w:t xml:space="preserve">% per day (t = 2.05)</w:t>
+      </w:r>
+      <w:r>
+        <w:rPr>
+          <w:rFonts w:ascii="Century" w:hAnsi="Century"/>
+          <w:sz w:val="22"/>
+          <w:szCs w:val="22"/>
+          <w:lang w:val="en-US"/>
+        </w:rPr>
+        <w:t xml:space="preserve"/>
+      </w:r>
+      <w:r>
+        <w:rPr>
+          <w:rFonts w:ascii="Century" w:hAnsi="Century"/>
+          <w:sz w:val="22"/>
+          <w:szCs w:val="22"/>
+          <w:lang w:val="en-US"/>
+        </w:rPr>
+        <w:t xml:space="preserve"/>
+      </w:r>
+      <w:r>
+        <w:rPr>
+          <w:rFonts w:ascii="Century" w:hAnsi="Century"/>
+          <w:sz w:val="22"/>
+          <w:szCs w:val="22"/>
+          <w:lang w:val="en-US"/>
+        </w:rPr>
+        <w:t xml:space="preserve">. The paper presents the following results for observed criteria: 0.45%, 0.44% and 0.35% per day for raw excess return, CAPM and FF5 respectively. We can conclude that outcomes between the paper's central estimate and our own estimate are positive, consistent with the paper. </w:t>
       </w:r>
     </w:p>
     <w:p>
@@ -8431,7 +8126,7 @@
           <w:szCs w:val="22"/>
           <w:lang w:val="en-US"/>
         </w:rPr>
-        <w:t>, we applied the winsorization at the 1st and at 99th percentiles to abnormal return directly.  Winsorization moves the estimates only marginally:  CAPM from 0.5</w:t>
+        <w:t xml:space="preserve">, we applied the winsorization at the 1st and 99th percentiles to abnormal return directly.  Winsorization moves the estimates only marginally:  CAPM from 0.5</w:t>
       </w:r>
       <w:r>
         <w:rPr>
@@ -8647,7 +8342,7 @@
           <w:szCs w:val="22"/>
           <w:lang w:val="en-US"/>
         </w:rPr>
-        <w:t xml:space="preserve">We conclude our choice to not be winsorized does not explain the gap to the paper’s </w:t>
+        <w:t xml:space="preserve">We conclude that our choice not to winsorize does not explain the gap to the paper’s </w:t>
       </w:r>
       <w:r>
         <w:rPr>
@@ -8665,7 +8360,7 @@
           <w:szCs w:val="22"/>
           <w:lang w:val="en-US"/>
         </w:rPr>
-        <w:t>alpha. Instead, the gap more likely reflects two documented simplifications in our reproduction</w:t>
+        <w:t xml:space="preserve">alpha. Instead, the gap more likely reflects two documented simplifications in our reproduction:</w:t>
       </w:r>
     </w:p>
     <w:p>
@@ -8791,34 +8486,133 @@
           <w:szCs w:val="22"/>
           <w:lang w:val="en-US"/>
         </w:rPr>
-        <w:t xml:space="preserve"> show a</w:t>
-      </w:r>
-      <w:r>
-        <w:rPr>
-          <w:rFonts w:ascii="Century" w:hAnsi="Century"/>
-          <w:sz w:val="22"/>
-          <w:szCs w:val="22"/>
-          <w:lang w:val="en-US"/>
-        </w:rPr>
-        <w:t xml:space="preserve"> not statistically</w:t>
-      </w:r>
-      <w:r>
-        <w:rPr>
-          <w:rFonts w:ascii="Century" w:hAnsi="Century"/>
-          <w:sz w:val="22"/>
-          <w:szCs w:val="22"/>
-          <w:lang w:val="en-US"/>
-        </w:rPr>
-        <w:t xml:space="preserve"> large</w:t>
-      </w:r>
-      <w:r>
-        <w:rPr>
-          <w:rFonts w:ascii="Century" w:hAnsi="Century"/>
-          <w:sz w:val="22"/>
-          <w:szCs w:val="22"/>
-          <w:lang w:val="en-US"/>
-        </w:rPr>
-        <w:t xml:space="preserve"> difference</w:t>
+        <w:t xml:space="preserve"> show no statistically significant difference (Appendix Table A1), which may</w:t>
+      </w:r>
+      <w:r>
+        <w:rPr>
+          <w:rFonts w:ascii="Century" w:hAnsi="Century"/>
+          <w:sz w:val="22"/>
+          <w:szCs w:val="22"/>
+          <w:lang w:val="en-US"/>
+        </w:rPr>
+        <w:t xml:space="preserve"/>
+      </w:r>
+      <w:r>
+        <w:rPr>
+          <w:rFonts w:ascii="Century" w:hAnsi="Century"/>
+          <w:sz w:val="22"/>
+          <w:szCs w:val="22"/>
+          <w:lang w:val="en-US"/>
+        </w:rPr>
+        <w:t xml:space="preserve"/>
+      </w:r>
+      <w:r>
+        <w:rPr>
+          <w:rFonts w:ascii="Century" w:hAnsi="Century"/>
+          <w:sz w:val="22"/>
+          <w:szCs w:val="22"/>
+          <w:lang w:val="en-US"/>
+        </w:rPr>
+        <w:t xml:space="preserve"/>
+      </w:r>
+      <w:r>
+        <w:rPr>
+          <w:rFonts w:ascii="Century" w:hAnsi="Century"/>
+          <w:sz w:val="22"/>
+          <w:szCs w:val="22"/>
+          <w:lang w:val="en-US"/>
+        </w:rPr>
+        <w:t xml:space="preserve"/>
+      </w:r>
+      <w:r>
+        <w:rPr>
+          <w:rFonts w:ascii="Century" w:hAnsi="Century"/>
+          <w:sz w:val="22"/>
+          <w:szCs w:val="22"/>
+          <w:lang w:val="en-US"/>
+        </w:rPr>
+        <w:t xml:space="preserve"/>
+      </w:r>
+      <w:r>
+        <w:rPr>
+          <w:rFonts w:ascii="Century" w:hAnsi="Century"/>
+          <w:sz w:val="22"/>
+          <w:szCs w:val="22"/>
+          <w:lang w:val="en-US"/>
+        </w:rPr>
+        <w:t xml:space="preserve"/>
+      </w:r>
+      <w:r>
+        <w:rPr>
+          <w:rFonts w:ascii="Century" w:hAnsi="Century"/>
+          <w:sz w:val="22"/>
+          <w:szCs w:val="22"/>
+          <w:lang w:val="en-US"/>
+        </w:rPr>
+        <w:t xml:space="preserve"/>
+      </w:r>
+      <w:r>
+        <w:rPr>
+          <w:rFonts w:ascii="Century" w:hAnsi="Century"/>
+          <w:sz w:val="22"/>
+          <w:szCs w:val="22"/>
+          <w:lang w:val="en-US"/>
+        </w:rPr>
+        <w:t xml:space="preserve"/>
+      </w:r>
+      <w:r>
+        <w:rPr>
+          <w:rFonts w:ascii="Century" w:hAnsi="Century"/>
+          <w:sz w:val="22"/>
+          <w:szCs w:val="22"/>
+          <w:lang w:val="en-US"/>
+        </w:rPr>
+        <w:t xml:space="preserve"/>
+      </w:r>
+      <w:r>
+        <w:rPr>
+          <w:rFonts w:ascii="Century" w:hAnsi="Century"/>
+          <w:sz w:val="22"/>
+          <w:szCs w:val="22"/>
+          <w:lang w:val="en-US"/>
+        </w:rPr>
+        <w:t xml:space="preserve"/>
+      </w:r>
+      <w:r>
+        <w:rPr>
+          <w:rFonts w:ascii="Century" w:hAnsi="Century"/>
+          <w:sz w:val="22"/>
+          <w:szCs w:val="22"/>
+          <w:lang w:val="en-US"/>
+        </w:rPr>
+        <w:t xml:space="preserve"> reflect two methodological simplifications. Therefore, the matching sign and significance between three observed variables validate the data pipelines </w:t>
+      </w:r>
+      <w:r>
+        <w:rPr>
+          <w:rFonts w:ascii="Century" w:hAnsi="Century"/>
+          <w:sz w:val="22"/>
+          <w:szCs w:val="22"/>
+          <w:lang w:val="en-US"/>
+        </w:rPr>
+        <w:t xml:space="preserve">used </w:t>
+      </w:r>
+      <w:r>
+        <w:rPr>
+          <w:rFonts w:ascii="Century" w:hAnsi="Century"/>
+          <w:sz w:val="22"/>
+          <w:szCs w:val="22"/>
+          <w:lang w:val="en-US"/>
+        </w:rPr>
+        <w:t xml:space="preserve">in order to proceed </w:t>
+      </w:r>
+      <w:r>
+        <w:rPr>
+          <w:rFonts w:ascii="Century" w:hAnsi="Century"/>
+          <w:sz w:val="22"/>
+          <w:szCs w:val="22"/>
+          <w:lang w:val="en-US"/>
+        </w:rPr>
+        <w:t>with the</w:t>
       </w:r>
       <w:r>
         <w:rPr>
@@ -8836,115 +8630,16 @@
           <w:szCs w:val="22"/>
           <w:lang w:val="en-US"/>
         </w:rPr>
-        <w:t>(</w:t>
-      </w:r>
-      <w:r>
-        <w:rPr>
-          <w:rFonts w:ascii="Century" w:hAnsi="Century"/>
-          <w:sz w:val="22"/>
-          <w:szCs w:val="22"/>
-          <w:lang w:val="en-US"/>
-        </w:rPr>
-        <w:t>Appendix Table</w:t>
-      </w:r>
-      <w:r>
-        <w:rPr>
-          <w:rFonts w:ascii="Century" w:hAnsi="Century"/>
-          <w:sz w:val="22"/>
-          <w:szCs w:val="22"/>
-          <w:lang w:val="en-US"/>
-        </w:rPr>
-        <w:t xml:space="preserve"> A</w:t>
-      </w:r>
-      <w:r>
-        <w:rPr>
-          <w:rFonts w:ascii="Century" w:hAnsi="Century"/>
-          <w:sz w:val="22"/>
-          <w:szCs w:val="22"/>
-          <w:lang w:val="en-US"/>
-        </w:rPr>
-        <w:t>1</w:t>
-      </w:r>
-      <w:r>
-        <w:rPr>
-          <w:rFonts w:ascii="Century" w:hAnsi="Century"/>
-          <w:sz w:val="22"/>
-          <w:szCs w:val="22"/>
-          <w:lang w:val="en-US"/>
-        </w:rPr>
-        <w:t xml:space="preserve">) </w:t>
-      </w:r>
-      <w:r>
-        <w:rPr>
-          <w:rFonts w:ascii="Century" w:hAnsi="Century"/>
-          <w:sz w:val="22"/>
-          <w:szCs w:val="22"/>
-          <w:lang w:val="en-US"/>
-        </w:rPr>
-        <w:t>which may</w:t>
-      </w:r>
-      <w:r>
-        <w:rPr>
-          <w:rFonts w:ascii="Century" w:hAnsi="Century"/>
-          <w:sz w:val="22"/>
-          <w:szCs w:val="22"/>
-          <w:lang w:val="en-US"/>
-        </w:rPr>
-        <w:t xml:space="preserve"> reflect two methodological simplifications. Therefore, the matching sign and significance between three observed variables validate the data pipelines </w:t>
-      </w:r>
-      <w:r>
-        <w:rPr>
-          <w:rFonts w:ascii="Century" w:hAnsi="Century"/>
-          <w:sz w:val="22"/>
-          <w:szCs w:val="22"/>
-          <w:lang w:val="en-US"/>
-        </w:rPr>
-        <w:t xml:space="preserve">used </w:t>
-      </w:r>
-      <w:r>
-        <w:rPr>
-          <w:rFonts w:ascii="Century" w:hAnsi="Century"/>
-          <w:sz w:val="22"/>
-          <w:szCs w:val="22"/>
-          <w:lang w:val="en-US"/>
-        </w:rPr>
-        <w:t xml:space="preserve">in order to proceed </w:t>
-      </w:r>
-      <w:r>
-        <w:rPr>
-          <w:rFonts w:ascii="Century" w:hAnsi="Century"/>
-          <w:sz w:val="22"/>
-          <w:szCs w:val="22"/>
-          <w:lang w:val="en-US"/>
-        </w:rPr>
-        <w:t>with the</w:t>
-      </w:r>
-      <w:r>
-        <w:rPr>
-          <w:rFonts w:ascii="Century" w:hAnsi="Century"/>
-          <w:sz w:val="22"/>
-          <w:szCs w:val="22"/>
-          <w:lang w:val="en-US"/>
-        </w:rPr>
-        <w:t xml:space="preserve"> </w:t>
-      </w:r>
-      <w:r>
-        <w:rPr>
-          <w:rFonts w:ascii="Century" w:hAnsi="Century"/>
-          <w:sz w:val="22"/>
-          <w:szCs w:val="22"/>
-          <w:lang w:val="en-US"/>
-        </w:rPr>
-        <w:t>methods described</w:t>
-      </w:r>
-      <w:r>
-        <w:rPr>
-          <w:rFonts w:ascii="Century" w:hAnsi="Century"/>
-          <w:sz w:val="22"/>
-          <w:szCs w:val="22"/>
-          <w:lang w:val="en-US"/>
-        </w:rPr>
-        <w:t xml:space="preserve"> for Section 4.2</w:t>
+        <w:t xml:space="preserve">methods described in Section 4.2</w:t>
+      </w:r>
+      <w:r>
+        <w:rPr>
+          <w:rFonts w:ascii="Century" w:hAnsi="Century"/>
+          <w:sz w:val="22"/>
+          <w:szCs w:val="22"/>
+          <w:lang w:val="en-US"/>
+        </w:rPr>
+        <w:t xml:space="preserve"/>
       </w:r>
     </w:p>
     <w:p>
@@ -9344,7 +9039,7 @@
           <w:szCs w:val="22"/>
           <w:lang w:val="en-US"/>
         </w:rPr>
-        <w:t>We conduct similar robustness checks to the paper’s</w:t>
+        <w:t xml:space="preserve">We conduct robustness checks similar to the paper’s</w:t>
       </w:r>
       <w:r>
         <w:rPr>
@@ -9605,34 +9300,52 @@
           <w:szCs w:val="22"/>
           <w:lang w:val="en-US"/>
         </w:rPr>
-        <w:t xml:space="preserve"> set-up is founded in the paper</w:t>
-      </w:r>
-      <w:r>
-        <w:rPr>
-          <w:rFonts w:ascii="Century" w:hAnsi="Century"/>
-          <w:sz w:val="22"/>
-          <w:szCs w:val="22"/>
-          <w:lang w:val="en-US"/>
-        </w:rPr>
-        <w:t>’s (also, equation number 5)</w:t>
-      </w:r>
-      <w:r>
-        <w:rPr>
-          <w:rFonts w:ascii="Century" w:hAnsi="Century"/>
-          <w:sz w:val="22"/>
-          <w:szCs w:val="22"/>
-          <w:lang w:val="en-US"/>
-        </w:rPr>
-        <w:t xml:space="preserve"> but </w:t>
-      </w:r>
-      <w:r>
-        <w:rPr>
-          <w:rFonts w:ascii="Century" w:hAnsi="Century"/>
-          <w:sz w:val="22"/>
-          <w:szCs w:val="22"/>
-          <w:lang w:val="en-US"/>
-        </w:rPr>
-        <w:t>not identical</w:t>
+        <w:t xml:space="preserve"> set-up is based on the paper’s equation (5) but is not identical to it</w:t>
+      </w:r>
+      <w:r>
+        <w:rPr>
+          <w:rFonts w:ascii="Century" w:hAnsi="Century"/>
+          <w:sz w:val="22"/>
+          <w:szCs w:val="22"/>
+          <w:lang w:val="en-US"/>
+        </w:rPr>
+        <w:t xml:space="preserve"/>
+      </w:r>
+      <w:r>
+        <w:rPr>
+          <w:rFonts w:ascii="Century" w:hAnsi="Century"/>
+          <w:sz w:val="22"/>
+          <w:szCs w:val="22"/>
+          <w:lang w:val="en-US"/>
+        </w:rPr>
+        <w:t xml:space="preserve"/>
+      </w:r>
+      <w:r>
+        <w:rPr>
+          <w:rFonts w:ascii="Century" w:hAnsi="Century"/>
+          <w:sz w:val="22"/>
+          <w:szCs w:val="22"/>
+          <w:lang w:val="en-US"/>
+        </w:rPr>
+        <w:t xml:space="preserve"/>
+      </w:r>
+      <w:r>
+        <w:rPr>
+          <w:rFonts w:ascii="Century" w:hAnsi="Century"/>
+          <w:sz w:val="22"/>
+          <w:szCs w:val="22"/>
+          <w:lang w:val="en-US"/>
+        </w:rPr>
+        <w:t xml:space="preserve"/>
+      </w:r>
+      <w:r>
+        <w:rPr>
+          <w:rFonts w:ascii="Century" w:hAnsi="Century"/>
+          <w:sz w:val="22"/>
+          <w:szCs w:val="22"/>
+          <w:lang w:val="en-US"/>
+        </w:rPr>
+        <w:t xml:space="preserve"/>
       </w:r>
       <w:r>
         <w:rPr>
@@ -9650,7 +9363,107 @@
           <w:szCs w:val="22"/>
           <w:lang w:val="en-US"/>
         </w:rPr>
-        <w:t>to it</w:t>
+        <w:t xml:space="preserve">– we specify </w:t>
+      </w:r>
+      <w:r>
+        <w:rPr>
+          <w:rFonts w:ascii="Century" w:hAnsi="Century"/>
+          <w:sz w:val="22"/>
+          <w:szCs w:val="22"/>
+          <w:lang w:val="en-US"/>
+        </w:rPr>
+        <w:t xml:space="preserve">a </w:t>
+      </w:r>
+      <w:r>
+        <w:rPr>
+          <w:rFonts w:ascii="Century" w:hAnsi="Century"/>
+          <w:sz w:val="22"/>
+          <w:szCs w:val="22"/>
+          <w:lang w:val="en-US"/>
+        </w:rPr>
+        <w:t>different</w:t>
+      </w:r>
+      <w:r>
+        <w:rPr>
+          <w:rFonts w:ascii="Century" w:hAnsi="Century"/>
+          <w:sz w:val="22"/>
+          <w:szCs w:val="22"/>
+          <w:lang w:val="en-US"/>
+        </w:rPr>
+        <w:t xml:space="preserve"> set of</w:t>
+      </w:r>
+      <w:r>
+        <w:rPr>
+          <w:rFonts w:ascii="Century" w:hAnsi="Century"/>
+          <w:sz w:val="22"/>
+          <w:szCs w:val="22"/>
+          <w:lang w:val="en-US"/>
+        </w:rPr>
+        <w:t xml:space="preserve"> controls and</w:t>
+      </w:r>
+      <w:r>
+        <w:rPr>
+          <w:rFonts w:ascii="Century" w:hAnsi="Century"/>
+          <w:sz w:val="22"/>
+          <w:szCs w:val="22"/>
+          <w:lang w:val="en-US"/>
+        </w:rPr>
+        <w:t xml:space="preserve"> a different</w:t>
+      </w:r>
+      <w:r>
+        <w:rPr>
+          <w:rFonts w:ascii="Century" w:hAnsi="Century"/>
+          <w:sz w:val="22"/>
+          <w:szCs w:val="22"/>
+          <w:lang w:val="en-US"/>
+        </w:rPr>
+        <w:t xml:space="preserve"> window [0,10], instead of [-1,10].</w:t>
+      </w:r>
+      <w:r>
+        <w:rPr>
+          <w:rFonts w:ascii="Century" w:hAnsi="Century"/>
+          <w:sz w:val="22"/>
+          <w:szCs w:val="22"/>
+          <w:lang w:val="en-US"/>
+        </w:rPr>
+        <w:t xml:space="preserve"> Critically, we do not control for Product Exposure which possibly explains why we obtain an adjusted R</w:t>
+      </w:r>
+      <w:r>
+        <w:rPr>
+          <w:rFonts w:ascii="Century" w:hAnsi="Century"/>
+          <w:sz w:val="22"/>
+          <w:szCs w:val="22"/>
+          <w:vertAlign w:val="superscript"/>
+          <w:lang w:val="en-US"/>
+        </w:rPr>
+        <w:t>2</w:t>
+      </w:r>
+      <w:r>
+        <w:rPr>
+          <w:rFonts w:ascii="Century" w:hAnsi="Century"/>
+          <w:sz w:val="22"/>
+          <w:szCs w:val="22"/>
+          <w:lang w:val="en-US"/>
+        </w:rPr>
+        <w:t xml:space="preserve"> an order of magnitude below</w:t>
+      </w:r>
+      <w:r>
+        <w:rPr>
+          <w:rFonts w:ascii="Century" w:hAnsi="Century"/>
+          <w:sz w:val="22"/>
+          <w:szCs w:val="22"/>
+          <w:lang w:val="en-US"/>
+        </w:rPr>
+        <w:t xml:space="preserve"> the paper’s</w:t>
+      </w:r>
+      <w:r>
+        <w:rPr>
+          <w:rFonts w:ascii="Century" w:hAnsi="Century"/>
+          <w:sz w:val="22"/>
+          <w:szCs w:val="22"/>
+          <w:lang w:val="en-US"/>
+        </w:rPr>
+        <w:t>.</w:t>
       </w:r>
       <w:r>
         <w:rPr>
@@ -9668,98 +9481,61 @@
           <w:szCs w:val="22"/>
           <w:lang w:val="en-US"/>
         </w:rPr>
-        <w:t xml:space="preserve">– we specify </w:t>
-      </w:r>
-      <w:r>
-        <w:rPr>
-          <w:rFonts w:ascii="Century" w:hAnsi="Century"/>
-          <w:sz w:val="22"/>
-          <w:szCs w:val="22"/>
-          <w:lang w:val="en-US"/>
-        </w:rPr>
-        <w:t xml:space="preserve">a </w:t>
-      </w:r>
-      <w:r>
-        <w:rPr>
-          <w:rFonts w:ascii="Century" w:hAnsi="Century"/>
-          <w:sz w:val="22"/>
-          <w:szCs w:val="22"/>
-          <w:lang w:val="en-US"/>
-        </w:rPr>
-        <w:t>different</w:t>
-      </w:r>
-      <w:r>
-        <w:rPr>
-          <w:rFonts w:ascii="Century" w:hAnsi="Century"/>
-          <w:sz w:val="22"/>
-          <w:szCs w:val="22"/>
-          <w:lang w:val="en-US"/>
-        </w:rPr>
-        <w:t xml:space="preserve"> set of</w:t>
-      </w:r>
-      <w:r>
-        <w:rPr>
-          <w:rFonts w:ascii="Century" w:hAnsi="Century"/>
-          <w:sz w:val="22"/>
-          <w:szCs w:val="22"/>
-          <w:lang w:val="en-US"/>
-        </w:rPr>
-        <w:t xml:space="preserve"> controls and</w:t>
-      </w:r>
-      <w:r>
-        <w:rPr>
-          <w:rFonts w:ascii="Century" w:hAnsi="Century"/>
-          <w:sz w:val="22"/>
-          <w:szCs w:val="22"/>
-          <w:lang w:val="en-US"/>
-        </w:rPr>
-        <w:t xml:space="preserve"> a different</w:t>
-      </w:r>
-      <w:r>
-        <w:rPr>
-          <w:rFonts w:ascii="Century" w:hAnsi="Century"/>
-          <w:sz w:val="22"/>
-          <w:szCs w:val="22"/>
-          <w:lang w:val="en-US"/>
-        </w:rPr>
-        <w:t xml:space="preserve"> window [0,10], instead of [-1,10].</w:t>
-      </w:r>
-      <w:r>
-        <w:rPr>
-          <w:rFonts w:ascii="Century" w:hAnsi="Century"/>
-          <w:sz w:val="22"/>
-          <w:szCs w:val="22"/>
-          <w:lang w:val="en-US"/>
-        </w:rPr>
-        <w:t xml:space="preserve"> Critically, we do not control for Product Exposure which possibly explains why we obtain an adjusted R</w:t>
-      </w:r>
-      <w:r>
-        <w:rPr>
-          <w:rFonts w:ascii="Century" w:hAnsi="Century"/>
-          <w:sz w:val="22"/>
-          <w:szCs w:val="22"/>
-          <w:vertAlign w:val="superscript"/>
-          <w:lang w:val="en-US"/>
-        </w:rPr>
-        <w:t>2</w:t>
-      </w:r>
-      <w:r>
-        <w:rPr>
-          <w:rFonts w:ascii="Century" w:hAnsi="Century"/>
-          <w:sz w:val="22"/>
-          <w:szCs w:val="22"/>
-          <w:lang w:val="en-US"/>
-        </w:rPr>
-        <w:t xml:space="preserve"> an order of magnitude below</w:t>
-      </w:r>
-      <w:r>
-        <w:rPr>
-          <w:rFonts w:ascii="Century" w:hAnsi="Century"/>
-          <w:sz w:val="22"/>
-          <w:szCs w:val="22"/>
-          <w:lang w:val="en-US"/>
-        </w:rPr>
-        <w:t xml:space="preserve"> the paper’s</w:t>
+        <w:t>The estimated</w:t>
+      </w:r>
+      <w:r>
+        <w:rPr>
+          <w:rFonts w:ascii="Century" w:hAnsi="Century"/>
+          <w:sz w:val="22"/>
+          <w:szCs w:val="22"/>
+          <w:lang w:val="en-US"/>
+        </w:rPr>
+        <w:t xml:space="preserve"> Exposure</w:t>
+      </w:r>
+      <w:r>
+        <w:rPr>
+          <w:rFonts w:ascii="Century" w:hAnsi="Century"/>
+          <w:sz w:val="22"/>
+          <w:szCs w:val="22"/>
+          <w:lang w:val="en-US"/>
+        </w:rPr>
+        <w:t xml:space="preserve"> coefficients are</w:t>
+      </w:r>
+      <w:r>
+        <w:rPr>
+          <w:rFonts w:ascii="Century" w:hAnsi="Century"/>
+          <w:sz w:val="22"/>
+          <w:szCs w:val="22"/>
+          <w:lang w:val="en-US"/>
+        </w:rPr>
+        <w:t xml:space="preserve"> statistically significant across all </w:t>
+      </w:r>
+      <w:r>
+        <w:rPr>
+          <w:rFonts w:ascii="Century" w:hAnsi="Century"/>
+          <w:sz w:val="22"/>
+          <w:szCs w:val="22"/>
+          <w:lang w:val="en-US"/>
+        </w:rPr>
+        <w:t xml:space="preserve">setups at different significance levels. For the baseline and CAPM models, Exposure is significant at the highest level, </w:t>
+      </w:r>
+      <w:r>
+        <w:rPr>
+          <w:rFonts w:ascii="Century" w:hAnsi="Century"/>
+          <w:sz w:val="22"/>
+          <w:szCs w:val="22"/>
+          <w:lang w:val="en-US"/>
+        </w:rPr>
+        <w:t xml:space="preserve">leading to higher estimates </w:t>
+      </w:r>
+      <w:r>
+        <w:rPr>
+          <w:rFonts w:ascii="Century" w:hAnsi="Century"/>
+          <w:sz w:val="22"/>
+          <w:szCs w:val="22"/>
+          <w:lang w:val="en-US"/>
+        </w:rPr>
+        <w:t>without FE</w:t>
       </w:r>
       <w:r>
         <w:rPr>
@@ -9777,6 +9553,15 @@
           <w:szCs w:val="22"/>
           <w:lang w:val="en-US"/>
         </w:rPr>
+        <w:t xml:space="preserve"> With FE</w:t>
+      </w:r>
+      <w:r>
+        <w:rPr>
+          <w:rFonts w:ascii="Century" w:hAnsi="Century"/>
+          <w:sz w:val="22"/>
+          <w:szCs w:val="22"/>
+          <w:lang w:val="en-US"/>
+        </w:rPr>
         <w:t xml:space="preserve"> </w:t>
       </w:r>
       <w:r>
@@ -9786,79 +9571,43 @@
           <w:szCs w:val="22"/>
           <w:lang w:val="en-US"/>
         </w:rPr>
-        <w:t>The estimated</w:t>
-      </w:r>
-      <w:r>
-        <w:rPr>
-          <w:rFonts w:ascii="Century" w:hAnsi="Century"/>
-          <w:sz w:val="22"/>
-          <w:szCs w:val="22"/>
-          <w:lang w:val="en-US"/>
-        </w:rPr>
-        <w:t xml:space="preserve"> Exposure</w:t>
-      </w:r>
-      <w:r>
-        <w:rPr>
-          <w:rFonts w:ascii="Century" w:hAnsi="Century"/>
-          <w:sz w:val="22"/>
-          <w:szCs w:val="22"/>
-          <w:lang w:val="en-US"/>
-        </w:rPr>
-        <w:t xml:space="preserve"> coefficients are</w:t>
-      </w:r>
-      <w:r>
-        <w:rPr>
-          <w:rFonts w:ascii="Century" w:hAnsi="Century"/>
-          <w:sz w:val="22"/>
-          <w:szCs w:val="22"/>
-          <w:lang w:val="en-US"/>
-        </w:rPr>
-        <w:t xml:space="preserve"> statistically significant across all </w:t>
-      </w:r>
-      <w:r>
-        <w:rPr>
-          <w:rFonts w:ascii="Century" w:hAnsi="Century"/>
-          <w:sz w:val="22"/>
-          <w:szCs w:val="22"/>
-          <w:lang w:val="en-US"/>
-        </w:rPr>
-        <w:t xml:space="preserve">setups at different significance level. For the baseline and CAPM models, Exposure is significant at the highest level, </w:t>
-      </w:r>
-      <w:r>
-        <w:rPr>
-          <w:rFonts w:ascii="Century" w:hAnsi="Century"/>
-          <w:sz w:val="22"/>
-          <w:szCs w:val="22"/>
-          <w:lang w:val="en-US"/>
-        </w:rPr>
-        <w:t xml:space="preserve">leading to higher estimates </w:t>
-      </w:r>
-      <w:r>
-        <w:rPr>
-          <w:rFonts w:ascii="Century" w:hAnsi="Century"/>
-          <w:sz w:val="22"/>
-          <w:szCs w:val="22"/>
-          <w:lang w:val="en-US"/>
-        </w:rPr>
-        <w:t>without FE</w:t>
-      </w:r>
-      <w:r>
-        <w:rPr>
-          <w:rFonts w:ascii="Century" w:hAnsi="Century"/>
-          <w:sz w:val="22"/>
-          <w:szCs w:val="22"/>
-          <w:lang w:val="en-US"/>
-        </w:rPr>
-        <w:t>.</w:t>
-      </w:r>
-      <w:r>
-        <w:rPr>
-          <w:rFonts w:ascii="Century" w:hAnsi="Century"/>
-          <w:sz w:val="22"/>
-          <w:szCs w:val="22"/>
-          <w:lang w:val="en-US"/>
-        </w:rPr>
-        <w:t xml:space="preserve"> With FE</w:t>
+        <w:t xml:space="preserve">we obtain more precise but lower estimates for the baseline and CAPM. For the Fama-French 5 Factor model, we exclude the value control as it is already accounted for in the alpha</w:t>
+      </w:r>
+      <w:r>
+        <w:rPr>
+          <w:rFonts w:ascii="Century" w:hAnsi="Century"/>
+          <w:sz w:val="22"/>
+          <w:szCs w:val="22"/>
+          <w:lang w:val="en-US"/>
+        </w:rPr>
+        <w:t xml:space="preserve"/>
+      </w:r>
+      <w:r>
+        <w:rPr>
+          <w:rFonts w:ascii="Century" w:hAnsi="Century"/>
+          <w:sz w:val="22"/>
+          <w:szCs w:val="22"/>
+          <w:lang w:val="en-US"/>
+        </w:rPr>
+        <w:t xml:space="preserve"/>
+      </w:r>
+      <w:r>
+        <w:rPr>
+          <w:rFonts w:ascii="Century" w:hAnsi="Century"/>
+          <w:sz w:val="22"/>
+          <w:szCs w:val="22"/>
+          <w:lang w:val="en-US"/>
+        </w:rPr>
+        <w:t xml:space="preserve">.</w:t>
+      </w:r>
+      <w:r>
+        <w:rPr>
+          <w:rFonts w:ascii="Century" w:hAnsi="Century"/>
+          <w:sz w:val="22"/>
+          <w:szCs w:val="22"/>
+          <w:lang w:val="en-US"/>
+        </w:rPr>
+        <w:t xml:space="preserve"> We also obtain significant Exposure from the FF5, only at lower significance levels with and without FE (10% and 5% respectively), and the effect of FE is reversed – the estimate increases</w:t>
       </w:r>
       <w:r>
         <w:rPr>
@@ -9876,43 +9625,7 @@
           <w:szCs w:val="22"/>
           <w:lang w:val="en-US"/>
         </w:rPr>
-        <w:t>we obtain more precise but lower estimates for the baseline and CAPM. For the Fama-French 5 Factor model, we exclude the value control as it’s already priced out</w:t>
-      </w:r>
-      <w:r>
-        <w:rPr>
-          <w:rFonts w:ascii="Century" w:hAnsi="Century"/>
-          <w:sz w:val="22"/>
-          <w:szCs w:val="22"/>
-          <w:lang w:val="en-US"/>
-        </w:rPr>
-        <w:t xml:space="preserve"> from</w:t>
-      </w:r>
-      <w:r>
-        <w:rPr>
-          <w:rFonts w:ascii="Century" w:hAnsi="Century"/>
-          <w:sz w:val="22"/>
-          <w:szCs w:val="22"/>
-          <w:lang w:val="en-US"/>
-        </w:rPr>
-        <w:t xml:space="preserve"> the</w:t>
-      </w:r>
-      <w:r>
-        <w:rPr>
-          <w:rFonts w:ascii="Century" w:hAnsi="Century"/>
-          <w:sz w:val="22"/>
-          <w:szCs w:val="22"/>
-          <w:lang w:val="en-US"/>
-        </w:rPr>
-        <w:t xml:space="preserve"> alpha.</w:t>
-      </w:r>
-      <w:r>
-        <w:rPr>
-          <w:rFonts w:ascii="Century" w:hAnsi="Century"/>
-          <w:sz w:val="22"/>
-          <w:szCs w:val="22"/>
-          <w:lang w:val="en-US"/>
-        </w:rPr>
-        <w:t xml:space="preserve"> We also obtain significant Exposure from the FF5, only at lower significance levels with and without FE (10% and 5% respectively), and the effect of FE is reversed – the estimate increases</w:t>
+        <w:t>when introducing FE</w:t>
       </w:r>
       <w:r>
         <w:rPr>
@@ -9930,7 +9643,61 @@
           <w:szCs w:val="22"/>
           <w:lang w:val="en-US"/>
         </w:rPr>
-        <w:t>when introducing FE</w:t>
+        <w:t>while</w:t>
+      </w:r>
+      <w:r>
+        <w:rPr>
+          <w:rFonts w:ascii="Century" w:hAnsi="Century"/>
+          <w:sz w:val="22"/>
+          <w:szCs w:val="22"/>
+          <w:lang w:val="en-US"/>
+        </w:rPr>
+        <w:t xml:space="preserve"> also </w:t>
+      </w:r>
+      <w:r>
+        <w:rPr>
+          <w:rFonts w:ascii="Century" w:hAnsi="Century"/>
+          <w:sz w:val="22"/>
+          <w:szCs w:val="22"/>
+          <w:lang w:val="en-US"/>
+        </w:rPr>
+        <w:t>becoming</w:t>
+      </w:r>
+      <w:r>
+        <w:rPr>
+          <w:rFonts w:ascii="Century" w:hAnsi="Century"/>
+          <w:sz w:val="22"/>
+          <w:szCs w:val="22"/>
+          <w:lang w:val="en-US"/>
+        </w:rPr>
+        <w:t xml:space="preserve"> less noisy.</w:t>
+      </w:r>
+      <w:r>
+        <w:rPr>
+          <w:rFonts w:ascii="Century" w:hAnsi="Century"/>
+          <w:sz w:val="22"/>
+          <w:szCs w:val="22"/>
+          <w:lang w:val="en-US"/>
+        </w:rPr>
+        <w:t xml:space="preserve"> Overall, we believe that not including the product exposure channel is a gap in our setup</w:t>
+      </w:r>
+      <w:r>
+        <w:rPr>
+          <w:rFonts w:ascii="Century" w:hAnsi="Century"/>
+          <w:sz w:val="22"/>
+          <w:szCs w:val="22"/>
+          <w:lang w:val="en-US"/>
+        </w:rPr>
+        <w:t xml:space="preserve">, explaining the magnitude difference. Eisfeldt et al. obtain highest-level Exposure significance with that specification, even with the FF. Regarding FE, the original paper’s within-industry coefficients are also not always more efficient than without FE, which is only true for baseline and FF. The</w:t>
+      </w:r>
+      <w:r>
+        <w:rPr>
+          <w:rFonts w:ascii="Century" w:hAnsi="Century"/>
+          <w:sz w:val="22"/>
+          <w:szCs w:val="22"/>
+          <w:lang w:val="en-US"/>
+        </w:rPr>
+        <w:t xml:space="preserve"> paper’s</w:t>
       </w:r>
       <w:r>
         <w:rPr>
@@ -9948,61 +9715,7 @@
           <w:szCs w:val="22"/>
           <w:lang w:val="en-US"/>
         </w:rPr>
-        <w:t>while</w:t>
-      </w:r>
-      <w:r>
-        <w:rPr>
-          <w:rFonts w:ascii="Century" w:hAnsi="Century"/>
-          <w:sz w:val="22"/>
-          <w:szCs w:val="22"/>
-          <w:lang w:val="en-US"/>
-        </w:rPr>
-        <w:t xml:space="preserve"> also </w:t>
-      </w:r>
-      <w:r>
-        <w:rPr>
-          <w:rFonts w:ascii="Century" w:hAnsi="Century"/>
-          <w:sz w:val="22"/>
-          <w:szCs w:val="22"/>
-          <w:lang w:val="en-US"/>
-        </w:rPr>
-        <w:t>becoming</w:t>
-      </w:r>
-      <w:r>
-        <w:rPr>
-          <w:rFonts w:ascii="Century" w:hAnsi="Century"/>
-          <w:sz w:val="22"/>
-          <w:szCs w:val="22"/>
-          <w:lang w:val="en-US"/>
-        </w:rPr>
-        <w:t xml:space="preserve"> less noisy.</w:t>
-      </w:r>
-      <w:r>
-        <w:rPr>
-          <w:rFonts w:ascii="Century" w:hAnsi="Century"/>
-          <w:sz w:val="22"/>
-          <w:szCs w:val="22"/>
-          <w:lang w:val="en-US"/>
-        </w:rPr>
-        <w:t xml:space="preserve"> Overall, we believe that not including the product exposure channel is a gap in our setup</w:t>
-      </w:r>
-      <w:r>
-        <w:rPr>
-          <w:rFonts w:ascii="Century" w:hAnsi="Century"/>
-          <w:sz w:val="22"/>
-          <w:szCs w:val="22"/>
-          <w:lang w:val="en-US"/>
-        </w:rPr>
-        <w:t>, explaining the magnitude difference. Eisfeldt highest-level Exposure significance with that specification, even with the FF. Regarding FE, the original paper’s within-industry coefficients are also not always more efficient than without FE, being only true for baseline and FF. The</w:t>
-      </w:r>
-      <w:r>
-        <w:rPr>
-          <w:rFonts w:ascii="Century" w:hAnsi="Century"/>
-          <w:sz w:val="22"/>
-          <w:szCs w:val="22"/>
-          <w:lang w:val="en-US"/>
-        </w:rPr>
-        <w:t xml:space="preserve"> paper’s</w:t>
+        <w:t>estimates of Exposure</w:t>
       </w:r>
       <w:r>
         <w:rPr>
@@ -10020,7 +9733,7 @@
           <w:szCs w:val="22"/>
           <w:lang w:val="en-US"/>
         </w:rPr>
-        <w:t>estimates of Exposure</w:t>
+        <w:t>always</w:t>
       </w:r>
       <w:r>
         <w:rPr>
@@ -10038,24 +9751,6 @@
           <w:szCs w:val="22"/>
           <w:lang w:val="en-US"/>
         </w:rPr>
-        <w:t>always</w:t>
-      </w:r>
-      <w:r>
-        <w:rPr>
-          <w:rFonts w:ascii="Century" w:hAnsi="Century"/>
-          <w:sz w:val="22"/>
-          <w:szCs w:val="22"/>
-          <w:lang w:val="en-US"/>
-        </w:rPr>
-        <w:t xml:space="preserve"> </w:t>
-      </w:r>
-      <w:r>
-        <w:rPr>
-          <w:rFonts w:ascii="Century" w:hAnsi="Century"/>
-          <w:sz w:val="22"/>
-          <w:szCs w:val="22"/>
-          <w:lang w:val="en-US"/>
-        </w:rPr>
         <w:t>increase</w:t>
       </w:r>
       <w:r>
@@ -10065,7 +9760,7 @@
           <w:szCs w:val="22"/>
           <w:lang w:val="en-US"/>
         </w:rPr>
-        <w:t xml:space="preserve"> when introducing FE which we’ve observed to only be true for our FF estimates. </w:t>
+        <w:t xml:space="preserve"> when introducing FE, which we observe to be true only for our FF estimates. </w:t>
       </w:r>
     </w:p>
     <w:p>
@@ -10087,16 +9782,16 @@
           <w:szCs w:val="22"/>
           <w:lang w:val="en-US"/>
         </w:rPr>
-        <w:t>We run the test described in 3.</w:t>
-      </w:r>
-      <w:r>
-        <w:rPr>
-          <w:rFonts w:ascii="Century" w:hAnsi="Century"/>
-          <w:sz w:val="22"/>
-          <w:szCs w:val="22"/>
-          <w:lang w:val="en-US"/>
-        </w:rPr>
-        <w:t xml:space="preserve"> and consider the change in the regressor estimated on</w:t>
+        <w:t xml:space="preserve">We run the test described in Section 3 and consider</w:t>
+      </w:r>
+      <w:r>
+        <w:rPr>
+          <w:rFonts w:ascii="Century" w:hAnsi="Century"/>
+          <w:sz w:val="22"/>
+          <w:szCs w:val="22"/>
+          <w:lang w:val="en-US"/>
+        </w:rPr>
+        <w:t xml:space="preserve"> the change in the regressor estimated on</w:t>
       </w:r>
       <w:r>
         <w:rPr>
@@ -10170,7 +9865,7 @@
           <w:szCs w:val="22"/>
           <w:lang w:val="en-US"/>
         </w:rPr>
-        <w:t xml:space="preserve"> is statistically different from 0, meaning that the concerns raised in section 2.2. are not empirically supported.</w:t>
+        <w:t xml:space="preserve"> equals 0, meaning that the concerns raised in Section 2.2 are not empirically supported.</w:t>
       </w:r>
       <w:r>
         <w:rPr>
@@ -10553,7 +10248,7 @@
           <w:szCs w:val="22"/>
           <w:lang w:val="en-US"/>
         </w:rPr>
-        <w:t xml:space="preserve">It is unclear that news are incorporated within the </w:t>
+        <w:t xml:space="preserve">It is unclear whether news is incorporated within the </w:t>
       </w:r>
       <w:r>
         <w:rPr>
@@ -10589,25 +10284,25 @@
           <w:szCs w:val="22"/>
           <w:lang w:val="en-US"/>
         </w:rPr>
-        <w:t xml:space="preserve">, that news always arise </w:t>
-      </w:r>
-      <w:r>
-        <w:rPr>
-          <w:rFonts w:ascii="Century" w:hAnsi="Century"/>
-          <w:sz w:val="22"/>
-          <w:szCs w:val="22"/>
-          <w:lang w:val="en-US"/>
-        </w:rPr>
-        <w:t>during</w:t>
-      </w:r>
-      <w:r>
-        <w:rPr>
-          <w:rFonts w:ascii="Century" w:hAnsi="Century"/>
-          <w:sz w:val="22"/>
-          <w:szCs w:val="22"/>
-          <w:lang w:val="en-US"/>
-        </w:rPr>
-        <w:t xml:space="preserve"> trading days or that these effects are unreversed by the next pair of days.</w:t>
+        <w:t xml:space="preserve">, whether news always arises during trading days or whether these effects</w:t>
+      </w:r>
+      <w:r>
+        <w:rPr>
+          <w:rFonts w:ascii="Century" w:hAnsi="Century"/>
+          <w:sz w:val="22"/>
+          <w:szCs w:val="22"/>
+          <w:lang w:val="en-US"/>
+        </w:rPr>
+        <w:t xml:space="preserve"/>
+      </w:r>
+      <w:r>
+        <w:rPr>
+          <w:rFonts w:ascii="Century" w:hAnsi="Century"/>
+          <w:sz w:val="22"/>
+          <w:szCs w:val="22"/>
+          <w:lang w:val="en-US"/>
+        </w:rPr>
+        <w:t xml:space="preserve"> are unreversed by the next pair of days.</w:t>
       </w:r>
       <w:r>
         <w:rPr>
@@ -10652,25 +10347,25 @@
           <w:szCs w:val="22"/>
           <w:lang w:val="en-US"/>
         </w:rPr>
-        <w:t xml:space="preserve">, but it is also robust to </w:t>
-      </w:r>
-      <w:r>
-        <w:rPr>
-          <w:rFonts w:ascii="Century" w:hAnsi="Century"/>
-          <w:sz w:val="22"/>
-          <w:szCs w:val="22"/>
-          <w:lang w:val="en-US"/>
-        </w:rPr>
-        <w:t xml:space="preserve">almost </w:t>
-      </w:r>
-      <w:r>
-        <w:rPr>
-          <w:rFonts w:ascii="Century" w:hAnsi="Century"/>
-          <w:sz w:val="22"/>
-          <w:szCs w:val="22"/>
-          <w:lang w:val="en-US"/>
-        </w:rPr>
-        <w:t>any other pair</w:t>
+        <w:t xml:space="preserve">, but they are also robust to almost any other pair</w:t>
+      </w:r>
+      <w:r>
+        <w:rPr>
+          <w:rFonts w:ascii="Century" w:hAnsi="Century"/>
+          <w:sz w:val="22"/>
+          <w:szCs w:val="22"/>
+          <w:lang w:val="en-US"/>
+        </w:rPr>
+        <w:t xml:space="preserve"/>
+      </w:r>
+      <w:r>
+        <w:rPr>
+          <w:rFonts w:ascii="Century" w:hAnsi="Century"/>
+          <w:sz w:val="22"/>
+          <w:szCs w:val="22"/>
+          <w:lang w:val="en-US"/>
+        </w:rPr>
+        <w:t xml:space="preserve"/>
       </w:r>
       <w:r>
         <w:rPr>
@@ -10789,7 +10484,7 @@
           <w:szCs w:val="22"/>
           <w:lang w:val="en-US"/>
         </w:rPr>
-        <w:t>Eisfeldt, A. L., Schubert, G., &amp; Zhang, M. B. (2023). Generative AI and firm values (NBER Working Paper No. 31222). National Bureau of Economic Research.) </w:t>
+        <w:t xml:space="preserve">Eisfeldt, A. L., Schubert, G., &amp; Zhang, M. B. (2023). Generative AI and firm values (NBER Working Paper No. 31222). National Bureau of Economic Research. </w:t>
       </w:r>
     </w:p>
     <w:p>
@@ -10824,7 +10519,7 @@
           <w:szCs w:val="22"/>
           <w:lang w:val="en-US"/>
         </w:rPr>
-        <w:t>Fama/French 5 factors (daily) &amp; U.S. research returns Data Details</w:t>
+        <w:t xml:space="preserve">Fama/French 5 factors (daily) &amp; U.S. research returns Data Details [Data set]</w:t>
       </w:r>
       <w:r>
         <w:rPr>
@@ -10834,7 +10529,7 @@
           <w:szCs w:val="22"/>
           <w:lang w:val="en-US"/>
         </w:rPr>
-        <w:t xml:space="preserve">  </w:t>
+        <w:t xml:space="preserve"/>
       </w:r>
       <w:r>
         <w:rPr>
@@ -10845,7 +10540,7 @@
           <w:lang w:val="en-US"/>
         </w:rPr>
         <w:tab/>
-        <w:t xml:space="preserve">[Data set]. Kenneth R. French Data Library. </w:t>
+        <w:t xml:space="preserve">. Kenneth R. French Data Library. </w:t>
       </w:r>
       <w:r>
         <w:rPr>

--- a/RMfF_Final 1.docx
+++ b/RMfF_Final 1.docx
@@ -5125,7 +5125,7 @@
           <w:szCs w:val="22"/>
           <w:lang w:val="en-US"/>
         </w:rPr>
-        <w:t>Starting from 4,844 firms, we keep firms headquartered in the United States (4,094), as the exposure measure is built on US jobs. We then keep ordinary common shares only, which removes 1,235 exchange-traded funds, 221 closed-end funds and 2 depositary receipts: these investment vehicles carry the workforce exposure of the asset manager that sponsors them rather than that of an operating firm. We require at least 150 daily returns during the one-year estimation period so that each firm's market beta is reliably estimated (2,</w:t>
+        <w:t xml:space="preserve">Starting from 4,844 firms, we keep firms headquartered in the United States (4,094), as the exposure measure is built on US jobs. We then keep ordinary common shares only, which removes 1,235 exchange-traded funds, 221 closed-end funds and 2 depositary receipts: these investment vehicles carry the workforce exposure of the asset manager that sponsors them rather than that of an operating firm. We require at least 150 daily returns during the estimation window (t = −253 to −46) so that each firm's market beta is reliably estimated (2,</w:t>
       </w:r>
       <w:r>
         <w:rPr>
@@ -8959,7 +8959,7 @@
           <w:lang w:val="en-US"/>
         </w:rPr>
         <w:lastRenderedPageBreak/>
-        <w:t>t-statistics based on heteroskedasticity-robust (HC1) standard errors; CAR are portfolio cumulative abnormal returns as described in Section 4.1 (top vs. bottom Exposure quintile, weighted on Nov 29, 2022, market-cap weights), summed over t=0...10; Baseline AR = daily excess return minus French's Mkt-RF; CAPM and FF firm CARs use loadings estimated May 18 - Nov 14, 2022; Regressions are WLS (weights = Nov 29, 2022, market cap) and introduce Book-to-market as a control; FE is 3-digit NAICS where marked and applies to the Exposure regression only (categories with &gt;=10 firms); Significance: * p&lt;0.10, ** p&lt;0.05, *** p&lt;0.01.</w:t>
+        <w:t xml:space="preserve">t-statistics based on heteroskedasticity-robust (HC1) standard errors; CAR are portfolio cumulative abnormal returns as described in Section 4.1 (top vs. bottom Exposure quintile, weighted on Nov 29, 2022, market-cap weights), summed over t=0...10; Baseline AR = daily excess return minus French's Mkt-RF; CAPM and FF firm CARs use loadings estimated over t = −253 to −46; Regressions are WLS (weights = Nov 29, 2022, market cap) and introduce Book-to-market as a control; FE is 3-digit NAICS where marked and applies to the Exposure regression only (categories with &gt;=10 firms); Significance: * p&lt;0.10, ** p&lt;0.05, *** p&lt;0.01.</w:t>
       </w:r>
     </w:p>
     <w:p>
